--- a/Disertatie_Documentatie_MateiRares.docx
+++ b/Disertatie_Documentatie_MateiRares.docx
@@ -5,1659 +5,107 @@
     <w:p>
       <w:pPr>
         <w:ind w:left="-720" w:right="-720"/>
+      </w:pPr>
+    </w:p>
+    <w:p>
+      <w:pPr>
+        <w:ind w:left="-720" w:right="-720"/>
+      </w:pPr>
+    </w:p>
+    <w:p>
+      <w:pPr>
+        <w:shd w:val="clear" w:color="auto" w:fill="FFFFFF"/>
+      </w:pPr>
+      <w:r>
+        <w:t xml:space="preserve"> ??? </w:t>
+      </w:r>
+    </w:p>
+    <w:p>
+      <w:pPr>
+        <w:shd w:val="clear" w:color="auto" w:fill="FFFFFF"/>
+      </w:pPr>
+      <w:r>
         <w:rPr>
           <w:b/>
           <w:bCs/>
         </w:rPr>
-      </w:pPr>
+        <w:t xml:space="preserve"># </w:t>
+      </w:r>
+      <w:proofErr w:type="spellStart"/>
       <w:r>
         <w:rPr>
           <w:b/>
           <w:bCs/>
         </w:rPr>
-        <w:t xml:space="preserve">Protocol de </w:t>
-      </w:r>
-      <w:proofErr w:type="spellStart"/>
+        <w:t>clientul</w:t>
+      </w:r>
+      <w:proofErr w:type="spellEnd"/>
       <w:r>
         <w:rPr>
           <w:b/>
           <w:bCs/>
         </w:rPr>
-        <w:t>autentificare</w:t>
-      </w:r>
-      <w:proofErr w:type="spellEnd"/>
+        <w:t xml:space="preserve"> are un client id pe care il </w:t>
+      </w:r>
+      <w:proofErr w:type="spellStart"/>
       <w:r>
         <w:rPr>
           <w:b/>
           <w:bCs/>
         </w:rPr>
-        <w:t xml:space="preserve"> OAuth cu Schnorr ZKP: Securitate </w:t>
-      </w:r>
-      <w:proofErr w:type="spellStart"/>
+        <w:t>trimite</w:t>
+      </w:r>
+      <w:proofErr w:type="spellEnd"/>
       <w:r>
         <w:rPr>
           <w:b/>
           <w:bCs/>
         </w:rPr>
-        <w:t>fără</w:t>
-      </w:r>
-      <w:proofErr w:type="spellEnd"/>
+        <w:t xml:space="preserve"> cand </w:t>
+      </w:r>
+      <w:proofErr w:type="spellStart"/>
       <w:r>
         <w:rPr>
           <w:b/>
           <w:bCs/>
         </w:rPr>
-        <w:t xml:space="preserve"> </w:t>
-      </w:r>
-      <w:proofErr w:type="spellStart"/>
+        <w:t>trimite</w:t>
+      </w:r>
+      <w:proofErr w:type="spellEnd"/>
       <w:r>
         <w:rPr>
           <w:b/>
           <w:bCs/>
         </w:rPr>
-        <w:t>partajare</w:t>
-      </w:r>
-      <w:proofErr w:type="spellEnd"/>
+        <w:t xml:space="preserve"> prima data </w:t>
+      </w:r>
+      <w:proofErr w:type="spellStart"/>
       <w:r>
         <w:rPr>
           <w:b/>
           <w:bCs/>
         </w:rPr>
-        <w:t xml:space="preserve"> de secrete</w:t>
-      </w:r>
-    </w:p>
-    <w:p>
-      <w:pPr>
-        <w:ind w:left="-720" w:right="-720"/>
-      </w:pPr>
-    </w:p>
-    <w:p>
-      <w:pPr>
-        <w:ind w:left="-720" w:right="-720"/>
-      </w:pPr>
-      <w:proofErr w:type="spellStart"/>
-      <w:r>
-        <w:t>oauth</w:t>
-      </w:r>
-      <w:proofErr w:type="spellEnd"/>
-      <w:r>
-        <w:t xml:space="preserve"> </w:t>
-      </w:r>
-    </w:p>
-    <w:p>
-      <w:pPr>
-        <w:ind w:left="-720" w:right="-720"/>
-      </w:pPr>
-      <w:hyperlink r:id="rId7">
-        <w:r>
-          <w:rPr>
-            <w:color w:val="1155CC"/>
-            <w:u w:val="single"/>
-          </w:rPr>
-          <w:t>https://oauth.net/2/</w:t>
-        </w:r>
-      </w:hyperlink>
-      <w:r>
-        <w:t xml:space="preserve"> </w:t>
-      </w:r>
-    </w:p>
-    <w:p>
-      <w:pPr>
-        <w:ind w:left="-720" w:right="-720"/>
-      </w:pPr>
-      <w:hyperlink r:id="rId8">
-        <w:r>
-          <w:rPr>
-            <w:color w:val="1155CC"/>
-            <w:u w:val="single"/>
-          </w:rPr>
-          <w:t>https://datatracker.ietf.org/doc/html/rfc6749</w:t>
-        </w:r>
-      </w:hyperlink>
-      <w:r>
-        <w:t xml:space="preserve"> </w:t>
-      </w:r>
-      <w:proofErr w:type="spellStart"/>
-      <w:r>
-        <w:t>oauth</w:t>
-      </w:r>
-      <w:proofErr w:type="spellEnd"/>
-      <w:r>
-        <w:t xml:space="preserve"> </w:t>
-      </w:r>
-      <w:proofErr w:type="spellStart"/>
-      <w:r>
-        <w:t>rfc</w:t>
-      </w:r>
-      <w:proofErr w:type="spellEnd"/>
-    </w:p>
-    <w:p>
-      <w:pPr>
-        <w:ind w:left="-720" w:right="-720"/>
-      </w:pPr>
-      <w:hyperlink r:id="rId9">
-        <w:r>
-          <w:rPr>
-            <w:color w:val="1155CC"/>
-            <w:u w:val="single"/>
-          </w:rPr>
-          <w:t>https://ieeexplore.ieee.org/abstract/document/6625487</w:t>
-        </w:r>
-      </w:hyperlink>
-      <w:r>
-        <w:t xml:space="preserve"> shows how token leakage, traffic sniffing, and replay attacks can compromise OAuth systems</w:t>
-      </w:r>
-    </w:p>
-    <w:p>
-      <w:pPr>
-        <w:ind w:left="-720" w:right="-720"/>
-      </w:pPr>
-      <w:hyperlink r:id="rId10">
-        <w:r>
-          <w:rPr>
-            <w:color w:val="1155CC"/>
-            <w:u w:val="single"/>
-          </w:rPr>
-          <w:t>https://ieeexplore.ieee.org/abstract/document/6123701</w:t>
-        </w:r>
-      </w:hyperlink>
-      <w:r>
-        <w:t xml:space="preserve">  - more on what </w:t>
-      </w:r>
-      <w:proofErr w:type="spellStart"/>
-      <w:r>
-        <w:t>oauth</w:t>
-      </w:r>
-      <w:proofErr w:type="spellEnd"/>
-      <w:r>
-        <w:t xml:space="preserve"> is used for</w:t>
-      </w:r>
-    </w:p>
-    <w:p>
-      <w:pPr>
-        <w:ind w:left="-720" w:right="-720"/>
-      </w:pPr>
-      <w:hyperlink r:id="rId11">
-        <w:r>
-          <w:rPr>
-            <w:color w:val="1155CC"/>
-            <w:u w:val="single"/>
-          </w:rPr>
-          <w:t>https://oauth.net/</w:t>
-        </w:r>
-      </w:hyperlink>
-      <w:r>
-        <w:t xml:space="preserve"> - official site</w:t>
-      </w:r>
-    </w:p>
-    <w:p>
-      <w:pPr>
-        <w:ind w:left="-720" w:right="-720"/>
-      </w:pPr>
-      <w:hyperlink r:id="rId12">
-        <w:r>
-          <w:rPr>
-            <w:color w:val="1155CC"/>
-            <w:u w:val="single"/>
-          </w:rPr>
-          <w:t>https://datatracker.ietf.org/doc/html/draft-ietf-oauth-v2-1</w:t>
-        </w:r>
-      </w:hyperlink>
-      <w:r>
-        <w:t xml:space="preserve"> - last draft for v2.1</w:t>
-      </w:r>
-    </w:p>
-    <w:p>
-      <w:pPr>
-        <w:ind w:left="-720" w:right="-720"/>
-      </w:pPr>
-    </w:p>
-    <w:p>
-      <w:pPr>
-        <w:ind w:left="-720" w:right="-720"/>
-      </w:pPr>
-      <w:r>
-        <w:t>Schnorr</w:t>
-      </w:r>
-    </w:p>
-    <w:p>
-      <w:pPr>
-        <w:ind w:left="-720" w:right="-720"/>
-      </w:pPr>
-      <w:hyperlink r:id="rId13">
-        <w:r>
-          <w:rPr>
-            <w:color w:val="1155CC"/>
-            <w:u w:val="single"/>
-          </w:rPr>
-          <w:t>https://link.springer.com/article/10.1007/bf00196725</w:t>
-        </w:r>
-      </w:hyperlink>
-      <w:r>
-        <w:t xml:space="preserve"> - first publication about </w:t>
-      </w:r>
-      <w:proofErr w:type="spellStart"/>
-      <w:r>
-        <w:t>schnorr</w:t>
-      </w:r>
-      <w:proofErr w:type="spellEnd"/>
-      <w:r>
-        <w:t xml:space="preserve"> signature algorithm</w:t>
-      </w:r>
-    </w:p>
-    <w:p>
-      <w:pPr>
-        <w:ind w:left="-720" w:right="-720"/>
-      </w:pPr>
-      <w:hyperlink r:id="rId14">
-        <w:r>
-          <w:rPr>
-            <w:color w:val="1155CC"/>
-            <w:u w:val="single"/>
-          </w:rPr>
-          <w:t>https://github.com/zk-Call/zkp-hmac-communication-js?tab=readme-ov-file</w:t>
-        </w:r>
-      </w:hyperlink>
-      <w:r>
-        <w:t xml:space="preserve"> - JavaScript implementation of a Schnorr-style zero-knowledge proof protocol combined with HMAC communication that lets a prover demonstrate knowledge of a secret (without revealing it) and authenticate messages securely between a client and server.</w:t>
-      </w:r>
-    </w:p>
-    <w:p>
-      <w:pPr>
-        <w:ind w:left="-720" w:right="-720"/>
-      </w:pPr>
-    </w:p>
-    <w:p>
-      <w:pPr>
-        <w:ind w:left="-720" w:right="-720"/>
-      </w:pPr>
-      <w:r>
-        <w:t xml:space="preserve">Books that consider </w:t>
-      </w:r>
-      <w:proofErr w:type="spellStart"/>
-      <w:r>
-        <w:t>schnorr</w:t>
-      </w:r>
-      <w:proofErr w:type="spellEnd"/>
-      <w:r>
-        <w:t xml:space="preserve"> for </w:t>
-      </w:r>
-      <w:proofErr w:type="spellStart"/>
-      <w:r>
-        <w:t>zkp</w:t>
-      </w:r>
-      <w:proofErr w:type="spellEnd"/>
-      <w:r>
-        <w:t xml:space="preserve"> authentication and comparison with other algorithms</w:t>
-      </w:r>
-    </w:p>
-    <w:p>
-      <w:pPr>
-        <w:ind w:left="-720" w:right="-720"/>
-      </w:pPr>
-      <w:hyperlink r:id="rId15">
-        <w:r>
-          <w:rPr>
-            <w:color w:val="1155CC"/>
-            <w:u w:val="single"/>
-          </w:rPr>
-          <w:t>https://theswissbay.ch/pdf/Gentoomen%20Library/Cryptography/Handbook%20of%20Applied%20Cryptography%20-%20Alfred%20J.%20Menezes.pdf</w:t>
-        </w:r>
-      </w:hyperlink>
-      <w:r>
-        <w:t xml:space="preserve"> </w:t>
-      </w:r>
-    </w:p>
-    <w:p>
-      <w:pPr>
-        <w:ind w:left="-720" w:right="-720"/>
-      </w:pPr>
-      <w:hyperlink r:id="rId16">
-        <w:r>
-          <w:rPr>
-            <w:color w:val="1155CC"/>
-            <w:u w:val="single"/>
-          </w:rPr>
-          <w:t>https://eclass.uniwa.gr/modules/document/file.php/CSCYB105/Reading%20Material/%5BJonathan_Katz%2C_Yehuda_Lindell%5D_Introduction_to_Mo%282nd%29.pdf</w:t>
-        </w:r>
-      </w:hyperlink>
-      <w:r>
-        <w:t xml:space="preserve"> </w:t>
-      </w:r>
-    </w:p>
-    <w:p>
-      <w:pPr>
-        <w:ind w:left="-720" w:right="-720"/>
-      </w:pPr>
-    </w:p>
-    <w:p>
-      <w:pPr>
-        <w:ind w:left="-720" w:right="-720"/>
-      </w:pPr>
-      <w:r>
-        <w:t xml:space="preserve">Miscellaneous about </w:t>
-      </w:r>
-      <w:proofErr w:type="spellStart"/>
-      <w:r>
-        <w:t>schnorr</w:t>
-      </w:r>
-      <w:proofErr w:type="spellEnd"/>
-    </w:p>
-    <w:p>
-      <w:pPr>
-        <w:ind w:left="-720" w:right="-720"/>
-      </w:pPr>
-      <w:hyperlink r:id="rId17">
-        <w:r>
-          <w:rPr>
-            <w:color w:val="1155CC"/>
-            <w:u w:val="single"/>
-          </w:rPr>
-          <w:t>https://en.wikipedia.org/wiki/Schnorr_signature</w:t>
-        </w:r>
-      </w:hyperlink>
-      <w:r>
-        <w:t xml:space="preserve"> </w:t>
-      </w:r>
-    </w:p>
-    <w:p>
-      <w:pPr>
-        <w:ind w:left="-720" w:right="-720"/>
-      </w:pPr>
-      <w:hyperlink r:id="rId18">
-        <w:r>
-          <w:rPr>
-            <w:color w:val="1155CC"/>
-            <w:u w:val="single"/>
-          </w:rPr>
-          <w:t>https://www.geeksforgeeks.org/computer-networks/schnorr-digital-signature/</w:t>
-        </w:r>
-      </w:hyperlink>
-      <w:r>
-        <w:t xml:space="preserve"> </w:t>
-      </w:r>
-    </w:p>
-    <w:p>
-      <w:pPr>
-        <w:ind w:left="-720" w:right="-720"/>
-      </w:pPr>
-      <w:hyperlink r:id="rId19">
-        <w:r>
-          <w:rPr>
-            <w:color w:val="1155CC"/>
-            <w:u w:val="single"/>
-          </w:rPr>
-          <w:t>https://www.geeksforgeeks.org/software-engineering/schnorr-identification-scheme/</w:t>
-        </w:r>
-      </w:hyperlink>
-      <w:r>
-        <w:t xml:space="preserve"> </w:t>
-      </w:r>
-    </w:p>
-    <w:p>
-      <w:pPr>
-        <w:ind w:left="-720" w:right="-720"/>
-      </w:pPr>
-      <w:hyperlink r:id="rId20">
-        <w:r>
-          <w:rPr>
-            <w:color w:val="1155CC"/>
-            <w:u w:val="single"/>
-          </w:rPr>
-          <w:t>https://www.rfc-editor.org/rfc/rfc8235.html</w:t>
-        </w:r>
-      </w:hyperlink>
-      <w:r>
-        <w:t xml:space="preserve"> - Schnorr Non‑interactive Zero‑Knowledge (NIZK) Proof, describing how to prove knowledge of a discrete logarithm (e.g., a secret key) without revealing it</w:t>
-      </w:r>
-    </w:p>
-    <w:p>
-      <w:pPr>
-        <w:ind w:left="-720" w:right="-720"/>
-      </w:pPr>
-      <w:hyperlink r:id="rId21">
-        <w:r>
-          <w:rPr>
-            <w:color w:val="1155CC"/>
-            <w:u w:val="single"/>
-          </w:rPr>
-          <w:t>https://www.zkdocs.com/docs/zkdocs/zero-knowledge-protocols/schnorr/</w:t>
-        </w:r>
-      </w:hyperlink>
-      <w:r>
-        <w:t xml:space="preserve"> - diagram and explanations of </w:t>
-      </w:r>
-      <w:proofErr w:type="gramStart"/>
-      <w:r>
-        <w:t>a</w:t>
-      </w:r>
-      <w:proofErr w:type="gramEnd"/>
-      <w:r>
-        <w:t xml:space="preserve"> identification way using </w:t>
-      </w:r>
-      <w:proofErr w:type="spellStart"/>
-      <w:r>
-        <w:t>schnorr</w:t>
-      </w:r>
-      <w:proofErr w:type="spellEnd"/>
-      <w:r>
-        <w:t xml:space="preserve"> (continued here also </w:t>
-      </w:r>
-      <w:hyperlink r:id="rId22">
-        <w:r>
-          <w:rPr>
-            <w:color w:val="1155CC"/>
-            <w:u w:val="single"/>
-          </w:rPr>
-          <w:t>https://crypto.stanford.edu/cs355/19sp/lec5.pdf</w:t>
-        </w:r>
-      </w:hyperlink>
-      <w:r>
-        <w:t xml:space="preserve"> )</w:t>
-      </w:r>
-    </w:p>
-    <w:p>
-      <w:pPr>
-        <w:ind w:left="-720" w:right="-720"/>
-      </w:pPr>
-    </w:p>
-    <w:p>
-      <w:pPr>
-        <w:ind w:left="-720" w:right="-720"/>
-      </w:pPr>
-      <w:proofErr w:type="spellStart"/>
-      <w:r>
-        <w:t>Zkp</w:t>
-      </w:r>
-      <w:proofErr w:type="spellEnd"/>
-    </w:p>
-    <w:p>
-      <w:pPr>
-        <w:ind w:left="-720" w:right="-720"/>
-      </w:pPr>
-      <w:hyperlink r:id="rId23">
-        <w:r>
-          <w:rPr>
-            <w:color w:val="1155CC"/>
-            <w:u w:val="single"/>
-          </w:rPr>
-          <w:t>https://people.csail.mit.edu/silvio/Selected%20Scientific%20Papers/Proof%20Systems/The_Knowledge_Complexity_Of_Interactive_Proof_Systems.pdf</w:t>
-        </w:r>
-      </w:hyperlink>
-      <w:r>
-        <w:t xml:space="preserve"> definitions of </w:t>
-      </w:r>
-      <w:proofErr w:type="spellStart"/>
-      <w:r>
-        <w:t>zkp</w:t>
-      </w:r>
-      <w:proofErr w:type="spellEnd"/>
-    </w:p>
-    <w:p>
-      <w:pPr>
-        <w:ind w:left="-720" w:right="-720"/>
-      </w:pPr>
-      <w:hyperlink r:id="rId24">
-        <w:r>
-          <w:rPr>
-            <w:color w:val="1155CC"/>
-            <w:u w:val="single"/>
-          </w:rPr>
-          <w:t>https://www.academia.edu/43094897/Overview_and_Applications_of_Zero_Knowledge_Proof_ZKP</w:t>
-        </w:r>
-      </w:hyperlink>
-      <w:r>
-        <w:t xml:space="preserve"> -applications of </w:t>
-      </w:r>
-      <w:proofErr w:type="spellStart"/>
-      <w:r>
-        <w:t>zkp</w:t>
-      </w:r>
-      <w:proofErr w:type="spellEnd"/>
-    </w:p>
-    <w:p>
-      <w:pPr>
-        <w:ind w:left="-720" w:right="-720"/>
-      </w:pPr>
-      <w:hyperlink r:id="rId25">
-        <w:r>
-          <w:rPr>
-            <w:color w:val="1155CC"/>
-            <w:u w:val="single"/>
-          </w:rPr>
-          <w:t>https://eprint.iacr.org/2018/46</w:t>
-        </w:r>
-      </w:hyperlink>
-      <w:r>
-        <w:t xml:space="preserve">  first practical implementation of transparent, post‑quantum secure zero‑knowledge proofs (ZK‑STARKs) that can be verified extremely efficiently (sublinear in data size) without relying on trusted setup</w:t>
-      </w:r>
-    </w:p>
-    <w:p>
-      <w:pPr>
-        <w:ind w:left="-720" w:right="-720"/>
-      </w:pPr>
-      <w:hyperlink r:id="rId26">
-        <w:r>
-          <w:rPr>
-            <w:color w:val="1155CC"/>
-            <w:u w:val="single"/>
-          </w:rPr>
-          <w:t>https://eprint.iacr.org/2025/921</w:t>
-        </w:r>
-      </w:hyperlink>
-      <w:r>
-        <w:t xml:space="preserve"> - introduces </w:t>
-      </w:r>
-      <w:proofErr w:type="spellStart"/>
-      <w:r>
-        <w:t>zkAt</w:t>
-      </w:r>
-      <w:proofErr w:type="spellEnd"/>
-      <w:r>
-        <w:t>, zero-knowledge authentication primitive that enables users to prove they satisfy authentication policies (such as signing requirements) without revealing those policies or sensitive details</w:t>
-      </w:r>
-    </w:p>
-    <w:p>
-      <w:pPr>
-        <w:ind w:left="-720" w:right="-720"/>
-      </w:pPr>
-      <w:hyperlink r:id="rId27">
-        <w:r>
-          <w:rPr>
-            <w:color w:val="1155CC"/>
-            <w:u w:val="single"/>
-          </w:rPr>
-          <w:t>https://www.mdpi.com/2079-9292/13/14/2730</w:t>
-        </w:r>
-      </w:hyperlink>
-      <w:r>
-        <w:t xml:space="preserve"> - blockchain authentication scheme using </w:t>
-      </w:r>
-      <w:proofErr w:type="spellStart"/>
-      <w:r>
-        <w:t>zk</w:t>
-      </w:r>
-      <w:proofErr w:type="spellEnd"/>
-      <w:r>
-        <w:t>-SNARK zero-knowledge proofs that enables privacy-preserving, anonymous user authentication while also allowing proactive revocation of credentials</w:t>
-      </w:r>
-    </w:p>
-    <w:p>
-      <w:pPr>
-        <w:ind w:left="-720" w:right="-720"/>
-      </w:pPr>
-      <w:hyperlink r:id="rId28">
-        <w:r>
-          <w:rPr>
-            <w:color w:val="1155CC"/>
-            <w:u w:val="single"/>
-          </w:rPr>
-          <w:t>https://www.e3s-conferences.org/articles/e3sconf/abs/2023/106/e3sconf_icegc2023_00085/e3sconf_icegc2023_00085.html</w:t>
-        </w:r>
-      </w:hyperlink>
-      <w:r>
-        <w:t xml:space="preserve">  </w:t>
-      </w:r>
-      <w:r>
-        <w:lastRenderedPageBreak/>
-        <w:t xml:space="preserve">investigates how Zero-Knowledge Proofs (ZKP) can be integrated with OAuth 2.0 to improve anonymity and security in multi-agent distributed systems, exploring ways to verify claims without exposing sensitive </w:t>
-      </w:r>
-      <w:proofErr w:type="gramStart"/>
-      <w:r>
-        <w:t>data(</w:t>
-      </w:r>
-      <w:proofErr w:type="spellStart"/>
-      <w:proofErr w:type="gramEnd"/>
-      <w:r>
-        <w:t>schnorr</w:t>
-      </w:r>
-      <w:proofErr w:type="spellEnd"/>
-      <w:r>
-        <w:t xml:space="preserve"> is not included)</w:t>
-      </w:r>
-    </w:p>
-    <w:p>
-      <w:pPr>
-        <w:ind w:left="-720" w:right="-720"/>
-      </w:pPr>
-    </w:p>
-    <w:p>
-      <w:pPr>
-        <w:ind w:left="-720" w:right="-720"/>
-      </w:pPr>
-      <w:hyperlink r:id="rId29">
-        <w:r>
-          <w:rPr>
-            <w:color w:val="1155CC"/>
-            <w:u w:val="single"/>
-          </w:rPr>
-          <w:t>https://scholar.dsu.edu/theses/425/</w:t>
-        </w:r>
-      </w:hyperlink>
-      <w:r>
-        <w:t xml:space="preserve"> token‑based authentication and authorization method using zero‑knowledge proofs to enhance web API security and privacy, demonstrating improved performance and resilience compared to traditional API authentication techniques</w:t>
-      </w:r>
-    </w:p>
-    <w:p>
-      <w:pPr>
-        <w:ind w:left="-720" w:right="-720"/>
-      </w:pPr>
-    </w:p>
-    <w:p>
-      <w:pPr>
-        <w:ind w:left="-720" w:right="-720"/>
-      </w:pPr>
-      <w:r>
-        <w:t xml:space="preserve">TLS </w:t>
-      </w:r>
-    </w:p>
-    <w:p>
-      <w:pPr>
-        <w:ind w:left="-720" w:right="-720"/>
-      </w:pPr>
-      <w:hyperlink r:id="rId30">
-        <w:r>
-          <w:rPr>
-            <w:color w:val="1155CC"/>
-            <w:u w:val="single"/>
-          </w:rPr>
-          <w:t>https://www.rfc-editor.org/rfc/rfc8446</w:t>
-        </w:r>
-      </w:hyperlink>
-      <w:r>
-        <w:t xml:space="preserve"> - latest </w:t>
-      </w:r>
-      <w:proofErr w:type="spellStart"/>
-      <w:r>
-        <w:t>rfc</w:t>
-      </w:r>
-      <w:proofErr w:type="spellEnd"/>
-      <w:r>
-        <w:t xml:space="preserve"> on TLS (former SSL), talks about the standard, improvements on the protocol and notes the known attacks (like 0‑RTT replay attacks, side channels, and traffic </w:t>
-      </w:r>
-      <w:proofErr w:type="gramStart"/>
-      <w:r>
-        <w:t>analysis )</w:t>
-      </w:r>
-      <w:proofErr w:type="gramEnd"/>
-    </w:p>
-    <w:p>
-      <w:pPr>
-        <w:ind w:left="-720" w:right="-720"/>
-      </w:pPr>
-      <w:hyperlink r:id="rId31">
-        <w:r>
-          <w:rPr>
-            <w:color w:val="1155CC"/>
-            <w:u w:val="single"/>
-          </w:rPr>
-          <w:t>https://www.mdpi.com/2410-387X/9/4/73</w:t>
-        </w:r>
-      </w:hyperlink>
-      <w:r>
-        <w:t xml:space="preserve"> - discusses a future threat to TLS posed by quantum computers. It emphasizes that if post‑quantum cryptography (PQC) is not implemented, the current key exchange mechanisms would become insecure, leaving all previously and future transmitted data vulnerable to compromise</w:t>
-      </w:r>
-    </w:p>
-    <w:p>
-      <w:pPr>
-        <w:ind w:left="-720" w:right="-720"/>
-      </w:pPr>
-      <w:hyperlink r:id="rId32">
-        <w:r>
-          <w:rPr>
-            <w:color w:val="1155CC"/>
-            <w:u w:val="single"/>
-          </w:rPr>
-          <w:t>https://www.mdpi.com/2079-9292/13/20/4000</w:t>
-        </w:r>
-      </w:hyperlink>
-      <w:r>
-        <w:t xml:space="preserve"> - TLS 1.3 strengthens privacy so much that analyzing traffic becomes technically challenging, and current methods are often insufficient.</w:t>
-      </w:r>
-    </w:p>
-    <w:p>
-      <w:pPr>
-        <w:ind w:left="-720" w:right="-720"/>
-      </w:pPr>
-      <w:hyperlink r:id="rId33">
-        <w:r>
-          <w:rPr>
-            <w:color w:val="1155CC"/>
-            <w:u w:val="single"/>
-          </w:rPr>
-          <w:t>https://www.techradar.com/pro/what-the-post-quantum-shift-means-for-your-security-strategy</w:t>
-        </w:r>
-      </w:hyperlink>
-      <w:r>
-        <w:t xml:space="preserve"> </w:t>
-      </w:r>
-      <w:r>
-        <w:br/>
-      </w:r>
-      <w:hyperlink r:id="rId34">
-        <w:r>
-          <w:rPr>
-            <w:color w:val="1155CC"/>
-            <w:u w:val="single"/>
-          </w:rPr>
-          <w:t>https://engineering.fb.com/2024/05/22/security/post-quantum-readiness-tls-pqr-meta/</w:t>
-        </w:r>
-      </w:hyperlink>
-      <w:r>
-        <w:t xml:space="preserve"> - meta tries to add PQC</w:t>
-      </w:r>
-    </w:p>
-    <w:p>
-      <w:pPr>
-        <w:ind w:left="-720" w:right="-720"/>
-      </w:pPr>
-    </w:p>
-    <w:p>
-      <w:pPr>
-        <w:ind w:left="-720" w:right="-720"/>
-      </w:pPr>
-      <w:hyperlink r:id="rId35">
-        <w:r>
-          <w:rPr>
-            <w:color w:val="1155CC"/>
-            <w:u w:val="single"/>
-          </w:rPr>
-          <w:t>https://www.sciencedirect.com/science/article/abs/pii/S1574013725000140</w:t>
-        </w:r>
-      </w:hyperlink>
-      <w:r>
-        <w:t xml:space="preserve"> - notes real-world implementation weaknesses and potential attack risks (misuses that could bring side‑channel, network attacks, zero‑day exploits), and emphasizes the need for future countermeasures and improved security practices.</w:t>
-      </w:r>
-    </w:p>
-    <w:p>
-      <w:pPr>
-        <w:ind w:left="-720" w:right="-720"/>
-      </w:pPr>
-      <w:hyperlink r:id="rId36">
-        <w:r>
-          <w:rPr>
-            <w:color w:val="1155CC"/>
-            <w:u w:val="single"/>
-          </w:rPr>
-          <w:t>https://www.diva-portal.org/smash/get/diva2%3A1742628/FULLTEXT01.pdf</w:t>
-        </w:r>
-      </w:hyperlink>
-      <w:r>
-        <w:t xml:space="preserve"> - studies the side‑channel vulnerabilities of post‑quantum cryptographic algorithms (Saber, CRYSTALS‑Kyber) and shows that even quantum‑safe schemes can be compromised in practice if implementations leak information through physical channels, highlighting the need for stronger resistance in future PQC designs</w:t>
-      </w:r>
-    </w:p>
-    <w:p>
-      <w:pPr>
-        <w:ind w:left="-720" w:right="-720"/>
-      </w:pPr>
-    </w:p>
-    <w:p>
-      <w:pPr>
-        <w:ind w:left="-720" w:right="-720"/>
-      </w:pPr>
-    </w:p>
-    <w:p>
-      <w:pPr>
-        <w:ind w:left="-720" w:right="-720"/>
-      </w:pPr>
-      <w:r>
-        <w:t>Other similar projects/researches</w:t>
-      </w:r>
-    </w:p>
-    <w:p>
-      <w:pPr>
-        <w:ind w:left="-720" w:right="-720"/>
-      </w:pPr>
-      <w:hyperlink r:id="rId37">
-        <w:r>
-          <w:rPr>
-            <w:color w:val="1155CC"/>
-            <w:u w:val="single"/>
-          </w:rPr>
-          <w:t>https://nostrcg.github.io/http-schnorr-auth</w:t>
-        </w:r>
-      </w:hyperlink>
-      <w:r>
-        <w:t xml:space="preserve"> - draft implementation of auth through </w:t>
-      </w:r>
-      <w:proofErr w:type="spellStart"/>
-      <w:r>
-        <w:t>schnorr</w:t>
-      </w:r>
-      <w:proofErr w:type="spellEnd"/>
-    </w:p>
-    <w:p>
-      <w:pPr>
-        <w:ind w:left="-720" w:right="-720"/>
-      </w:pPr>
-      <w:hyperlink r:id="rId38">
-        <w:r>
-          <w:rPr>
-            <w:color w:val="1155CC"/>
-            <w:u w:val="single"/>
-          </w:rPr>
-          <w:t>https://medium.com/%40prathyusha756/efficacy-of-schnorr-signature-for-stateless-authentication-5ae5d65ec5d3</w:t>
-        </w:r>
-      </w:hyperlink>
-      <w:r>
-        <w:t xml:space="preserve"> - discussing efficiency of </w:t>
-      </w:r>
-      <w:proofErr w:type="gramStart"/>
-      <w:r>
-        <w:t>a</w:t>
-      </w:r>
-      <w:proofErr w:type="gramEnd"/>
-      <w:r>
-        <w:t xml:space="preserve"> authentication system with </w:t>
-      </w:r>
-      <w:proofErr w:type="spellStart"/>
-      <w:r>
-        <w:t>schnorr</w:t>
-      </w:r>
-      <w:proofErr w:type="spellEnd"/>
-    </w:p>
-    <w:p>
-      <w:pPr>
-        <w:ind w:left="-720" w:right="-720"/>
-      </w:pPr>
-    </w:p>
-    <w:p>
-      <w:pPr>
-        <w:ind w:left="-720" w:right="-720"/>
-      </w:pPr>
-    </w:p>
-    <w:p>
-      <w:pPr>
-        <w:ind w:left="-720" w:right="-720"/>
-      </w:pPr>
-      <w:r>
-        <w:t xml:space="preserve">Quantum </w:t>
-      </w:r>
-    </w:p>
-    <w:p>
-      <w:pPr>
-        <w:ind w:left="-720" w:right="-720"/>
-      </w:pPr>
-      <w:hyperlink r:id="rId39">
-        <w:r>
-          <w:rPr>
-            <w:color w:val="1155CC"/>
-            <w:u w:val="single"/>
-          </w:rPr>
-          <w:t>https://eprint.iacr.org/2015/1075.pdf</w:t>
-        </w:r>
-      </w:hyperlink>
-      <w:r>
-        <w:t xml:space="preserve"> - analyzes the impending threat that large‑scale quantum computers pose to current public‑key cryptography</w:t>
-      </w:r>
-    </w:p>
-    <w:p>
-      <w:pPr>
-        <w:ind w:left="-720" w:right="-720"/>
-      </w:pPr>
-    </w:p>
-    <w:p>
-      <w:pPr>
-        <w:ind w:left="-720" w:right="-720"/>
-      </w:pPr>
-      <w:r>
-        <w:t>Algorithm similar to Schnorr</w:t>
-      </w:r>
-    </w:p>
-    <w:p>
-      <w:pPr>
-        <w:ind w:left="-720" w:right="-720"/>
-      </w:pPr>
-      <w:hyperlink r:id="rId40">
-        <w:r>
-          <w:rPr>
-            <w:color w:val="1155CC"/>
-            <w:u w:val="single"/>
-          </w:rPr>
-          <w:t>https://datatracker.ietf.org/doc/html/rfc5054</w:t>
-        </w:r>
-      </w:hyperlink>
-      <w:r>
-        <w:t xml:space="preserve"> </w:t>
-      </w:r>
-    </w:p>
-    <w:p>
-      <w:pPr>
-        <w:ind w:left="-720" w:right="-720"/>
-      </w:pPr>
-    </w:p>
-    <w:p>
-      <w:pPr>
-        <w:ind w:left="-720" w:right="-720"/>
-      </w:pPr>
-      <w:r>
-        <w:t>ZKP Authentication Protocols</w:t>
-      </w:r>
-    </w:p>
-    <w:p>
-      <w:pPr>
-        <w:ind w:left="-720" w:right="-720"/>
-      </w:pPr>
-      <w:hyperlink r:id="rId41">
-        <w:r>
-          <w:rPr>
-            <w:color w:val="1155CC"/>
-            <w:u w:val="single"/>
-          </w:rPr>
-          <w:t>https://asecuritysite.com/pake</w:t>
-        </w:r>
-      </w:hyperlink>
-      <w:r>
-        <w:t xml:space="preserve"> </w:t>
-      </w:r>
-    </w:p>
-    <w:p>
-      <w:pPr>
-        <w:ind w:left="-720" w:right="-720"/>
-      </w:pPr>
-      <w:hyperlink r:id="rId42">
-        <w:r>
-          <w:rPr>
-            <w:color w:val="1155CC"/>
-            <w:u w:val="single"/>
-          </w:rPr>
-          <w:t>https://en.wikipedia.org/wiki/Password_Authenticated_Key_Exchange_by_Juggling</w:t>
-        </w:r>
-      </w:hyperlink>
-      <w:r>
-        <w:t xml:space="preserve"> </w:t>
-      </w:r>
-    </w:p>
-    <w:p>
-      <w:pPr>
-        <w:ind w:left="-720" w:right="-720"/>
-      </w:pPr>
-      <w:hyperlink r:id="rId43">
-        <w:r>
-          <w:rPr>
-            <w:color w:val="1155CC"/>
-            <w:u w:val="single"/>
-          </w:rPr>
-          <w:t>https://medium.com/@mainnetready/srp-a-zero-knowledge-protocol-for-password-authentication-1e19582aab29</w:t>
-        </w:r>
-      </w:hyperlink>
-      <w:r>
-        <w:t xml:space="preserve"> </w:t>
-      </w:r>
-    </w:p>
-    <w:p>
-      <w:pPr>
-        <w:ind w:left="-720" w:right="-720"/>
-      </w:pPr>
-      <w:hyperlink r:id="rId44">
-        <w:r>
-          <w:rPr>
-            <w:color w:val="1155CC"/>
-            <w:u w:val="single"/>
-          </w:rPr>
-          <w:t>https://arxiv.org/abs/2401.11735</w:t>
-        </w:r>
-      </w:hyperlink>
-      <w:r>
-        <w:t xml:space="preserve"> </w:t>
-      </w:r>
-    </w:p>
-    <w:p>
-      <w:pPr>
-        <w:ind w:left="-720" w:right="-720"/>
-      </w:pPr>
-      <w:hyperlink r:id="rId45">
-        <w:r>
-          <w:rPr>
-            <w:color w:val="1155CC"/>
-            <w:u w:val="single"/>
-          </w:rPr>
-          <w:t>https://sedicii.com/news/zero-knowledge-authentication/</w:t>
-        </w:r>
-      </w:hyperlink>
-      <w:r>
-        <w:t xml:space="preserve"> </w:t>
-      </w:r>
-    </w:p>
-    <w:p>
-      <w:pPr>
-        <w:ind w:left="-720" w:right="-720"/>
-      </w:pPr>
-    </w:p>
-    <w:p>
-      <w:pPr>
-        <w:ind w:left="-720" w:right="-720"/>
-      </w:pPr>
-    </w:p>
-    <w:p>
-      <w:pPr>
-        <w:ind w:left="-720" w:right="-720"/>
-      </w:pPr>
-    </w:p>
-    <w:p>
-      <w:pPr>
-        <w:ind w:left="-720" w:right="-720"/>
-      </w:pPr>
-      <w:r>
-        <w:t>—-------------------------------------------------------------------</w:t>
-      </w:r>
-    </w:p>
-    <w:p>
-      <w:pPr>
-        <w:ind w:left="-720" w:right="-720"/>
-      </w:pPr>
-    </w:p>
-    <w:p>
-      <w:pPr>
-        <w:ind w:left="-720" w:right="-720"/>
-      </w:pPr>
-    </w:p>
-    <w:p>
-      <w:pPr>
-        <w:ind w:left="-720" w:right="-720"/>
+        <w:t>secret_y</w:t>
+      </w:r>
+      <w:proofErr w:type="spellEnd"/>
+      <w:r>
         <w:rPr>
           <w:b/>
           <w:bCs/>
         </w:rPr>
-      </w:pPr>
-      <w:hyperlink r:id="rId46">
-        <w:r>
-          <w:rPr>
-            <w:color w:val="1155CC"/>
-            <w:u w:val="single"/>
-          </w:rPr>
-          <w:t>https://blog.cloudflare.com/lattice-crypto-primer/</w:t>
-        </w:r>
-      </w:hyperlink>
-      <w:r>
-        <w:t xml:space="preserve"> - </w:t>
-      </w:r>
-      <w:proofErr w:type="spellStart"/>
-      <w:r>
-        <w:t>protejarea</w:t>
-      </w:r>
-      <w:proofErr w:type="spellEnd"/>
-      <w:r>
-        <w:t xml:space="preserve"> </w:t>
-      </w:r>
-      <w:proofErr w:type="spellStart"/>
-      <w:r>
-        <w:t>unui</w:t>
-      </w:r>
-      <w:proofErr w:type="spellEnd"/>
-      <w:r>
-        <w:t xml:space="preserve"> secret </w:t>
-      </w:r>
-      <w:proofErr w:type="spellStart"/>
-      <w:r>
-        <w:t>impotriva</w:t>
-      </w:r>
-      <w:proofErr w:type="spellEnd"/>
-      <w:r>
-        <w:t xml:space="preserve"> quantum computing </w:t>
-      </w:r>
-    </w:p>
-    <w:p>
-      <w:pPr>
-        <w:ind w:left="-720" w:right="-720"/>
-      </w:pPr>
-    </w:p>
-    <w:p>
-      <w:pPr>
-        <w:ind w:left="-720" w:right="-720"/>
-      </w:pPr>
-      <w:proofErr w:type="spellStart"/>
-      <w:r>
-        <w:t>Protectie</w:t>
-      </w:r>
-      <w:proofErr w:type="spellEnd"/>
-      <w:r>
-        <w:t xml:space="preserve"> extra: </w:t>
-      </w:r>
-      <w:proofErr w:type="spellStart"/>
-      <w:r>
-        <w:t>folosirea</w:t>
-      </w:r>
-      <w:proofErr w:type="spellEnd"/>
-      <w:r>
-        <w:t xml:space="preserve"> </w:t>
-      </w:r>
-      <w:proofErr w:type="spellStart"/>
-      <w:r>
-        <w:t>unui</w:t>
-      </w:r>
-      <w:proofErr w:type="spellEnd"/>
-      <w:r>
-        <w:t xml:space="preserve"> canal cu PQC (lattice based </w:t>
-      </w:r>
-      <w:proofErr w:type="spellStart"/>
-      <w:r>
-        <w:t>criptography</w:t>
-      </w:r>
-      <w:proofErr w:type="spellEnd"/>
-      <w:r>
-        <w:t xml:space="preserve">) </w:t>
-      </w:r>
-    </w:p>
-    <w:p>
-      <w:pPr>
-        <w:ind w:left="-720" w:right="-720"/>
-      </w:pPr>
-      <w:r>
-        <w:rPr>
-          <w:b/>
-          <w:bCs/>
-        </w:rPr>
-        <w:t>Hybrid Auth:</w:t>
-      </w:r>
-      <w:r>
-        <w:t xml:space="preserve"> Folosirea Schnorr </w:t>
-      </w:r>
-      <w:proofErr w:type="spellStart"/>
-      <w:r>
-        <w:t>peste</w:t>
-      </w:r>
-      <w:proofErr w:type="spellEnd"/>
-      <w:r>
-        <w:t xml:space="preserve"> un canal </w:t>
-      </w:r>
-      <w:proofErr w:type="spellStart"/>
-      <w:r>
-        <w:t>deja</w:t>
-      </w:r>
-      <w:proofErr w:type="spellEnd"/>
-      <w:r>
-        <w:t xml:space="preserve"> </w:t>
-      </w:r>
-      <w:proofErr w:type="spellStart"/>
-      <w:r>
-        <w:t>securizat</w:t>
-      </w:r>
-      <w:proofErr w:type="spellEnd"/>
-      <w:r>
-        <w:t xml:space="preserve"> cu un </w:t>
-      </w:r>
-      <w:proofErr w:type="spellStart"/>
-      <w:r>
-        <w:t>algoritm</w:t>
-      </w:r>
-      <w:proofErr w:type="spellEnd"/>
-      <w:r>
-        <w:t xml:space="preserve"> post-</w:t>
-      </w:r>
-      <w:proofErr w:type="spellStart"/>
-      <w:r>
-        <w:t>cuantic</w:t>
-      </w:r>
-      <w:proofErr w:type="spellEnd"/>
-      <w:r>
-        <w:t xml:space="preserve"> </w:t>
-      </w:r>
-      <w:proofErr w:type="spellStart"/>
-      <w:r>
-        <w:t>pentru</w:t>
-      </w:r>
-      <w:proofErr w:type="spellEnd"/>
-      <w:r>
-        <w:t xml:space="preserve"> </w:t>
-      </w:r>
-      <w:proofErr w:type="spellStart"/>
-      <w:r>
-        <w:t>schimbul</w:t>
-      </w:r>
-      <w:proofErr w:type="spellEnd"/>
-      <w:r>
-        <w:t xml:space="preserve"> de </w:t>
-      </w:r>
-      <w:proofErr w:type="spellStart"/>
-      <w:r>
-        <w:t>chei</w:t>
-      </w:r>
-      <w:proofErr w:type="spellEnd"/>
-      <w:r>
-        <w:t>.</w:t>
-      </w:r>
-    </w:p>
-    <w:p>
-      <w:pPr>
-        <w:ind w:left="-720" w:right="-720"/>
-      </w:pPr>
-    </w:p>
-    <w:p>
-      <w:pPr>
-        <w:ind w:left="-720" w:right="-720"/>
-      </w:pPr>
-    </w:p>
-    <w:p>
-      <w:pPr>
-        <w:shd w:val="clear" w:color="auto" w:fill="FFFFFF"/>
-      </w:pPr>
-      <w:r>
-        <w:t xml:space="preserve"> ??? </w:t>
-      </w:r>
-    </w:p>
-    <w:p>
-      <w:pPr>
-        <w:shd w:val="clear" w:color="auto" w:fill="FFFFFF"/>
-      </w:pPr>
-      <w:r>
-        <w:rPr>
-          <w:b/>
-          <w:bCs/>
-        </w:rPr>
-        <w:t xml:space="preserve"># </w:t>
-      </w:r>
-      <w:proofErr w:type="spellStart"/>
-      <w:r>
-        <w:rPr>
-          <w:b/>
-          <w:bCs/>
-        </w:rPr>
-        <w:t>clientul</w:t>
-      </w:r>
-      <w:proofErr w:type="spellEnd"/>
-      <w:r>
-        <w:rPr>
-          <w:b/>
-          <w:bCs/>
-        </w:rPr>
-        <w:t xml:space="preserve"> are un client id pe care il </w:t>
-      </w:r>
-      <w:proofErr w:type="spellStart"/>
-      <w:r>
-        <w:rPr>
-          <w:b/>
-          <w:bCs/>
-        </w:rPr>
-        <w:t>trimite</w:t>
-      </w:r>
-      <w:proofErr w:type="spellEnd"/>
-      <w:r>
-        <w:rPr>
-          <w:b/>
-          <w:bCs/>
-        </w:rPr>
-        <w:t xml:space="preserve"> cand </w:t>
-      </w:r>
-      <w:proofErr w:type="spellStart"/>
-      <w:r>
-        <w:rPr>
-          <w:b/>
-          <w:bCs/>
-        </w:rPr>
-        <w:t>trimite</w:t>
-      </w:r>
-      <w:proofErr w:type="spellEnd"/>
-      <w:r>
-        <w:rPr>
-          <w:b/>
-          <w:bCs/>
-        </w:rPr>
-        <w:t xml:space="preserve"> prima data </w:t>
-      </w:r>
-      <w:proofErr w:type="spellStart"/>
-      <w:r>
-        <w:rPr>
-          <w:b/>
-          <w:bCs/>
-        </w:rPr>
-        <w:t>secret_y</w:t>
-      </w:r>
-      <w:proofErr w:type="spellEnd"/>
-      <w:r>
-        <w:rPr>
-          <w:b/>
-          <w:bCs/>
-        </w:rPr>
         <w:t>?</w:t>
       </w:r>
       <w:r>
         <w:t xml:space="preserve"> </w:t>
       </w:r>
-    </w:p>
-    <w:p>
-      <w:pPr>
-        <w:shd w:val="clear" w:color="auto" w:fill="FFFFFF"/>
-      </w:pPr>
-      <w:r>
-        <w:rPr>
-          <w:b/>
-          <w:bCs/>
-        </w:rPr>
-        <w:t xml:space="preserve"># </w:t>
-      </w:r>
-      <w:proofErr w:type="spellStart"/>
-      <w:r>
-        <w:rPr>
-          <w:b/>
-          <w:bCs/>
-        </w:rPr>
-        <w:t>clientul</w:t>
-      </w:r>
-      <w:proofErr w:type="spellEnd"/>
-      <w:r>
-        <w:rPr>
-          <w:b/>
-          <w:bCs/>
-        </w:rPr>
-        <w:t xml:space="preserve"> </w:t>
-      </w:r>
-      <w:proofErr w:type="spellStart"/>
-      <w:r>
-        <w:rPr>
-          <w:b/>
-          <w:bCs/>
-        </w:rPr>
-        <w:t>ar</w:t>
-      </w:r>
-      <w:proofErr w:type="spellEnd"/>
-      <w:r>
-        <w:rPr>
-          <w:b/>
-          <w:bCs/>
-        </w:rPr>
-        <w:t xml:space="preserve"> </w:t>
-      </w:r>
-      <w:proofErr w:type="spellStart"/>
-      <w:r>
-        <w:rPr>
-          <w:b/>
-          <w:bCs/>
-        </w:rPr>
-        <w:t>avea</w:t>
-      </w:r>
-      <w:proofErr w:type="spellEnd"/>
-      <w:r>
-        <w:rPr>
-          <w:b/>
-          <w:bCs/>
-        </w:rPr>
-        <w:t xml:space="preserve"> </w:t>
-      </w:r>
-      <w:proofErr w:type="spellStart"/>
-      <w:r>
-        <w:rPr>
-          <w:b/>
-          <w:bCs/>
-        </w:rPr>
-        <w:t>nevoie</w:t>
-      </w:r>
-      <w:proofErr w:type="spellEnd"/>
-      <w:r>
-        <w:rPr>
-          <w:b/>
-          <w:bCs/>
-        </w:rPr>
-        <w:t xml:space="preserve"> de o </w:t>
-      </w:r>
-      <w:proofErr w:type="spellStart"/>
-      <w:r>
-        <w:rPr>
-          <w:b/>
-          <w:bCs/>
-        </w:rPr>
-        <w:t>identificare</w:t>
-      </w:r>
-      <w:proofErr w:type="spellEnd"/>
-      <w:r>
-        <w:rPr>
-          <w:b/>
-          <w:bCs/>
-        </w:rPr>
-        <w:t xml:space="preserve"> la server in </w:t>
-      </w:r>
-      <w:proofErr w:type="spellStart"/>
-      <w:r>
-        <w:rPr>
-          <w:b/>
-          <w:bCs/>
-        </w:rPr>
-        <w:t>cazul</w:t>
-      </w:r>
-      <w:proofErr w:type="spellEnd"/>
-      <w:r>
-        <w:rPr>
-          <w:b/>
-          <w:bCs/>
-        </w:rPr>
-        <w:t xml:space="preserve"> </w:t>
-      </w:r>
-      <w:proofErr w:type="spellStart"/>
-      <w:r>
-        <w:rPr>
-          <w:b/>
-          <w:bCs/>
-        </w:rPr>
-        <w:t>unei</w:t>
-      </w:r>
-      <w:proofErr w:type="spellEnd"/>
-      <w:r>
-        <w:rPr>
-          <w:b/>
-          <w:bCs/>
-        </w:rPr>
-        <w:t xml:space="preserve"> </w:t>
-      </w:r>
-      <w:proofErr w:type="spellStart"/>
-      <w:r>
-        <w:rPr>
-          <w:b/>
-          <w:bCs/>
-        </w:rPr>
-        <w:t>personalizari</w:t>
-      </w:r>
-      <w:proofErr w:type="spellEnd"/>
-      <w:r>
-        <w:t xml:space="preserve"> </w:t>
-      </w:r>
-    </w:p>
-    <w:p>
-      <w:pPr>
-        <w:shd w:val="clear" w:color="auto" w:fill="FFFFFF"/>
-      </w:pPr>
-      <w:r>
-        <w:rPr>
-          <w:b/>
-          <w:bCs/>
-        </w:rPr>
-        <w:t xml:space="preserve"># </w:t>
-      </w:r>
-      <w:proofErr w:type="spellStart"/>
-      <w:r>
-        <w:rPr>
-          <w:b/>
-          <w:bCs/>
-        </w:rPr>
-        <w:t>daca</w:t>
-      </w:r>
-      <w:proofErr w:type="spellEnd"/>
-      <w:r>
-        <w:rPr>
-          <w:b/>
-          <w:bCs/>
-        </w:rPr>
-        <w:t xml:space="preserve"> </w:t>
-      </w:r>
-      <w:proofErr w:type="spellStart"/>
-      <w:r>
-        <w:rPr>
-          <w:b/>
-          <w:bCs/>
-        </w:rPr>
-        <w:t>clientul</w:t>
-      </w:r>
-      <w:proofErr w:type="spellEnd"/>
-      <w:r>
-        <w:rPr>
-          <w:b/>
-          <w:bCs/>
-        </w:rPr>
-        <w:t xml:space="preserve"> nu ii </w:t>
-      </w:r>
-      <w:proofErr w:type="spellStart"/>
-      <w:r>
-        <w:rPr>
-          <w:b/>
-          <w:bCs/>
-        </w:rPr>
-        <w:t>trimite</w:t>
-      </w:r>
-      <w:proofErr w:type="spellEnd"/>
-      <w:r>
-        <w:rPr>
-          <w:b/>
-          <w:bCs/>
-        </w:rPr>
-        <w:t xml:space="preserve"> </w:t>
-      </w:r>
-      <w:proofErr w:type="spellStart"/>
-      <w:r>
-        <w:rPr>
-          <w:b/>
-          <w:bCs/>
-        </w:rPr>
-        <w:t>client_id</w:t>
-      </w:r>
-      <w:proofErr w:type="spellEnd"/>
-      <w:r>
-        <w:rPr>
-          <w:b/>
-          <w:bCs/>
-        </w:rPr>
-        <w:t xml:space="preserve">, cum </w:t>
-      </w:r>
-      <w:proofErr w:type="spellStart"/>
-      <w:r>
-        <w:rPr>
-          <w:b/>
-          <w:bCs/>
-        </w:rPr>
-        <w:t>mai</w:t>
-      </w:r>
-      <w:proofErr w:type="spellEnd"/>
-      <w:r>
-        <w:rPr>
-          <w:b/>
-          <w:bCs/>
-        </w:rPr>
-        <w:t xml:space="preserve"> </w:t>
-      </w:r>
-      <w:proofErr w:type="spellStart"/>
-      <w:r>
-        <w:rPr>
-          <w:b/>
-          <w:bCs/>
-        </w:rPr>
-        <w:t>este</w:t>
-      </w:r>
-      <w:proofErr w:type="spellEnd"/>
-      <w:r>
-        <w:rPr>
-          <w:b/>
-          <w:bCs/>
-        </w:rPr>
-        <w:t xml:space="preserve"> </w:t>
-      </w:r>
-      <w:proofErr w:type="spellStart"/>
-      <w:r>
-        <w:rPr>
-          <w:b/>
-          <w:bCs/>
-        </w:rPr>
-        <w:t>identificat</w:t>
-      </w:r>
-      <w:proofErr w:type="spellEnd"/>
-      <w:r>
-        <w:rPr>
-          <w:b/>
-          <w:bCs/>
-        </w:rPr>
-        <w:t xml:space="preserve"> </w:t>
-      </w:r>
-      <w:proofErr w:type="spellStart"/>
-      <w:proofErr w:type="gramStart"/>
-      <w:r>
-        <w:rPr>
-          <w:b/>
-          <w:bCs/>
-        </w:rPr>
-        <w:t>clientul</w:t>
-      </w:r>
-      <w:proofErr w:type="spellEnd"/>
-      <w:r>
-        <w:rPr>
-          <w:b/>
-          <w:bCs/>
-        </w:rPr>
-        <w:t xml:space="preserve"> ?</w:t>
-      </w:r>
-      <w:proofErr w:type="gramEnd"/>
-      <w:r>
-        <w:rPr>
-          <w:b/>
-          <w:bCs/>
-        </w:rPr>
-        <w:t xml:space="preserve"> </w:t>
-      </w:r>
-      <w:proofErr w:type="gramStart"/>
-      <w:r>
-        <w:rPr>
-          <w:b/>
-          <w:bCs/>
-        </w:rPr>
-        <w:t>( ca</w:t>
-      </w:r>
-      <w:proofErr w:type="gramEnd"/>
-      <w:r>
-        <w:rPr>
-          <w:b/>
-          <w:bCs/>
-        </w:rPr>
-        <w:t xml:space="preserve"> </w:t>
-      </w:r>
-      <w:proofErr w:type="spellStart"/>
-      <w:r>
-        <w:rPr>
-          <w:b/>
-          <w:bCs/>
-        </w:rPr>
-        <w:t>secretul</w:t>
-      </w:r>
-      <w:proofErr w:type="spellEnd"/>
-      <w:r>
-        <w:rPr>
-          <w:b/>
-          <w:bCs/>
-        </w:rPr>
-        <w:t xml:space="preserve"> nu e </w:t>
-      </w:r>
-      <w:proofErr w:type="spellStart"/>
-      <w:r>
-        <w:rPr>
-          <w:b/>
-          <w:bCs/>
-        </w:rPr>
-        <w:t>unic</w:t>
-      </w:r>
-      <w:proofErr w:type="spellEnd"/>
-      <w:r>
-        <w:rPr>
-          <w:b/>
-          <w:bCs/>
-        </w:rPr>
-        <w:t>)*</w:t>
-      </w:r>
-      <w:r>
-        <w:t xml:space="preserve"> </w:t>
-      </w:r>
-    </w:p>
-    <w:p>
-      <w:pPr>
-        <w:shd w:val="clear" w:color="auto" w:fill="FFFFFF"/>
-      </w:pPr>
-      <w:r>
-        <w:t xml:space="preserve"> </w:t>
-      </w:r>
+      <w:r>
+        <w:t xml:space="preserve"> da</w:t>
+      </w:r>
+    </w:p>
+    <w:p>
+      <w:pPr>
+        <w:shd w:val="clear" w:color="auto" w:fill="FFFFFF"/>
+      </w:pPr>
     </w:p>
     <w:p>
       <w:pPr>
@@ -1998,7 +446,7 @@
                     <pic:cNvPicPr preferRelativeResize="0"/>
                   </pic:nvPicPr>
                   <pic:blipFill>
-                    <a:blip r:embed="rId47"/>
+                    <a:blip r:embed="rId7"/>
                     <a:srcRect/>
                     <a:stretch>
                       <a:fillRect/>
@@ -2140,7 +588,6 @@
           <w:b/>
           <w:bCs/>
         </w:rPr>
-        <w:lastRenderedPageBreak/>
         <w:t xml:space="preserve">Authorization header: bearer </w:t>
       </w:r>
     </w:p>
@@ -2204,30 +651,6 @@
       <w:pPr>
         <w:shd w:val="clear" w:color="auto" w:fill="FFFFFF"/>
       </w:pPr>
-      <w:proofErr w:type="spellStart"/>
-      <w:r>
-        <w:rPr>
-          <w:b/>
-          <w:bCs/>
-        </w:rPr>
-        <w:t>client_id</w:t>
-      </w:r>
-      <w:proofErr w:type="spellEnd"/>
-      <w:r>
-        <w:rPr>
-          <w:b/>
-          <w:bCs/>
-        </w:rPr>
-        <w:t xml:space="preserve"> </w:t>
-      </w:r>
-    </w:p>
-    <w:p>
-      <w:pPr>
-        <w:shd w:val="clear" w:color="auto" w:fill="FFFFFF"/>
-      </w:pPr>
-      <w:r>
-        <w:t xml:space="preserve"> </w:t>
-      </w:r>
     </w:p>
     <w:p>
       <w:pPr>
@@ -3048,6 +1471,7 @@
         <w:shd w:val="clear" w:color="auto" w:fill="FFFFFF"/>
       </w:pPr>
       <w:r>
+        <w:lastRenderedPageBreak/>
         <w:t xml:space="preserve">#upside: </w:t>
       </w:r>
       <w:proofErr w:type="spellStart"/>
@@ -4562,7 +2986,6 @@
         <w:ind w:left="360"/>
       </w:pPr>
       <w:r>
-        <w:lastRenderedPageBreak/>
         <w:t xml:space="preserve"> </w:t>
       </w:r>
     </w:p>
@@ -5188,6 +3611,7 @@
         <w:shd w:val="clear" w:color="auto" w:fill="FFFFFF"/>
       </w:pPr>
       <w:r>
+        <w:lastRenderedPageBreak/>
         <w:t xml:space="preserve">3.3. </w:t>
       </w:r>
       <w:proofErr w:type="spellStart"/>
@@ -6361,7 +4785,6 @@
       </w:pPr>
       <w:proofErr w:type="spellStart"/>
       <w:r>
-        <w:lastRenderedPageBreak/>
         <w:t>Generarea</w:t>
       </w:r>
       <w:proofErr w:type="spellEnd"/>
@@ -6649,6 +5072,7 @@
         <w:shd w:val="clear" w:color="auto" w:fill="FFFFFF"/>
       </w:pPr>
       <w:r>
+        <w:lastRenderedPageBreak/>
         <w:t>Setup: Pre-</w:t>
       </w:r>
       <w:proofErr w:type="spellStart"/>
@@ -7526,7 +5950,7 @@
       <w:r>
         <w:t xml:space="preserve">   </w:t>
       </w:r>
-      <w:hyperlink r:id="rId48">
+      <w:hyperlink r:id="rId8">
         <w:r>
           <w:rPr>
             <w:color w:val="1155CC"/>
@@ -7615,7 +6039,7 @@
                     <pic:cNvPicPr preferRelativeResize="0"/>
                   </pic:nvPicPr>
                   <pic:blipFill>
-                    <a:blip r:embed="rId49"/>
+                    <a:blip r:embed="rId9"/>
                     <a:srcRect/>
                     <a:stretch>
                       <a:fillRect/>
@@ -7700,7 +6124,7 @@
                     <pic:cNvPicPr preferRelativeResize="0"/>
                   </pic:nvPicPr>
                   <pic:blipFill>
-                    <a:blip r:embed="rId50"/>
+                    <a:blip r:embed="rId10"/>
                     <a:srcRect/>
                     <a:stretch>
                       <a:fillRect/>
@@ -7794,7 +6218,7 @@
                     <pic:cNvPicPr preferRelativeResize="0"/>
                   </pic:nvPicPr>
                   <pic:blipFill>
-                    <a:blip r:embed="rId51"/>
+                    <a:blip r:embed="rId11"/>
                     <a:srcRect/>
                     <a:stretch>
                       <a:fillRect/>
@@ -9327,6 +7751,7 @@
       </w:pPr>
       <w:proofErr w:type="spellStart"/>
       <w:r>
+        <w:lastRenderedPageBreak/>
         <w:t>Cerinte</w:t>
       </w:r>
       <w:proofErr w:type="spellEnd"/>
@@ -9371,330 +7796,2135 @@
         <w:shd w:val="clear" w:color="auto" w:fill="FFFFFF"/>
       </w:pPr>
       <w:r>
+        <w:t>Authorization: Bearer &lt;</w:t>
+      </w:r>
+      <w:proofErr w:type="spellStart"/>
+      <w:r>
+        <w:t>token_jwt</w:t>
+      </w:r>
+      <w:proofErr w:type="spellEnd"/>
+      <w:r>
+        <w:t xml:space="preserve">&gt; </w:t>
+      </w:r>
+    </w:p>
+    <w:p>
+      <w:pPr>
+        <w:shd w:val="clear" w:color="auto" w:fill="FFFFFF"/>
+      </w:pPr>
+      <w:r>
+        <w:t>Content-Type: application/</w:t>
+      </w:r>
+      <w:proofErr w:type="spellStart"/>
+      <w:r>
+        <w:t>json</w:t>
+      </w:r>
+      <w:proofErr w:type="spellEnd"/>
+      <w:r>
+        <w:t xml:space="preserve"> </w:t>
+      </w:r>
+    </w:p>
+    <w:p>
+      <w:pPr>
+        <w:shd w:val="clear" w:color="auto" w:fill="FFFFFF"/>
+      </w:pPr>
+      <w:r>
+        <w:t xml:space="preserve">5.2. </w:t>
+      </w:r>
+      <w:proofErr w:type="spellStart"/>
+      <w:r>
+        <w:t>Structura</w:t>
+      </w:r>
+      <w:proofErr w:type="spellEnd"/>
+      <w:r>
+        <w:t xml:space="preserve"> </w:t>
+      </w:r>
+      <w:proofErr w:type="spellStart"/>
+      <w:r>
+        <w:t>Sarcinii</w:t>
+      </w:r>
+      <w:proofErr w:type="spellEnd"/>
+      <w:r>
+        <w:t xml:space="preserve"> Utile (JSON Payload) </w:t>
+      </w:r>
+    </w:p>
+    <w:p>
+      <w:pPr>
+        <w:shd w:val="clear" w:color="auto" w:fill="FFFFFF"/>
+      </w:pPr>
+      <w:proofErr w:type="spellStart"/>
+      <w:r>
+        <w:t>Mesajele</w:t>
+      </w:r>
+      <w:proofErr w:type="spellEnd"/>
+      <w:r>
+        <w:t xml:space="preserve"> </w:t>
+      </w:r>
+      <w:proofErr w:type="spellStart"/>
+      <w:r>
+        <w:t>schimbate</w:t>
+      </w:r>
+      <w:proofErr w:type="spellEnd"/>
+      <w:r>
+        <w:t xml:space="preserve"> </w:t>
+      </w:r>
+      <w:proofErr w:type="spellStart"/>
+      <w:r>
+        <w:t>intre</w:t>
+      </w:r>
+      <w:proofErr w:type="spellEnd"/>
+      <w:r>
+        <w:t xml:space="preserve"> </w:t>
+      </w:r>
+      <w:proofErr w:type="spellStart"/>
+      <w:r>
+        <w:t>entitati</w:t>
+      </w:r>
+      <w:proofErr w:type="spellEnd"/>
+      <w:r>
+        <w:t xml:space="preserve"> pe </w:t>
+      </w:r>
+      <w:proofErr w:type="spellStart"/>
+      <w:r>
+        <w:t>parcursul</w:t>
+      </w:r>
+      <w:proofErr w:type="spellEnd"/>
+      <w:r>
+        <w:t xml:space="preserve"> </w:t>
+      </w:r>
+      <w:proofErr w:type="spellStart"/>
+      <w:r>
+        <w:t>procesului</w:t>
+      </w:r>
+      <w:proofErr w:type="spellEnd"/>
+      <w:r>
+        <w:t xml:space="preserve"> de </w:t>
+      </w:r>
+      <w:proofErr w:type="spellStart"/>
+      <w:r>
+        <w:t>autentificare</w:t>
+      </w:r>
+      <w:proofErr w:type="spellEnd"/>
+      <w:r>
+        <w:t xml:space="preserve"> </w:t>
+      </w:r>
+      <w:proofErr w:type="spellStart"/>
+      <w:r>
+        <w:t>vor</w:t>
+      </w:r>
+      <w:proofErr w:type="spellEnd"/>
+      <w:r>
+        <w:t xml:space="preserve"> </w:t>
+      </w:r>
+      <w:proofErr w:type="spellStart"/>
+      <w:r>
+        <w:t>respecta</w:t>
+      </w:r>
+      <w:proofErr w:type="spellEnd"/>
+      <w:r>
+        <w:t xml:space="preserve"> o </w:t>
+      </w:r>
+      <w:proofErr w:type="spellStart"/>
+      <w:r>
+        <w:t>structura</w:t>
+      </w:r>
+      <w:proofErr w:type="spellEnd"/>
+      <w:r>
+        <w:t xml:space="preserve"> JSON stricta. </w:t>
+      </w:r>
+      <w:proofErr w:type="spellStart"/>
+      <w:r>
+        <w:t>Definitia</w:t>
+      </w:r>
+      <w:proofErr w:type="spellEnd"/>
+      <w:r>
+        <w:t xml:space="preserve"> </w:t>
+      </w:r>
+      <w:proofErr w:type="spellStart"/>
+      <w:r>
+        <w:t>campurilor</w:t>
+      </w:r>
+      <w:proofErr w:type="spellEnd"/>
+      <w:r>
+        <w:t xml:space="preserve"> </w:t>
+      </w:r>
+      <w:proofErr w:type="spellStart"/>
+      <w:r>
+        <w:t>pentru</w:t>
+      </w:r>
+      <w:proofErr w:type="spellEnd"/>
+      <w:r>
+        <w:t xml:space="preserve"> </w:t>
+      </w:r>
+      <w:proofErr w:type="spellStart"/>
+      <w:r>
+        <w:t>fiecare</w:t>
+      </w:r>
+      <w:proofErr w:type="spellEnd"/>
+      <w:r>
+        <w:t xml:space="preserve"> </w:t>
+      </w:r>
+      <w:proofErr w:type="spellStart"/>
+      <w:r>
+        <w:t>etapa</w:t>
+      </w:r>
+      <w:proofErr w:type="spellEnd"/>
+      <w:r>
+        <w:t xml:space="preserve"> </w:t>
+      </w:r>
+      <w:proofErr w:type="spellStart"/>
+      <w:r>
+        <w:t>este</w:t>
+      </w:r>
+      <w:proofErr w:type="spellEnd"/>
+      <w:r>
+        <w:t xml:space="preserve"> </w:t>
+      </w:r>
+      <w:proofErr w:type="spellStart"/>
+      <w:r>
+        <w:t>detaliata</w:t>
+      </w:r>
+      <w:proofErr w:type="spellEnd"/>
+      <w:r>
+        <w:t xml:space="preserve"> </w:t>
+      </w:r>
+      <w:proofErr w:type="spellStart"/>
+      <w:r>
+        <w:t>mai</w:t>
+      </w:r>
+      <w:proofErr w:type="spellEnd"/>
+      <w:r>
+        <w:t xml:space="preserve"> </w:t>
+      </w:r>
+      <w:proofErr w:type="spellStart"/>
+      <w:r>
+        <w:t>jos.</w:t>
+      </w:r>
+      <w:proofErr w:type="spellEnd"/>
+      <w:r>
+        <w:t xml:space="preserve"> </w:t>
+      </w:r>
+    </w:p>
+    <w:p>
+      <w:pPr>
+        <w:shd w:val="clear" w:color="auto" w:fill="FFFFFF"/>
+      </w:pPr>
+      <w:r>
+        <w:t xml:space="preserve">Etapa de </w:t>
+      </w:r>
+      <w:proofErr w:type="spellStart"/>
+      <w:r>
+        <w:t>Angajament</w:t>
+      </w:r>
+      <w:proofErr w:type="spellEnd"/>
+      <w:r>
+        <w:t xml:space="preserve"> (Commitment) </w:t>
+      </w:r>
+      <w:proofErr w:type="spellStart"/>
+      <w:r>
+        <w:t>Aceasta</w:t>
+      </w:r>
+      <w:proofErr w:type="spellEnd"/>
+      <w:r>
+        <w:t xml:space="preserve"> </w:t>
+      </w:r>
+      <w:proofErr w:type="spellStart"/>
+      <w:r>
+        <w:t>faza</w:t>
+      </w:r>
+      <w:proofErr w:type="spellEnd"/>
+      <w:r>
+        <w:t xml:space="preserve"> </w:t>
+      </w:r>
+      <w:proofErr w:type="spellStart"/>
+      <w:r>
+        <w:t>initiaza</w:t>
+      </w:r>
+      <w:proofErr w:type="spellEnd"/>
+      <w:r>
+        <w:t xml:space="preserve"> </w:t>
+      </w:r>
+      <w:proofErr w:type="spellStart"/>
+      <w:r>
+        <w:t>procesul</w:t>
+      </w:r>
+      <w:proofErr w:type="spellEnd"/>
+      <w:r>
+        <w:t xml:space="preserve">, </w:t>
+      </w:r>
+      <w:proofErr w:type="spellStart"/>
+      <w:r>
+        <w:t>solicitantul</w:t>
+      </w:r>
+      <w:proofErr w:type="spellEnd"/>
+      <w:r>
+        <w:t xml:space="preserve"> </w:t>
+      </w:r>
+      <w:proofErr w:type="spellStart"/>
+      <w:r>
+        <w:t>trimitand</w:t>
+      </w:r>
+      <w:proofErr w:type="spellEnd"/>
+      <w:r>
+        <w:t xml:space="preserve"> un </w:t>
+      </w:r>
+      <w:proofErr w:type="spellStart"/>
+      <w:r>
+        <w:t>angajament</w:t>
+      </w:r>
+      <w:proofErr w:type="spellEnd"/>
+      <w:r>
+        <w:t xml:space="preserve"> </w:t>
+      </w:r>
+      <w:proofErr w:type="spellStart"/>
+      <w:r>
+        <w:t>criptografic</w:t>
+      </w:r>
+      <w:proofErr w:type="spellEnd"/>
+      <w:r>
+        <w:t xml:space="preserve">.  </w:t>
+      </w:r>
+    </w:p>
+    <w:p>
+      <w:pPr>
+        <w:shd w:val="clear" w:color="auto" w:fill="FFFFFF"/>
+      </w:pPr>
+      <w:r>
+        <w:t xml:space="preserve">Cerere POST </w:t>
+      </w:r>
+      <w:proofErr w:type="spellStart"/>
+      <w:r>
+        <w:t>catre</w:t>
+      </w:r>
+      <w:proofErr w:type="spellEnd"/>
+      <w:r>
+        <w:t xml:space="preserve"> </w:t>
+      </w:r>
+      <w:proofErr w:type="spellStart"/>
+      <w:r>
+        <w:t>punctul</w:t>
+      </w:r>
+      <w:proofErr w:type="spellEnd"/>
+      <w:r>
+        <w:t xml:space="preserve"> terminal /login/commit </w:t>
+      </w:r>
+      <w:proofErr w:type="gramStart"/>
+      <w:r>
+        <w:t>{ "</w:t>
+      </w:r>
+      <w:proofErr w:type="spellStart"/>
+      <w:proofErr w:type="gramEnd"/>
+      <w:r>
+        <w:t>client_id</w:t>
+      </w:r>
+      <w:proofErr w:type="spellEnd"/>
+      <w:r>
+        <w:t>": "string", "</w:t>
+      </w:r>
+      <w:proofErr w:type="spellStart"/>
+      <w:r>
+        <w:t>commitment_t</w:t>
+      </w:r>
+      <w:proofErr w:type="spellEnd"/>
+      <w:r>
+        <w:t xml:space="preserve">": "number" }  </w:t>
+      </w:r>
+    </w:p>
+    <w:p>
+      <w:pPr>
+        <w:shd w:val="clear" w:color="auto" w:fill="FFFFFF"/>
+      </w:pPr>
+      <w:proofErr w:type="spellStart"/>
+      <w:r>
+        <w:t>Raspunsul</w:t>
+      </w:r>
+      <w:proofErr w:type="spellEnd"/>
+      <w:r>
+        <w:t xml:space="preserve"> </w:t>
+      </w:r>
+      <w:proofErr w:type="spellStart"/>
+      <w:r>
+        <w:t>emitentului</w:t>
+      </w:r>
+      <w:proofErr w:type="spellEnd"/>
+      <w:r>
+        <w:t xml:space="preserve"> (Server) </w:t>
+      </w:r>
+      <w:proofErr w:type="gramStart"/>
+      <w:r>
+        <w:t>{ "</w:t>
+      </w:r>
+      <w:proofErr w:type="gramEnd"/>
+      <w:r>
+        <w:t>status": "committed", "</w:t>
+      </w:r>
+      <w:proofErr w:type="spellStart"/>
+      <w:r>
+        <w:t>challenge_c</w:t>
+      </w:r>
+      <w:proofErr w:type="spellEnd"/>
+      <w:r>
+        <w:t xml:space="preserve">": "number" } </w:t>
+      </w:r>
+    </w:p>
+    <w:p>
+      <w:pPr>
+        <w:shd w:val="clear" w:color="auto" w:fill="FFFFFF"/>
+      </w:pPr>
+      <w:r>
+        <w:t xml:space="preserve">Etapa de </w:t>
+      </w:r>
+      <w:proofErr w:type="spellStart"/>
+      <w:r>
+        <w:t>Verificare</w:t>
+      </w:r>
+      <w:proofErr w:type="spellEnd"/>
+      <w:r>
+        <w:t xml:space="preserve"> (Verify) In </w:t>
+      </w:r>
+      <w:proofErr w:type="spellStart"/>
+      <w:r>
+        <w:t>aceasta</w:t>
+      </w:r>
+      <w:proofErr w:type="spellEnd"/>
+      <w:r>
+        <w:t xml:space="preserve"> </w:t>
+      </w:r>
+      <w:proofErr w:type="spellStart"/>
+      <w:r>
+        <w:t>faza</w:t>
+      </w:r>
+      <w:proofErr w:type="spellEnd"/>
+      <w:r>
+        <w:t xml:space="preserve">, </w:t>
+      </w:r>
+      <w:proofErr w:type="spellStart"/>
+      <w:r>
+        <w:t>solicitantul</w:t>
+      </w:r>
+      <w:proofErr w:type="spellEnd"/>
+      <w:r>
+        <w:t xml:space="preserve"> </w:t>
+      </w:r>
+      <w:proofErr w:type="spellStart"/>
+      <w:r>
+        <w:t>raspunde</w:t>
+      </w:r>
+      <w:proofErr w:type="spellEnd"/>
+      <w:r>
+        <w:t xml:space="preserve"> </w:t>
+      </w:r>
+      <w:proofErr w:type="spellStart"/>
+      <w:r>
+        <w:t>provocarii</w:t>
+      </w:r>
+      <w:proofErr w:type="spellEnd"/>
+      <w:r>
+        <w:t xml:space="preserve"> </w:t>
+      </w:r>
+      <w:proofErr w:type="spellStart"/>
+      <w:r>
+        <w:t>primite</w:t>
+      </w:r>
+      <w:proofErr w:type="spellEnd"/>
+      <w:r>
+        <w:t xml:space="preserve"> de la </w:t>
+      </w:r>
+      <w:proofErr w:type="spellStart"/>
+      <w:r>
+        <w:t>emitent</w:t>
+      </w:r>
+      <w:proofErr w:type="spellEnd"/>
+      <w:r>
+        <w:t xml:space="preserve">, </w:t>
+      </w:r>
+      <w:proofErr w:type="spellStart"/>
+      <w:r>
+        <w:t>oferind</w:t>
+      </w:r>
+      <w:proofErr w:type="spellEnd"/>
+      <w:r>
+        <w:t xml:space="preserve"> o </w:t>
+      </w:r>
+      <w:proofErr w:type="spellStart"/>
+      <w:r>
+        <w:t>solutie</w:t>
+      </w:r>
+      <w:proofErr w:type="spellEnd"/>
+      <w:r>
+        <w:t xml:space="preserve"> </w:t>
+      </w:r>
+      <w:proofErr w:type="spellStart"/>
+      <w:r>
+        <w:t>matematica</w:t>
+      </w:r>
+      <w:proofErr w:type="spellEnd"/>
+      <w:r>
+        <w:t xml:space="preserve"> </w:t>
+      </w:r>
+      <w:proofErr w:type="spellStart"/>
+      <w:r>
+        <w:t>valabila</w:t>
+      </w:r>
+      <w:proofErr w:type="spellEnd"/>
+      <w:r>
+        <w:t xml:space="preserve">.  </w:t>
+      </w:r>
+    </w:p>
+    <w:p>
+      <w:pPr>
+        <w:shd w:val="clear" w:color="auto" w:fill="FFFFFF"/>
+      </w:pPr>
+      <w:r>
+        <w:t xml:space="preserve">Cerere POST </w:t>
+      </w:r>
+      <w:proofErr w:type="spellStart"/>
+      <w:r>
+        <w:t>catre</w:t>
+      </w:r>
+      <w:proofErr w:type="spellEnd"/>
+      <w:r>
+        <w:t xml:space="preserve"> </w:t>
+      </w:r>
+      <w:proofErr w:type="spellStart"/>
+      <w:r>
+        <w:t>punctul</w:t>
+      </w:r>
+      <w:proofErr w:type="spellEnd"/>
+      <w:r>
+        <w:t xml:space="preserve"> terminal /login/verify </w:t>
+      </w:r>
+      <w:proofErr w:type="gramStart"/>
+      <w:r>
+        <w:t>{ "</w:t>
+      </w:r>
+      <w:proofErr w:type="spellStart"/>
+      <w:proofErr w:type="gramEnd"/>
+      <w:r>
+        <w:t>client_id</w:t>
+      </w:r>
+      <w:proofErr w:type="spellEnd"/>
+      <w:r>
+        <w:t>": "string", "</w:t>
+      </w:r>
+      <w:proofErr w:type="spellStart"/>
+      <w:r>
+        <w:t>solution_s</w:t>
+      </w:r>
+      <w:proofErr w:type="spellEnd"/>
+      <w:r>
+        <w:t xml:space="preserve">": "number" }  </w:t>
+      </w:r>
+    </w:p>
+    <w:p>
+      <w:pPr>
+        <w:shd w:val="clear" w:color="auto" w:fill="FFFFFF"/>
+      </w:pPr>
+      <w:proofErr w:type="spellStart"/>
+      <w:r>
+        <w:t>Raspunsul</w:t>
+      </w:r>
+      <w:proofErr w:type="spellEnd"/>
+      <w:r>
+        <w:t xml:space="preserve"> </w:t>
+      </w:r>
+      <w:proofErr w:type="spellStart"/>
+      <w:r>
+        <w:t>emitentului</w:t>
+      </w:r>
+      <w:proofErr w:type="spellEnd"/>
+      <w:r>
+        <w:t xml:space="preserve"> in </w:t>
+      </w:r>
+      <w:proofErr w:type="spellStart"/>
+      <w:r>
+        <w:t>caz</w:t>
+      </w:r>
+      <w:proofErr w:type="spellEnd"/>
+      <w:r>
+        <w:t xml:space="preserve"> de </w:t>
+      </w:r>
+      <w:proofErr w:type="spellStart"/>
+      <w:r>
+        <w:t>succes</w:t>
+      </w:r>
+      <w:proofErr w:type="spellEnd"/>
+      <w:r>
+        <w:t xml:space="preserve"> </w:t>
+      </w:r>
+      <w:proofErr w:type="gramStart"/>
+      <w:r>
+        <w:t>{ "</w:t>
+      </w:r>
+      <w:proofErr w:type="gramEnd"/>
+      <w:r>
+        <w:t>status": "authenticated", "token": "string", "</w:t>
+      </w:r>
+      <w:proofErr w:type="spellStart"/>
+      <w:r>
+        <w:t>client_id</w:t>
+      </w:r>
+      <w:proofErr w:type="spellEnd"/>
+      <w:r>
+        <w:t xml:space="preserve">": "string" } </w:t>
+      </w:r>
+    </w:p>
+    <w:p>
+      <w:pPr>
+        <w:shd w:val="clear" w:color="auto" w:fill="FFFFFF"/>
+      </w:pPr>
+      <w:r>
+        <w:t xml:space="preserve">5.3. </w:t>
+      </w:r>
+      <w:proofErr w:type="spellStart"/>
+      <w:r>
+        <w:t>Gestionarea</w:t>
+      </w:r>
+      <w:proofErr w:type="spellEnd"/>
+      <w:r>
+        <w:t xml:space="preserve"> </w:t>
+      </w:r>
+      <w:proofErr w:type="spellStart"/>
+      <w:r>
+        <w:t>Starii</w:t>
+      </w:r>
+      <w:proofErr w:type="spellEnd"/>
+      <w:r>
+        <w:t xml:space="preserve"> </w:t>
+      </w:r>
+      <w:proofErr w:type="spellStart"/>
+      <w:r>
+        <w:t>si</w:t>
+      </w:r>
+      <w:proofErr w:type="spellEnd"/>
+      <w:r>
+        <w:t xml:space="preserve"> </w:t>
+      </w:r>
+      <w:proofErr w:type="spellStart"/>
+      <w:r>
+        <w:t>Securitatea</w:t>
+      </w:r>
+      <w:proofErr w:type="spellEnd"/>
+      <w:r>
+        <w:t xml:space="preserve"> la Nivel HTTP </w:t>
+      </w:r>
+    </w:p>
+    <w:p>
+      <w:pPr>
+        <w:shd w:val="clear" w:color="auto" w:fill="FFFFFF"/>
+      </w:pPr>
+      <w:proofErr w:type="spellStart"/>
+      <w:r>
+        <w:t>Mentinerea</w:t>
+      </w:r>
+      <w:proofErr w:type="spellEnd"/>
+      <w:r>
+        <w:t xml:space="preserve"> </w:t>
+      </w:r>
+      <w:proofErr w:type="spellStart"/>
+      <w:r>
+        <w:t>Starii</w:t>
+      </w:r>
+      <w:proofErr w:type="spellEnd"/>
+      <w:r>
+        <w:t xml:space="preserve"> (Stateful vs. Stateless) </w:t>
+      </w:r>
+      <w:proofErr w:type="spellStart"/>
+      <w:r>
+        <w:t>Protocolul</w:t>
+      </w:r>
+      <w:proofErr w:type="spellEnd"/>
+      <w:r>
+        <w:t xml:space="preserve"> Schnorr </w:t>
+      </w:r>
+      <w:proofErr w:type="spellStart"/>
+      <w:r>
+        <w:t>necesita</w:t>
+      </w:r>
+      <w:proofErr w:type="spellEnd"/>
+      <w:r>
+        <w:t xml:space="preserve"> </w:t>
+      </w:r>
+      <w:proofErr w:type="spellStart"/>
+      <w:r>
+        <w:t>retinerea</w:t>
+      </w:r>
+      <w:proofErr w:type="spellEnd"/>
+      <w:r>
+        <w:t xml:space="preserve"> </w:t>
+      </w:r>
+      <w:proofErr w:type="spellStart"/>
+      <w:r>
+        <w:t>unei</w:t>
+      </w:r>
+      <w:proofErr w:type="spellEnd"/>
+      <w:r>
+        <w:t xml:space="preserve"> </w:t>
+      </w:r>
+      <w:proofErr w:type="spellStart"/>
+      <w:r>
+        <w:t>stari</w:t>
+      </w:r>
+      <w:proofErr w:type="spellEnd"/>
+      <w:r>
+        <w:t xml:space="preserve"> </w:t>
+      </w:r>
+      <w:proofErr w:type="spellStart"/>
+      <w:r>
+        <w:t>temporare</w:t>
+      </w:r>
+      <w:proofErr w:type="spellEnd"/>
+      <w:r>
+        <w:t xml:space="preserve"> </w:t>
+      </w:r>
+      <w:proofErr w:type="spellStart"/>
+      <w:r>
+        <w:t>intre</w:t>
+      </w:r>
+      <w:proofErr w:type="spellEnd"/>
+      <w:r>
+        <w:t xml:space="preserve"> </w:t>
+      </w:r>
+      <w:proofErr w:type="spellStart"/>
+      <w:r>
+        <w:t>faza</w:t>
+      </w:r>
+      <w:proofErr w:type="spellEnd"/>
+      <w:r>
+        <w:t xml:space="preserve"> de </w:t>
+      </w:r>
+      <w:proofErr w:type="spellStart"/>
+      <w:r>
+        <w:t>angajament</w:t>
+      </w:r>
+      <w:proofErr w:type="spellEnd"/>
+      <w:r>
+        <w:t xml:space="preserve"> </w:t>
+      </w:r>
+      <w:proofErr w:type="spellStart"/>
+      <w:r>
+        <w:t>si</w:t>
+      </w:r>
+      <w:proofErr w:type="spellEnd"/>
+      <w:r>
+        <w:t xml:space="preserve"> </w:t>
+      </w:r>
+      <w:proofErr w:type="spellStart"/>
+      <w:r>
+        <w:t>cea</w:t>
+      </w:r>
+      <w:proofErr w:type="spellEnd"/>
+      <w:r>
+        <w:t xml:space="preserve"> de </w:t>
+      </w:r>
+      <w:proofErr w:type="spellStart"/>
+      <w:r>
+        <w:t>verificare</w:t>
+      </w:r>
+      <w:proofErr w:type="spellEnd"/>
+      <w:r>
+        <w:t xml:space="preserve">. In </w:t>
+      </w:r>
+      <w:proofErr w:type="spellStart"/>
+      <w:r>
+        <w:t>implementarile</w:t>
+      </w:r>
+      <w:proofErr w:type="spellEnd"/>
+      <w:r>
+        <w:t xml:space="preserve"> de </w:t>
+      </w:r>
+      <w:proofErr w:type="spellStart"/>
+      <w:r>
+        <w:t>referinta</w:t>
+      </w:r>
+      <w:proofErr w:type="spellEnd"/>
+      <w:r>
+        <w:t xml:space="preserve"> </w:t>
+      </w:r>
+      <w:proofErr w:type="spellStart"/>
+      <w:r>
+        <w:t>singulare</w:t>
+      </w:r>
+      <w:proofErr w:type="spellEnd"/>
+      <w:r>
+        <w:t xml:space="preserve">, </w:t>
+      </w:r>
+      <w:proofErr w:type="spellStart"/>
+      <w:r>
+        <w:t>serverul</w:t>
+      </w:r>
+      <w:proofErr w:type="spellEnd"/>
+      <w:r>
+        <w:t xml:space="preserve"> </w:t>
+      </w:r>
+      <w:proofErr w:type="spellStart"/>
+      <w:r>
+        <w:t>poate</w:t>
+      </w:r>
+      <w:proofErr w:type="spellEnd"/>
+      <w:r>
+        <w:t xml:space="preserve"> </w:t>
+      </w:r>
+      <w:proofErr w:type="spellStart"/>
+      <w:r>
+        <w:t>stoca</w:t>
+      </w:r>
+      <w:proofErr w:type="spellEnd"/>
+      <w:r>
+        <w:t xml:space="preserve"> </w:t>
+      </w:r>
+      <w:proofErr w:type="spellStart"/>
+      <w:r>
+        <w:t>valorile</w:t>
+      </w:r>
+      <w:proofErr w:type="spellEnd"/>
+      <w:r>
+        <w:t xml:space="preserve"> </w:t>
+      </w:r>
+      <w:proofErr w:type="spellStart"/>
+      <w:r>
+        <w:t>asociate</w:t>
+      </w:r>
+      <w:proofErr w:type="spellEnd"/>
+      <w:r>
+        <w:t xml:space="preserve"> </w:t>
+      </w:r>
+      <w:proofErr w:type="spellStart"/>
+      <w:r>
+        <w:t>angajamentului</w:t>
+      </w:r>
+      <w:proofErr w:type="spellEnd"/>
+      <w:r>
+        <w:t xml:space="preserve"> </w:t>
+      </w:r>
+      <w:proofErr w:type="spellStart"/>
+      <w:r>
+        <w:t>si</w:t>
+      </w:r>
+      <w:proofErr w:type="spellEnd"/>
+      <w:r>
+        <w:t xml:space="preserve"> </w:t>
+      </w:r>
+      <w:proofErr w:type="spellStart"/>
+      <w:r>
+        <w:t>provocarii</w:t>
+      </w:r>
+      <w:proofErr w:type="spellEnd"/>
+      <w:r>
+        <w:t xml:space="preserve"> in </w:t>
+      </w:r>
+      <w:proofErr w:type="spellStart"/>
+      <w:r>
+        <w:t>memoria</w:t>
+      </w:r>
+      <w:proofErr w:type="spellEnd"/>
+      <w:r>
+        <w:t xml:space="preserve"> </w:t>
+      </w:r>
+      <w:proofErr w:type="spellStart"/>
+      <w:r>
+        <w:t>volatila</w:t>
+      </w:r>
+      <w:proofErr w:type="spellEnd"/>
+      <w:r>
+        <w:t xml:space="preserve">. </w:t>
+      </w:r>
+      <w:proofErr w:type="spellStart"/>
+      <w:r>
+        <w:t>Pentru</w:t>
+      </w:r>
+      <w:proofErr w:type="spellEnd"/>
+      <w:r>
+        <w:t xml:space="preserve"> </w:t>
+      </w:r>
+      <w:proofErr w:type="spellStart"/>
+      <w:r>
+        <w:t>implementari</w:t>
+      </w:r>
+      <w:proofErr w:type="spellEnd"/>
+      <w:r>
+        <w:t xml:space="preserve"> in </w:t>
+      </w:r>
+      <w:proofErr w:type="spellStart"/>
+      <w:r>
+        <w:t>sisteme</w:t>
+      </w:r>
+      <w:proofErr w:type="spellEnd"/>
+      <w:r>
+        <w:t xml:space="preserve"> </w:t>
+      </w:r>
+      <w:proofErr w:type="spellStart"/>
+      <w:r>
+        <w:t>distribuite</w:t>
+      </w:r>
+      <w:proofErr w:type="spellEnd"/>
+      <w:r>
+        <w:t xml:space="preserve"> </w:t>
+      </w:r>
+      <w:proofErr w:type="spellStart"/>
+      <w:r>
+        <w:t>si</w:t>
+      </w:r>
+      <w:proofErr w:type="spellEnd"/>
+      <w:r>
+        <w:t xml:space="preserve"> </w:t>
+      </w:r>
+      <w:proofErr w:type="spellStart"/>
+      <w:r>
+        <w:t>scalabile</w:t>
+      </w:r>
+      <w:proofErr w:type="spellEnd"/>
+      <w:r>
+        <w:t xml:space="preserve">, se </w:t>
+      </w:r>
+      <w:proofErr w:type="spellStart"/>
+      <w:r>
+        <w:t>impune</w:t>
+      </w:r>
+      <w:proofErr w:type="spellEnd"/>
+      <w:r>
+        <w:t xml:space="preserve"> </w:t>
+      </w:r>
+      <w:proofErr w:type="spellStart"/>
+      <w:r>
+        <w:t>externalizarea</w:t>
+      </w:r>
+      <w:proofErr w:type="spellEnd"/>
+      <w:r>
+        <w:t xml:space="preserve"> </w:t>
+      </w:r>
+      <w:proofErr w:type="spellStart"/>
+      <w:r>
+        <w:t>acestei</w:t>
+      </w:r>
+      <w:proofErr w:type="spellEnd"/>
+      <w:r>
+        <w:t xml:space="preserve"> </w:t>
+      </w:r>
+      <w:proofErr w:type="spellStart"/>
+      <w:r>
+        <w:t>stari</w:t>
+      </w:r>
+      <w:proofErr w:type="spellEnd"/>
+      <w:r>
+        <w:t xml:space="preserve"> </w:t>
+      </w:r>
+      <w:proofErr w:type="spellStart"/>
+      <w:r>
+        <w:t>catre</w:t>
+      </w:r>
+      <w:proofErr w:type="spellEnd"/>
+      <w:r>
+        <w:t xml:space="preserve"> </w:t>
+      </w:r>
+      <w:proofErr w:type="spellStart"/>
+      <w:r>
+        <w:t>baze</w:t>
+      </w:r>
+      <w:proofErr w:type="spellEnd"/>
+      <w:r>
+        <w:t xml:space="preserve"> de date in </w:t>
+      </w:r>
+      <w:proofErr w:type="spellStart"/>
+      <w:r>
+        <w:t>memorie</w:t>
+      </w:r>
+      <w:proofErr w:type="spellEnd"/>
+      <w:r>
+        <w:t xml:space="preserve">, cu </w:t>
+      </w:r>
+      <w:proofErr w:type="spellStart"/>
+      <w:r>
+        <w:t>timp</w:t>
+      </w:r>
+      <w:proofErr w:type="spellEnd"/>
+      <w:r>
+        <w:t xml:space="preserve"> </w:t>
+      </w:r>
+      <w:proofErr w:type="spellStart"/>
+      <w:r>
+        <w:t>scurt</w:t>
+      </w:r>
+      <w:proofErr w:type="spellEnd"/>
+      <w:r>
+        <w:t xml:space="preserve"> de </w:t>
+      </w:r>
+      <w:proofErr w:type="spellStart"/>
+      <w:r>
+        <w:t>retinere</w:t>
+      </w:r>
+      <w:proofErr w:type="spellEnd"/>
+      <w:r>
+        <w:t xml:space="preserve">, </w:t>
+      </w:r>
+      <w:proofErr w:type="spellStart"/>
+      <w:r>
+        <w:t>sau</w:t>
+      </w:r>
+      <w:proofErr w:type="spellEnd"/>
+      <w:r>
+        <w:t xml:space="preserve"> </w:t>
+      </w:r>
+      <w:proofErr w:type="spellStart"/>
+      <w:r>
+        <w:t>utilizarea</w:t>
+      </w:r>
+      <w:proofErr w:type="spellEnd"/>
+      <w:r>
+        <w:t xml:space="preserve"> </w:t>
+      </w:r>
+      <w:proofErr w:type="spellStart"/>
+      <w:r>
+        <w:t>unor</w:t>
+      </w:r>
+      <w:proofErr w:type="spellEnd"/>
+      <w:r>
+        <w:t xml:space="preserve"> </w:t>
+      </w:r>
+      <w:proofErr w:type="spellStart"/>
+      <w:r>
+        <w:t>mecanisme</w:t>
+      </w:r>
+      <w:proofErr w:type="spellEnd"/>
+      <w:r>
+        <w:t xml:space="preserve"> de </w:t>
+      </w:r>
+      <w:proofErr w:type="spellStart"/>
+      <w:r>
+        <w:t>directionare</w:t>
+      </w:r>
+      <w:proofErr w:type="spellEnd"/>
+      <w:r>
+        <w:t xml:space="preserve"> </w:t>
+      </w:r>
+      <w:proofErr w:type="spellStart"/>
+      <w:r>
+        <w:t>persistenta</w:t>
+      </w:r>
+      <w:proofErr w:type="spellEnd"/>
+      <w:r>
+        <w:t xml:space="preserve"> a </w:t>
+      </w:r>
+      <w:proofErr w:type="spellStart"/>
+      <w:r>
+        <w:t>sesiunilor</w:t>
+      </w:r>
+      <w:proofErr w:type="spellEnd"/>
+      <w:r>
+        <w:t xml:space="preserve"> </w:t>
+      </w:r>
+      <w:proofErr w:type="spellStart"/>
+      <w:r>
+        <w:t>catre</w:t>
+      </w:r>
+      <w:proofErr w:type="spellEnd"/>
+      <w:r>
+        <w:t xml:space="preserve"> </w:t>
+      </w:r>
+      <w:proofErr w:type="spellStart"/>
+      <w:r>
+        <w:t>acelasi</w:t>
+      </w:r>
+      <w:proofErr w:type="spellEnd"/>
+      <w:r>
+        <w:t xml:space="preserve"> nod. </w:t>
+      </w:r>
+    </w:p>
+    <w:p>
+      <w:pPr>
+        <w:shd w:val="clear" w:color="auto" w:fill="FFFFFF"/>
+      </w:pPr>
+      <w:proofErr w:type="spellStart"/>
+      <w:r>
+        <w:t>Politici</w:t>
+      </w:r>
+      <w:proofErr w:type="spellEnd"/>
+      <w:r>
+        <w:t xml:space="preserve"> de </w:t>
+      </w:r>
+      <w:proofErr w:type="spellStart"/>
+      <w:r>
+        <w:t>Partajare</w:t>
+      </w:r>
+      <w:proofErr w:type="spellEnd"/>
+      <w:r>
+        <w:t xml:space="preserve"> a </w:t>
+      </w:r>
+      <w:proofErr w:type="spellStart"/>
+      <w:r>
+        <w:t>Resurselor</w:t>
+      </w:r>
+      <w:proofErr w:type="spellEnd"/>
+      <w:r>
+        <w:t xml:space="preserve"> (CORS) In </w:t>
+      </w:r>
+      <w:proofErr w:type="spellStart"/>
+      <w:r>
+        <w:t>scenariile</w:t>
+      </w:r>
+      <w:proofErr w:type="spellEnd"/>
+      <w:r>
+        <w:t xml:space="preserve"> </w:t>
+      </w:r>
+      <w:proofErr w:type="spellStart"/>
+      <w:r>
+        <w:t>arhitecturale</w:t>
+      </w:r>
+      <w:proofErr w:type="spellEnd"/>
+      <w:r>
+        <w:t xml:space="preserve"> in care </w:t>
+      </w:r>
+      <w:proofErr w:type="spellStart"/>
+      <w:r>
+        <w:t>aplicatia</w:t>
+      </w:r>
+      <w:proofErr w:type="spellEnd"/>
+      <w:r>
+        <w:t xml:space="preserve"> client </w:t>
+      </w:r>
+      <w:proofErr w:type="spellStart"/>
+      <w:r>
+        <w:t>si</w:t>
+      </w:r>
+      <w:proofErr w:type="spellEnd"/>
+      <w:r>
+        <w:t xml:space="preserve"> </w:t>
+      </w:r>
+      <w:proofErr w:type="spellStart"/>
+      <w:r>
+        <w:t>componenta</w:t>
+      </w:r>
+      <w:proofErr w:type="spellEnd"/>
+      <w:r>
+        <w:t xml:space="preserve"> server sunt </w:t>
+      </w:r>
+      <w:proofErr w:type="spellStart"/>
+      <w:r>
+        <w:t>gazduite</w:t>
+      </w:r>
+      <w:proofErr w:type="spellEnd"/>
+      <w:r>
+        <w:t xml:space="preserve"> pe </w:t>
+      </w:r>
+      <w:proofErr w:type="spellStart"/>
+      <w:r>
+        <w:t>origini</w:t>
+      </w:r>
+      <w:proofErr w:type="spellEnd"/>
+      <w:r>
+        <w:t xml:space="preserve"> </w:t>
+      </w:r>
+      <w:proofErr w:type="spellStart"/>
+      <w:r>
+        <w:t>diferite</w:t>
+      </w:r>
+      <w:proofErr w:type="spellEnd"/>
+      <w:r>
+        <w:t xml:space="preserve">, </w:t>
+      </w:r>
+      <w:proofErr w:type="spellStart"/>
+      <w:r>
+        <w:t>serverul</w:t>
+      </w:r>
+      <w:proofErr w:type="spellEnd"/>
+      <w:r>
+        <w:t xml:space="preserve"> </w:t>
+      </w:r>
+      <w:proofErr w:type="spellStart"/>
+      <w:r>
+        <w:t>trebuie</w:t>
+      </w:r>
+      <w:proofErr w:type="spellEnd"/>
+      <w:r>
+        <w:t xml:space="preserve"> </w:t>
+      </w:r>
+      <w:proofErr w:type="spellStart"/>
+      <w:r>
+        <w:t>sa</w:t>
+      </w:r>
+      <w:proofErr w:type="spellEnd"/>
+      <w:r>
+        <w:t xml:space="preserve"> </w:t>
+      </w:r>
+      <w:proofErr w:type="spellStart"/>
+      <w:r>
+        <w:t>implementeze</w:t>
+      </w:r>
+      <w:proofErr w:type="spellEnd"/>
+      <w:r>
+        <w:t xml:space="preserve"> </w:t>
+      </w:r>
+      <w:proofErr w:type="spellStart"/>
+      <w:r>
+        <w:t>restrictii</w:t>
+      </w:r>
+      <w:proofErr w:type="spellEnd"/>
+      <w:r>
+        <w:t xml:space="preserve"> </w:t>
+      </w:r>
+      <w:proofErr w:type="spellStart"/>
+      <w:r>
+        <w:t>si</w:t>
+      </w:r>
+      <w:proofErr w:type="spellEnd"/>
+      <w:r>
+        <w:t xml:space="preserve"> </w:t>
+      </w:r>
+      <w:proofErr w:type="spellStart"/>
+      <w:r>
+        <w:t>permisiuni</w:t>
+      </w:r>
+      <w:proofErr w:type="spellEnd"/>
+      <w:r>
+        <w:t xml:space="preserve"> Cross-Origin Resource Sharing (CORS) </w:t>
+      </w:r>
+      <w:proofErr w:type="spellStart"/>
+      <w:r>
+        <w:t>explicite</w:t>
+      </w:r>
+      <w:proofErr w:type="spellEnd"/>
+      <w:r>
+        <w:t xml:space="preserve">. </w:t>
+      </w:r>
+      <w:proofErr w:type="spellStart"/>
+      <w:r>
+        <w:t>Acestea</w:t>
+      </w:r>
+      <w:proofErr w:type="spellEnd"/>
+      <w:r>
+        <w:t xml:space="preserve"> </w:t>
+      </w:r>
+      <w:proofErr w:type="spellStart"/>
+      <w:r>
+        <w:t>asigura</w:t>
+      </w:r>
+      <w:proofErr w:type="spellEnd"/>
+      <w:r>
+        <w:t xml:space="preserve"> </w:t>
+      </w:r>
+      <w:proofErr w:type="spellStart"/>
+      <w:r>
+        <w:t>functionalitatea</w:t>
+      </w:r>
+      <w:proofErr w:type="spellEnd"/>
+      <w:r>
+        <w:t xml:space="preserve"> </w:t>
+      </w:r>
+      <w:proofErr w:type="spellStart"/>
+      <w:r>
+        <w:t>cererilor</w:t>
+      </w:r>
+      <w:proofErr w:type="spellEnd"/>
+      <w:r>
+        <w:t xml:space="preserve"> preflight </w:t>
+      </w:r>
+      <w:proofErr w:type="spellStart"/>
+      <w:r>
+        <w:t>si</w:t>
+      </w:r>
+      <w:proofErr w:type="spellEnd"/>
+      <w:r>
+        <w:t xml:space="preserve"> permit </w:t>
+      </w:r>
+      <w:proofErr w:type="spellStart"/>
+      <w:r>
+        <w:t>clientilor</w:t>
+      </w:r>
+      <w:proofErr w:type="spellEnd"/>
+      <w:r>
+        <w:t xml:space="preserve"> </w:t>
+      </w:r>
+      <w:proofErr w:type="spellStart"/>
+      <w:r>
+        <w:t>sa</w:t>
+      </w:r>
+      <w:proofErr w:type="spellEnd"/>
+      <w:r>
+        <w:t xml:space="preserve"> </w:t>
+      </w:r>
+      <w:proofErr w:type="spellStart"/>
+      <w:r>
+        <w:t>interactioneze</w:t>
+      </w:r>
+      <w:proofErr w:type="spellEnd"/>
+      <w:r>
+        <w:t xml:space="preserve"> </w:t>
+      </w:r>
+      <w:proofErr w:type="spellStart"/>
+      <w:r>
+        <w:t>programatic</w:t>
+      </w:r>
+      <w:proofErr w:type="spellEnd"/>
+      <w:r>
+        <w:t xml:space="preserve"> cu </w:t>
+      </w:r>
+      <w:proofErr w:type="spellStart"/>
+      <w:r>
+        <w:t>punctele</w:t>
+      </w:r>
+      <w:proofErr w:type="spellEnd"/>
+      <w:r>
+        <w:t xml:space="preserve"> </w:t>
+      </w:r>
+      <w:proofErr w:type="spellStart"/>
+      <w:r>
+        <w:t>terminale</w:t>
+      </w:r>
+      <w:proofErr w:type="spellEnd"/>
+      <w:r>
+        <w:t xml:space="preserve"> de </w:t>
+      </w:r>
+      <w:proofErr w:type="spellStart"/>
+      <w:r>
+        <w:t>autentificare</w:t>
+      </w:r>
+      <w:proofErr w:type="spellEnd"/>
+      <w:r>
+        <w:t xml:space="preserve">. </w:t>
+      </w:r>
+    </w:p>
+    <w:p>
+      <w:pPr>
+        <w:shd w:val="clear" w:color="auto" w:fill="FFFFFF"/>
+      </w:pPr>
+      <w:proofErr w:type="spellStart"/>
+      <w:r>
+        <w:t>Gestionarea</w:t>
+      </w:r>
+      <w:proofErr w:type="spellEnd"/>
+      <w:r>
+        <w:t xml:space="preserve"> token-</w:t>
+      </w:r>
+      <w:proofErr w:type="spellStart"/>
+      <w:r>
+        <w:t>urilor</w:t>
+      </w:r>
+      <w:proofErr w:type="spellEnd"/>
+      <w:r>
+        <w:t xml:space="preserve"> la </w:t>
+      </w:r>
+      <w:proofErr w:type="spellStart"/>
+      <w:r>
+        <w:t>Nivelul</w:t>
+      </w:r>
+      <w:proofErr w:type="spellEnd"/>
+      <w:r>
+        <w:t xml:space="preserve"> </w:t>
+      </w:r>
+      <w:proofErr w:type="spellStart"/>
+      <w:r>
+        <w:t>Clientului</w:t>
+      </w:r>
+      <w:proofErr w:type="spellEnd"/>
+      <w:r>
+        <w:t xml:space="preserve"> se </w:t>
+      </w:r>
+      <w:proofErr w:type="spellStart"/>
+      <w:r>
+        <w:t>recomanda</w:t>
+      </w:r>
+      <w:proofErr w:type="spellEnd"/>
+      <w:r>
+        <w:t xml:space="preserve"> </w:t>
+      </w:r>
+      <w:proofErr w:type="spellStart"/>
+      <w:r>
+        <w:t>evitarea</w:t>
+      </w:r>
+      <w:proofErr w:type="spellEnd"/>
+      <w:r>
+        <w:t xml:space="preserve"> </w:t>
+      </w:r>
+      <w:proofErr w:type="spellStart"/>
+      <w:r>
+        <w:t>stocarii</w:t>
+      </w:r>
+      <w:proofErr w:type="spellEnd"/>
+      <w:r>
+        <w:t xml:space="preserve"> </w:t>
+      </w:r>
+      <w:proofErr w:type="spellStart"/>
+      <w:r>
+        <w:t>jetonului</w:t>
+      </w:r>
+      <w:proofErr w:type="spellEnd"/>
+      <w:r>
+        <w:t xml:space="preserve"> de </w:t>
+      </w:r>
+      <w:proofErr w:type="spellStart"/>
+      <w:r>
+        <w:t>acces</w:t>
+      </w:r>
+      <w:proofErr w:type="spellEnd"/>
+      <w:r>
+        <w:t xml:space="preserve"> in </w:t>
+      </w:r>
+      <w:proofErr w:type="spellStart"/>
+      <w:r>
+        <w:t>mecanisme</w:t>
+      </w:r>
+      <w:proofErr w:type="spellEnd"/>
+      <w:r>
+        <w:t xml:space="preserve"> de </w:t>
+      </w:r>
+      <w:proofErr w:type="spellStart"/>
+      <w:r>
+        <w:t>stocare</w:t>
+      </w:r>
+      <w:proofErr w:type="spellEnd"/>
+      <w:r>
+        <w:t xml:space="preserve"> </w:t>
+      </w:r>
+      <w:proofErr w:type="spellStart"/>
+      <w:r>
+        <w:t>persistenta</w:t>
+      </w:r>
+      <w:proofErr w:type="spellEnd"/>
+      <w:r>
+        <w:t xml:space="preserve"> </w:t>
+      </w:r>
+      <w:proofErr w:type="spellStart"/>
+      <w:r>
+        <w:t>accesibile</w:t>
+      </w:r>
+      <w:proofErr w:type="spellEnd"/>
+      <w:r>
+        <w:t xml:space="preserve"> </w:t>
+      </w:r>
+      <w:proofErr w:type="spellStart"/>
+      <w:r>
+        <w:t>prin</w:t>
+      </w:r>
+      <w:proofErr w:type="spellEnd"/>
+      <w:r>
+        <w:t xml:space="preserve"> </w:t>
+      </w:r>
+      <w:proofErr w:type="spellStart"/>
+      <w:r>
+        <w:t>scripturi</w:t>
+      </w:r>
+      <w:proofErr w:type="spellEnd"/>
+      <w:r>
+        <w:t xml:space="preserve">, cum </w:t>
+      </w:r>
+      <w:proofErr w:type="spellStart"/>
+      <w:r>
+        <w:t>ar</w:t>
+      </w:r>
+      <w:proofErr w:type="spellEnd"/>
+      <w:r>
+        <w:t xml:space="preserve"> fi </w:t>
+      </w:r>
+      <w:proofErr w:type="spellStart"/>
+      <w:r>
+        <w:t>localStorage</w:t>
+      </w:r>
+      <w:proofErr w:type="spellEnd"/>
+      <w:r>
+        <w:t xml:space="preserve">, </w:t>
+      </w:r>
+      <w:proofErr w:type="spellStart"/>
+      <w:r>
+        <w:t>pentru</w:t>
+      </w:r>
+      <w:proofErr w:type="spellEnd"/>
+      <w:r>
+        <w:t xml:space="preserve"> a </w:t>
+      </w:r>
+      <w:proofErr w:type="spellStart"/>
+      <w:r>
+        <w:t>diminua</w:t>
+      </w:r>
+      <w:proofErr w:type="spellEnd"/>
+      <w:r>
+        <w:t xml:space="preserve"> </w:t>
+      </w:r>
+      <w:proofErr w:type="spellStart"/>
+      <w:r>
+        <w:t>suprafata</w:t>
+      </w:r>
+      <w:proofErr w:type="spellEnd"/>
+      <w:r>
+        <w:t xml:space="preserve"> de </w:t>
+      </w:r>
+      <w:proofErr w:type="spellStart"/>
+      <w:r>
+        <w:t>atac</w:t>
+      </w:r>
+      <w:proofErr w:type="spellEnd"/>
+      <w:r>
+        <w:t xml:space="preserve"> in </w:t>
+      </w:r>
+      <w:proofErr w:type="spellStart"/>
+      <w:r>
+        <w:t>cazul</w:t>
+      </w:r>
+      <w:proofErr w:type="spellEnd"/>
+      <w:r>
+        <w:t xml:space="preserve"> </w:t>
+      </w:r>
+      <w:proofErr w:type="spellStart"/>
+      <w:r>
+        <w:t>vulnerabilitatilor</w:t>
+      </w:r>
+      <w:proofErr w:type="spellEnd"/>
+      <w:r>
+        <w:t xml:space="preserve"> Cross-Site Scripting (XSS). O </w:t>
+      </w:r>
+      <w:proofErr w:type="spellStart"/>
+      <w:r>
+        <w:t>abordare</w:t>
+      </w:r>
+      <w:proofErr w:type="spellEnd"/>
+      <w:r>
+        <w:t xml:space="preserve"> </w:t>
+      </w:r>
+      <w:proofErr w:type="spellStart"/>
+      <w:r>
+        <w:t>superioara</w:t>
+      </w:r>
+      <w:proofErr w:type="spellEnd"/>
+      <w:r>
+        <w:t xml:space="preserve"> din </w:t>
+      </w:r>
+      <w:proofErr w:type="spellStart"/>
+      <w:r>
+        <w:t>punct</w:t>
+      </w:r>
+      <w:proofErr w:type="spellEnd"/>
+      <w:r>
+        <w:t xml:space="preserve"> de </w:t>
+      </w:r>
+      <w:proofErr w:type="spellStart"/>
+      <w:r>
+        <w:t>vedere</w:t>
+      </w:r>
+      <w:proofErr w:type="spellEnd"/>
+      <w:r>
+        <w:t xml:space="preserve"> al </w:t>
+      </w:r>
+      <w:proofErr w:type="spellStart"/>
+      <w:r>
+        <w:t>securitatii</w:t>
+      </w:r>
+      <w:proofErr w:type="spellEnd"/>
+      <w:r>
+        <w:t xml:space="preserve"> </w:t>
+      </w:r>
+      <w:proofErr w:type="spellStart"/>
+      <w:r>
+        <w:t>este</w:t>
+      </w:r>
+      <w:proofErr w:type="spellEnd"/>
+      <w:r>
+        <w:t xml:space="preserve"> </w:t>
+      </w:r>
+      <w:proofErr w:type="spellStart"/>
+      <w:r>
+        <w:t>incapsularea</w:t>
+      </w:r>
+      <w:proofErr w:type="spellEnd"/>
+      <w:r>
+        <w:t xml:space="preserve"> </w:t>
+      </w:r>
+      <w:proofErr w:type="spellStart"/>
+      <w:r>
+        <w:t>jetonului</w:t>
+      </w:r>
+      <w:proofErr w:type="spellEnd"/>
+      <w:r>
+        <w:t xml:space="preserve"> in cookie-</w:t>
+      </w:r>
+      <w:proofErr w:type="spellStart"/>
+      <w:r>
+        <w:t>uri</w:t>
+      </w:r>
+      <w:proofErr w:type="spellEnd"/>
+      <w:r>
+        <w:t xml:space="preserve"> </w:t>
+      </w:r>
+      <w:proofErr w:type="spellStart"/>
+      <w:r>
+        <w:t>gestionate</w:t>
+      </w:r>
+      <w:proofErr w:type="spellEnd"/>
+      <w:r>
+        <w:t xml:space="preserve"> </w:t>
+      </w:r>
+      <w:proofErr w:type="spellStart"/>
+      <w:r>
+        <w:t>exclusiv</w:t>
+      </w:r>
+      <w:proofErr w:type="spellEnd"/>
+      <w:r>
+        <w:t xml:space="preserve"> de browser, configurate strict cu </w:t>
+      </w:r>
+      <w:proofErr w:type="spellStart"/>
+      <w:r>
+        <w:t>atributele</w:t>
+      </w:r>
+      <w:proofErr w:type="spellEnd"/>
+      <w:r>
+        <w:t xml:space="preserve"> </w:t>
+      </w:r>
+      <w:proofErr w:type="spellStart"/>
+      <w:r>
+        <w:t>HttpOnly</w:t>
+      </w:r>
+      <w:proofErr w:type="spellEnd"/>
+      <w:r>
+        <w:t xml:space="preserve">, Secure </w:t>
+      </w:r>
+      <w:proofErr w:type="spellStart"/>
+      <w:r>
+        <w:t>si</w:t>
+      </w:r>
+      <w:proofErr w:type="spellEnd"/>
+      <w:r>
+        <w:t xml:space="preserve"> o </w:t>
+      </w:r>
+      <w:proofErr w:type="spellStart"/>
+      <w:r>
+        <w:t>politica</w:t>
+      </w:r>
+      <w:proofErr w:type="spellEnd"/>
+      <w:r>
+        <w:t xml:space="preserve"> </w:t>
+      </w:r>
+      <w:proofErr w:type="spellStart"/>
+      <w:r>
+        <w:t>SameSite</w:t>
+      </w:r>
+      <w:proofErr w:type="spellEnd"/>
+      <w:r>
+        <w:t xml:space="preserve"> </w:t>
+      </w:r>
+      <w:proofErr w:type="spellStart"/>
+      <w:r>
+        <w:t>limitativa</w:t>
+      </w:r>
+      <w:proofErr w:type="spellEnd"/>
+      <w:r>
+        <w:t xml:space="preserve">. </w:t>
+      </w:r>
+    </w:p>
+    <w:p>
+      <w:pPr>
+        <w:shd w:val="clear" w:color="auto" w:fill="FFFFFF"/>
+      </w:pPr>
+      <w:r>
+        <w:t xml:space="preserve"> </w:t>
+      </w:r>
+    </w:p>
+    <w:p>
+      <w:pPr>
+        <w:shd w:val="clear" w:color="auto" w:fill="FFFFFF"/>
+      </w:pPr>
+      <w:r>
+        <w:t xml:space="preserve">  </w:t>
+      </w:r>
+    </w:p>
+    <w:p>
+      <w:pPr>
+        <w:shd w:val="clear" w:color="auto" w:fill="FFFFFF"/>
+      </w:pPr>
+      <w:r>
+        <w:t xml:space="preserve">5.4. </w:t>
+      </w:r>
+      <w:proofErr w:type="spellStart"/>
+      <w:r>
+        <w:t>Definirea</w:t>
+      </w:r>
+      <w:proofErr w:type="spellEnd"/>
+      <w:r>
+        <w:t xml:space="preserve"> </w:t>
+      </w:r>
+      <w:proofErr w:type="spellStart"/>
+      <w:r>
+        <w:t>Protocolului</w:t>
+      </w:r>
+      <w:proofErr w:type="spellEnd"/>
+      <w:r>
+        <w:t xml:space="preserve"> </w:t>
+      </w:r>
+      <w:proofErr w:type="spellStart"/>
+      <w:r>
+        <w:t>în</w:t>
+      </w:r>
+      <w:proofErr w:type="spellEnd"/>
+      <w:r>
+        <w:t xml:space="preserve"> </w:t>
+      </w:r>
+      <w:proofErr w:type="spellStart"/>
+      <w:r>
+        <w:t>Notație</w:t>
+      </w:r>
+      <w:proofErr w:type="spellEnd"/>
+      <w:r>
+        <w:t xml:space="preserve"> ABNF </w:t>
+      </w:r>
+    </w:p>
+    <w:p>
+      <w:pPr>
+        <w:shd w:val="clear" w:color="auto" w:fill="FFFFFF"/>
+      </w:pPr>
+      <w:proofErr w:type="spellStart"/>
+      <w:r>
+        <w:t>Pentru</w:t>
+      </w:r>
+      <w:proofErr w:type="spellEnd"/>
+      <w:r>
+        <w:t xml:space="preserve"> a </w:t>
+      </w:r>
+      <w:proofErr w:type="spellStart"/>
+      <w:r>
+        <w:t>asigura</w:t>
+      </w:r>
+      <w:proofErr w:type="spellEnd"/>
+      <w:r>
+        <w:t xml:space="preserve"> </w:t>
+      </w:r>
+      <w:proofErr w:type="spellStart"/>
+      <w:r>
+        <w:t>interoperabilitatea</w:t>
+      </w:r>
+      <w:proofErr w:type="spellEnd"/>
+      <w:r>
+        <w:t xml:space="preserve">, </w:t>
+      </w:r>
+      <w:proofErr w:type="spellStart"/>
+      <w:r>
+        <w:t>mesajele</w:t>
+      </w:r>
+      <w:proofErr w:type="spellEnd"/>
+      <w:r>
+        <w:t xml:space="preserve"> </w:t>
+      </w:r>
+      <w:proofErr w:type="spellStart"/>
+      <w:r>
+        <w:t>schimbate</w:t>
+      </w:r>
+      <w:proofErr w:type="spellEnd"/>
+      <w:r>
+        <w:t xml:space="preserve"> </w:t>
+      </w:r>
+      <w:proofErr w:type="spellStart"/>
+      <w:r>
+        <w:t>între</w:t>
+      </w:r>
+      <w:proofErr w:type="spellEnd"/>
+      <w:r>
+        <w:t xml:space="preserve"> Client (Prover) </w:t>
+      </w:r>
+      <w:proofErr w:type="spellStart"/>
+      <w:r>
+        <w:t>și</w:t>
+      </w:r>
+      <w:proofErr w:type="spellEnd"/>
+      <w:r>
+        <w:t xml:space="preserve"> Server (Verifier) </w:t>
+      </w:r>
+      <w:proofErr w:type="spellStart"/>
+      <w:r>
+        <w:t>trebuie</w:t>
+      </w:r>
+      <w:proofErr w:type="spellEnd"/>
+      <w:r>
+        <w:t xml:space="preserve"> </w:t>
+      </w:r>
+      <w:proofErr w:type="spellStart"/>
+      <w:r>
+        <w:t>să</w:t>
+      </w:r>
+      <w:proofErr w:type="spellEnd"/>
+      <w:r>
+        <w:t xml:space="preserve"> </w:t>
+      </w:r>
+      <w:proofErr w:type="spellStart"/>
+      <w:r>
+        <w:t>respecte</w:t>
+      </w:r>
+      <w:proofErr w:type="spellEnd"/>
+      <w:r>
+        <w:t xml:space="preserve"> </w:t>
+      </w:r>
+      <w:proofErr w:type="spellStart"/>
+      <w:r>
+        <w:t>următoarea</w:t>
+      </w:r>
+      <w:proofErr w:type="spellEnd"/>
+      <w:r>
+        <w:t xml:space="preserve"> </w:t>
+      </w:r>
+      <w:proofErr w:type="spellStart"/>
+      <w:r>
+        <w:t>structură</w:t>
+      </w:r>
+      <w:proofErr w:type="spellEnd"/>
+      <w:r>
+        <w:t xml:space="preserve"> de </w:t>
+      </w:r>
+      <w:proofErr w:type="spellStart"/>
+      <w:r>
+        <w:t>date.A</w:t>
+      </w:r>
+      <w:proofErr w:type="spellEnd"/>
+      <w:r>
+        <w:t xml:space="preserve">. </w:t>
+      </w:r>
+      <w:proofErr w:type="spellStart"/>
+      <w:r>
+        <w:t>Parametrii</w:t>
+      </w:r>
+      <w:proofErr w:type="spellEnd"/>
+      <w:r>
+        <w:t xml:space="preserve"> de </w:t>
+      </w:r>
+      <w:proofErr w:type="spellStart"/>
+      <w:r>
+        <w:t>Identitate</w:t>
+      </w:r>
+      <w:proofErr w:type="spellEnd"/>
+      <w:r>
+        <w:t xml:space="preserve"> </w:t>
+      </w:r>
+      <w:proofErr w:type="spellStart"/>
+      <w:r>
+        <w:t>și</w:t>
+      </w:r>
+      <w:proofErr w:type="spellEnd"/>
+      <w:r>
+        <w:t xml:space="preserve"> </w:t>
+      </w:r>
+      <w:proofErr w:type="spellStart"/>
+      <w:r>
+        <w:t>ZKPValorile</w:t>
+      </w:r>
+      <w:proofErr w:type="spellEnd"/>
+      <w:r>
+        <w:t xml:space="preserve"> </w:t>
+      </w:r>
+      <w:proofErr w:type="spellStart"/>
+      <w:r>
+        <w:t>numerice</w:t>
+      </w:r>
+      <w:proofErr w:type="spellEnd"/>
+      <w:r>
+        <w:t xml:space="preserve"> </w:t>
+      </w:r>
+      <w:proofErr w:type="spellStart"/>
+      <w:r>
+        <w:t>rezultate</w:t>
+      </w:r>
+      <w:proofErr w:type="spellEnd"/>
+      <w:r>
+        <w:t xml:space="preserve"> din </w:t>
+      </w:r>
+      <w:proofErr w:type="spellStart"/>
+      <w:r>
+        <w:t>calculele</w:t>
+      </w:r>
+      <w:proofErr w:type="spellEnd"/>
+      <w:r>
+        <w:t xml:space="preserve"> Schnorr (</w:t>
+      </w:r>
+      <w:proofErr w:type="spellStart"/>
+      <w:r>
+        <w:t>peste</w:t>
+      </w:r>
+      <w:proofErr w:type="spellEnd"/>
+      <w:r>
+        <w:t xml:space="preserve"> </w:t>
+      </w:r>
+      <w:proofErr w:type="spellStart"/>
+      <w:r>
+        <w:t>grupul</w:t>
+      </w:r>
+      <w:proofErr w:type="spellEnd"/>
+      <w:r>
+        <w:t xml:space="preserve"> </w:t>
+      </w:r>
+      <w:proofErr w:type="spellStart"/>
+      <w:r>
+        <w:t>Zp</w:t>
+      </w:r>
+      <w:proofErr w:type="spellEnd"/>
+      <w:r>
+        <w:t xml:space="preserve">) sunt </w:t>
+      </w:r>
+      <w:proofErr w:type="spellStart"/>
+      <w:r>
+        <w:t>reprezentate</w:t>
+      </w:r>
+      <w:proofErr w:type="spellEnd"/>
+      <w:r>
+        <w:t xml:space="preserve"> ca </w:t>
+      </w:r>
+      <w:proofErr w:type="spellStart"/>
+      <w:r>
+        <w:t>șiruri</w:t>
+      </w:r>
+      <w:proofErr w:type="spellEnd"/>
+      <w:r>
+        <w:t xml:space="preserve"> de </w:t>
+      </w:r>
+      <w:proofErr w:type="spellStart"/>
+      <w:r>
+        <w:t>caractere</w:t>
+      </w:r>
+      <w:proofErr w:type="spellEnd"/>
+      <w:r>
+        <w:t xml:space="preserve"> </w:t>
+      </w:r>
+      <w:proofErr w:type="spellStart"/>
+      <w:r>
+        <w:t>hexazecimale</w:t>
+      </w:r>
+      <w:proofErr w:type="spellEnd"/>
+      <w:r>
+        <w:t xml:space="preserve"> </w:t>
+      </w:r>
+      <w:proofErr w:type="spellStart"/>
+      <w:r>
+        <w:t>sau</w:t>
+      </w:r>
+      <w:proofErr w:type="spellEnd"/>
+      <w:r>
+        <w:t xml:space="preserve"> </w:t>
+      </w:r>
+      <w:proofErr w:type="spellStart"/>
+      <w:r>
+        <w:t>întregi</w:t>
+      </w:r>
+      <w:proofErr w:type="spellEnd"/>
+      <w:r>
+        <w:t xml:space="preserve"> </w:t>
+      </w:r>
+      <w:proofErr w:type="spellStart"/>
+      <w:r>
+        <w:t>mari</w:t>
+      </w:r>
+      <w:proofErr w:type="spellEnd"/>
+      <w:r>
+        <w:t xml:space="preserve"> </w:t>
+      </w:r>
+      <w:proofErr w:type="spellStart"/>
+      <w:r>
+        <w:t>în</w:t>
+      </w:r>
+      <w:proofErr w:type="spellEnd"/>
+      <w:r>
+        <w:t xml:space="preserve"> format JSON. </w:t>
+      </w:r>
+    </w:p>
+    <w:p>
+      <w:pPr>
+        <w:shd w:val="clear" w:color="auto" w:fill="FFFFFF"/>
+      </w:pPr>
+      <w:r>
+        <w:t xml:space="preserve"> </w:t>
+      </w:r>
+    </w:p>
+    <w:p>
+      <w:pPr>
+        <w:shd w:val="clear" w:color="auto" w:fill="FFFFFF"/>
+      </w:pPr>
+      <w:proofErr w:type="spellStart"/>
+      <w:r>
+        <w:t>Definiții</w:t>
+      </w:r>
+      <w:proofErr w:type="spellEnd"/>
+      <w:r>
+        <w:t xml:space="preserve"> de </w:t>
+      </w:r>
+      <w:proofErr w:type="spellStart"/>
+      <w:r>
+        <w:t>bază</w:t>
+      </w:r>
+      <w:proofErr w:type="spellEnd"/>
+      <w:r>
+        <w:t xml:space="preserve"> </w:t>
+      </w:r>
+    </w:p>
+    <w:p>
+      <w:pPr>
+        <w:shd w:val="clear" w:color="auto" w:fill="FFFFFF"/>
+      </w:pPr>
+      <w:r>
+        <w:t>client-</w:t>
+      </w:r>
+      <w:proofErr w:type="gramStart"/>
+      <w:r>
+        <w:t xml:space="preserve">id  </w:t>
+      </w:r>
+      <w:r>
+        <w:tab/>
+      </w:r>
+      <w:proofErr w:type="gramEnd"/>
+      <w:r>
+        <w:t xml:space="preserve">= 1*( ALPHA / DIGIT / "-" / "_" ) </w:t>
+      </w:r>
+    </w:p>
+    <w:p>
+      <w:pPr>
+        <w:shd w:val="clear" w:color="auto" w:fill="FFFFFF"/>
+      </w:pPr>
+      <w:proofErr w:type="spellStart"/>
+      <w:r>
+        <w:t>schnorr</w:t>
+      </w:r>
+      <w:proofErr w:type="spellEnd"/>
+      <w:r>
+        <w:t>-</w:t>
+      </w:r>
+      <w:proofErr w:type="gramStart"/>
+      <w:r>
+        <w:t>value  =</w:t>
+      </w:r>
+      <w:proofErr w:type="gramEnd"/>
+      <w:r>
+        <w:t xml:space="preserve"> 1*DIGIT ; </w:t>
+      </w:r>
+      <w:proofErr w:type="spellStart"/>
+      <w:r>
+        <w:t>Reprezentarea</w:t>
+      </w:r>
+      <w:proofErr w:type="spellEnd"/>
+      <w:r>
+        <w:t xml:space="preserve"> </w:t>
+      </w:r>
+      <w:proofErr w:type="spellStart"/>
+      <w:r>
+        <w:t>întreagă</w:t>
+      </w:r>
+      <w:proofErr w:type="spellEnd"/>
+      <w:r>
+        <w:t xml:space="preserve"> a </w:t>
+      </w:r>
+      <w:proofErr w:type="spellStart"/>
+      <w:r>
+        <w:t>valorilor</w:t>
+      </w:r>
+      <w:proofErr w:type="spellEnd"/>
+      <w:r>
+        <w:t xml:space="preserve"> (</w:t>
+      </w:r>
+      <w:proofErr w:type="spellStart"/>
+      <w:r>
+        <w:t>g^x</w:t>
+      </w:r>
+      <w:proofErr w:type="spellEnd"/>
+      <w:r>
+        <w:t xml:space="preserve">, </w:t>
+      </w:r>
+      <w:proofErr w:type="spellStart"/>
+      <w:r>
+        <w:t>g^r</w:t>
+      </w:r>
+      <w:proofErr w:type="spellEnd"/>
+      <w:r>
+        <w:t xml:space="preserve">, etc.) </w:t>
+      </w:r>
+    </w:p>
+    <w:p>
+      <w:pPr>
+        <w:shd w:val="clear" w:color="auto" w:fill="FFFFFF"/>
+      </w:pPr>
+      <w:proofErr w:type="spellStart"/>
+      <w:r>
+        <w:t>jwt</w:t>
+      </w:r>
+      <w:proofErr w:type="spellEnd"/>
+      <w:r>
+        <w:t>-</w:t>
+      </w:r>
+      <w:proofErr w:type="gramStart"/>
+      <w:r>
+        <w:t xml:space="preserve">token  </w:t>
+      </w:r>
+      <w:r>
+        <w:tab/>
+      </w:r>
+      <w:proofErr w:type="gramEnd"/>
+      <w:r>
+        <w:t xml:space="preserve">= 1*( ALPHA / DIGIT / "." / "-" / "_" ) </w:t>
+      </w:r>
+    </w:p>
+    <w:p>
+      <w:pPr>
+        <w:shd w:val="clear" w:color="auto" w:fill="FFFFFF"/>
+      </w:pPr>
+      <w:r>
+        <w:t xml:space="preserve">  </w:t>
+      </w:r>
+    </w:p>
+    <w:p>
+      <w:pPr>
+        <w:shd w:val="clear" w:color="auto" w:fill="FFFFFF"/>
+      </w:pPr>
+      <w:proofErr w:type="spellStart"/>
+      <w:r>
+        <w:t>Structura</w:t>
+      </w:r>
+      <w:proofErr w:type="spellEnd"/>
+      <w:r>
+        <w:t xml:space="preserve"> </w:t>
+      </w:r>
+      <w:proofErr w:type="spellStart"/>
+      <w:r>
+        <w:t>mesajelor</w:t>
+      </w:r>
+      <w:proofErr w:type="spellEnd"/>
+      <w:r>
+        <w:t xml:space="preserve"> JSON </w:t>
+      </w:r>
+    </w:p>
+    <w:p>
+      <w:pPr>
+        <w:shd w:val="clear" w:color="auto" w:fill="FFFFFF"/>
+      </w:pPr>
+      <w:r>
+        <w:t>registration-payload = "{" "</w:t>
+      </w:r>
+      <w:proofErr w:type="spellStart"/>
+      <w:r>
+        <w:t>client_id</w:t>
+      </w:r>
+      <w:proofErr w:type="spellEnd"/>
+      <w:r>
+        <w:t>" ":" q-string "," "</w:t>
+      </w:r>
+      <w:proofErr w:type="spellStart"/>
+      <w:r>
+        <w:t>secret_y</w:t>
+      </w:r>
+      <w:proofErr w:type="spellEnd"/>
+      <w:r>
+        <w:t xml:space="preserve">" ":" </w:t>
+      </w:r>
+      <w:proofErr w:type="spellStart"/>
+      <w:r>
+        <w:t>schnorr</w:t>
+      </w:r>
+      <w:proofErr w:type="spellEnd"/>
+      <w:r>
+        <w:t xml:space="preserve">-value "}" </w:t>
+      </w:r>
+    </w:p>
+    <w:p>
+      <w:pPr>
+        <w:shd w:val="clear" w:color="auto" w:fill="FFFFFF"/>
+      </w:pPr>
+      <w:r>
         <w:lastRenderedPageBreak/>
-        <w:t>Authorization: Bearer &lt;</w:t>
-      </w:r>
-      <w:proofErr w:type="spellStart"/>
-      <w:r>
-        <w:t>token_jwt</w:t>
-      </w:r>
-      <w:proofErr w:type="spellEnd"/>
-      <w:r>
-        <w:t xml:space="preserve">&gt; </w:t>
-      </w:r>
-    </w:p>
-    <w:p>
-      <w:pPr>
-        <w:shd w:val="clear" w:color="auto" w:fill="FFFFFF"/>
-      </w:pPr>
-      <w:r>
-        <w:t>Content-Type: application/</w:t>
-      </w:r>
-      <w:proofErr w:type="spellStart"/>
-      <w:r>
-        <w:t>json</w:t>
-      </w:r>
-      <w:proofErr w:type="spellEnd"/>
-      <w:r>
-        <w:t xml:space="preserve"> </w:t>
-      </w:r>
-    </w:p>
-    <w:p>
-      <w:pPr>
-        <w:shd w:val="clear" w:color="auto" w:fill="FFFFFF"/>
-      </w:pPr>
-      <w:r>
-        <w:t xml:space="preserve">5.2. </w:t>
-      </w:r>
-      <w:proofErr w:type="spellStart"/>
-      <w:r>
-        <w:t>Structura</w:t>
-      </w:r>
-      <w:proofErr w:type="spellEnd"/>
-      <w:r>
-        <w:t xml:space="preserve"> </w:t>
-      </w:r>
-      <w:proofErr w:type="spellStart"/>
-      <w:r>
-        <w:t>Sarcinii</w:t>
-      </w:r>
-      <w:proofErr w:type="spellEnd"/>
-      <w:r>
-        <w:t xml:space="preserve"> Utile (JSON Payload) </w:t>
-      </w:r>
-    </w:p>
-    <w:p>
-      <w:pPr>
-        <w:shd w:val="clear" w:color="auto" w:fill="FFFFFF"/>
-      </w:pPr>
-      <w:proofErr w:type="spellStart"/>
-      <w:r>
-        <w:t>Mesajele</w:t>
-      </w:r>
-      <w:proofErr w:type="spellEnd"/>
-      <w:r>
-        <w:t xml:space="preserve"> </w:t>
-      </w:r>
-      <w:proofErr w:type="spellStart"/>
-      <w:r>
-        <w:t>schimbate</w:t>
-      </w:r>
-      <w:proofErr w:type="spellEnd"/>
-      <w:r>
-        <w:t xml:space="preserve"> </w:t>
-      </w:r>
-      <w:proofErr w:type="spellStart"/>
-      <w:r>
-        <w:t>intre</w:t>
-      </w:r>
-      <w:proofErr w:type="spellEnd"/>
-      <w:r>
-        <w:t xml:space="preserve"> </w:t>
-      </w:r>
-      <w:proofErr w:type="spellStart"/>
-      <w:r>
-        <w:t>entitati</w:t>
-      </w:r>
-      <w:proofErr w:type="spellEnd"/>
-      <w:r>
-        <w:t xml:space="preserve"> pe </w:t>
-      </w:r>
-      <w:proofErr w:type="spellStart"/>
-      <w:r>
-        <w:t>parcursul</w:t>
-      </w:r>
-      <w:proofErr w:type="spellEnd"/>
-      <w:r>
-        <w:t xml:space="preserve"> </w:t>
-      </w:r>
-      <w:proofErr w:type="spellStart"/>
-      <w:r>
-        <w:t>procesului</w:t>
-      </w:r>
-      <w:proofErr w:type="spellEnd"/>
-      <w:r>
-        <w:t xml:space="preserve"> de </w:t>
-      </w:r>
-      <w:proofErr w:type="spellStart"/>
-      <w:r>
-        <w:t>autentificare</w:t>
-      </w:r>
-      <w:proofErr w:type="spellEnd"/>
-      <w:r>
-        <w:t xml:space="preserve"> </w:t>
-      </w:r>
-      <w:proofErr w:type="spellStart"/>
-      <w:r>
-        <w:t>vor</w:t>
-      </w:r>
-      <w:proofErr w:type="spellEnd"/>
-      <w:r>
-        <w:t xml:space="preserve"> </w:t>
-      </w:r>
-      <w:proofErr w:type="spellStart"/>
-      <w:r>
-        <w:t>respecta</w:t>
-      </w:r>
-      <w:proofErr w:type="spellEnd"/>
-      <w:r>
-        <w:t xml:space="preserve"> o </w:t>
-      </w:r>
-      <w:proofErr w:type="spellStart"/>
-      <w:r>
-        <w:t>structura</w:t>
-      </w:r>
-      <w:proofErr w:type="spellEnd"/>
-      <w:r>
-        <w:t xml:space="preserve"> JSON stricta. </w:t>
-      </w:r>
-      <w:proofErr w:type="spellStart"/>
-      <w:r>
-        <w:t>Definitia</w:t>
-      </w:r>
-      <w:proofErr w:type="spellEnd"/>
-      <w:r>
-        <w:t xml:space="preserve"> </w:t>
-      </w:r>
-      <w:proofErr w:type="spellStart"/>
-      <w:r>
-        <w:t>campurilor</w:t>
-      </w:r>
-      <w:proofErr w:type="spellEnd"/>
-      <w:r>
-        <w:t xml:space="preserve"> </w:t>
-      </w:r>
-      <w:proofErr w:type="spellStart"/>
-      <w:r>
-        <w:t>pentru</w:t>
-      </w:r>
-      <w:proofErr w:type="spellEnd"/>
-      <w:r>
-        <w:t xml:space="preserve"> </w:t>
-      </w:r>
-      <w:proofErr w:type="spellStart"/>
-      <w:r>
-        <w:t>fiecare</w:t>
-      </w:r>
-      <w:proofErr w:type="spellEnd"/>
-      <w:r>
-        <w:t xml:space="preserve"> </w:t>
-      </w:r>
-      <w:proofErr w:type="spellStart"/>
-      <w:r>
-        <w:t>etapa</w:t>
-      </w:r>
-      <w:proofErr w:type="spellEnd"/>
-      <w:r>
-        <w:t xml:space="preserve"> </w:t>
-      </w:r>
-      <w:proofErr w:type="spellStart"/>
-      <w:r>
-        <w:t>este</w:t>
-      </w:r>
-      <w:proofErr w:type="spellEnd"/>
-      <w:r>
-        <w:t xml:space="preserve"> </w:t>
-      </w:r>
-      <w:proofErr w:type="spellStart"/>
-      <w:r>
-        <w:t>detaliata</w:t>
-      </w:r>
-      <w:proofErr w:type="spellEnd"/>
-      <w:r>
-        <w:t xml:space="preserve"> </w:t>
-      </w:r>
-      <w:proofErr w:type="spellStart"/>
-      <w:r>
-        <w:t>mai</w:t>
-      </w:r>
-      <w:proofErr w:type="spellEnd"/>
-      <w:r>
-        <w:t xml:space="preserve"> </w:t>
-      </w:r>
-      <w:proofErr w:type="spellStart"/>
-      <w:r>
-        <w:t>jos.</w:t>
-      </w:r>
-      <w:proofErr w:type="spellEnd"/>
-      <w:r>
-        <w:t xml:space="preserve"> </w:t>
-      </w:r>
-    </w:p>
-    <w:p>
-      <w:pPr>
-        <w:shd w:val="clear" w:color="auto" w:fill="FFFFFF"/>
-      </w:pPr>
-      <w:r>
-        <w:t xml:space="preserve">Etapa de </w:t>
-      </w:r>
-      <w:proofErr w:type="spellStart"/>
-      <w:r>
-        <w:t>Angajament</w:t>
-      </w:r>
-      <w:proofErr w:type="spellEnd"/>
-      <w:r>
-        <w:t xml:space="preserve"> (Commitment) </w:t>
-      </w:r>
-      <w:proofErr w:type="spellStart"/>
-      <w:r>
-        <w:t>Aceasta</w:t>
-      </w:r>
-      <w:proofErr w:type="spellEnd"/>
-      <w:r>
-        <w:t xml:space="preserve"> </w:t>
-      </w:r>
-      <w:proofErr w:type="spellStart"/>
-      <w:r>
-        <w:t>faza</w:t>
-      </w:r>
-      <w:proofErr w:type="spellEnd"/>
-      <w:r>
-        <w:t xml:space="preserve"> </w:t>
-      </w:r>
-      <w:proofErr w:type="spellStart"/>
-      <w:r>
-        <w:t>initiaza</w:t>
-      </w:r>
-      <w:proofErr w:type="spellEnd"/>
-      <w:r>
-        <w:t xml:space="preserve"> </w:t>
-      </w:r>
-      <w:proofErr w:type="spellStart"/>
-      <w:r>
-        <w:t>procesul</w:t>
-      </w:r>
-      <w:proofErr w:type="spellEnd"/>
-      <w:r>
-        <w:t xml:space="preserve">, </w:t>
-      </w:r>
-      <w:proofErr w:type="spellStart"/>
-      <w:r>
-        <w:t>solicitantul</w:t>
-      </w:r>
-      <w:proofErr w:type="spellEnd"/>
-      <w:r>
-        <w:t xml:space="preserve"> </w:t>
-      </w:r>
-      <w:proofErr w:type="spellStart"/>
-      <w:r>
-        <w:t>trimitand</w:t>
-      </w:r>
-      <w:proofErr w:type="spellEnd"/>
-      <w:r>
-        <w:t xml:space="preserve"> un </w:t>
-      </w:r>
-      <w:proofErr w:type="spellStart"/>
-      <w:r>
-        <w:t>angajament</w:t>
-      </w:r>
-      <w:proofErr w:type="spellEnd"/>
-      <w:r>
-        <w:t xml:space="preserve"> </w:t>
-      </w:r>
-      <w:proofErr w:type="spellStart"/>
-      <w:r>
-        <w:t>criptografic</w:t>
-      </w:r>
-      <w:proofErr w:type="spellEnd"/>
-      <w:r>
-        <w:t xml:space="preserve">.  </w:t>
-      </w:r>
-    </w:p>
-    <w:p>
-      <w:pPr>
-        <w:shd w:val="clear" w:color="auto" w:fill="FFFFFF"/>
-      </w:pPr>
-      <w:r>
-        <w:t xml:space="preserve">Cerere POST </w:t>
-      </w:r>
-      <w:proofErr w:type="spellStart"/>
-      <w:r>
-        <w:t>catre</w:t>
-      </w:r>
-      <w:proofErr w:type="spellEnd"/>
-      <w:r>
-        <w:t xml:space="preserve"> </w:t>
-      </w:r>
-      <w:proofErr w:type="spellStart"/>
-      <w:r>
-        <w:t>punctul</w:t>
-      </w:r>
-      <w:proofErr w:type="spellEnd"/>
-      <w:r>
-        <w:t xml:space="preserve"> terminal /login/commit </w:t>
-      </w:r>
-      <w:proofErr w:type="gramStart"/>
-      <w:r>
-        <w:t>{ "</w:t>
-      </w:r>
-      <w:proofErr w:type="spellStart"/>
-      <w:proofErr w:type="gramEnd"/>
+        <w:t>commitment-payload   = "{" "</w:t>
+      </w:r>
+      <w:proofErr w:type="spellStart"/>
       <w:r>
         <w:t>client_id</w:t>
       </w:r>
       <w:proofErr w:type="spellEnd"/>
       <w:r>
-        <w:t>": "string", "</w:t>
+        <w:t>" ":" q-string "," "</w:t>
       </w:r>
       <w:proofErr w:type="spellStart"/>
       <w:r>
@@ -9702,1787 +9932,14 @@
       </w:r>
       <w:proofErr w:type="spellEnd"/>
       <w:r>
-        <w:t xml:space="preserve">": "number" }  </w:t>
-      </w:r>
-    </w:p>
-    <w:p>
-      <w:pPr>
-        <w:shd w:val="clear" w:color="auto" w:fill="FFFFFF"/>
-      </w:pPr>
-      <w:proofErr w:type="spellStart"/>
-      <w:r>
-        <w:t>Raspunsul</w:t>
-      </w:r>
-      <w:proofErr w:type="spellEnd"/>
-      <w:r>
-        <w:t xml:space="preserve"> </w:t>
-      </w:r>
-      <w:proofErr w:type="spellStart"/>
-      <w:r>
-        <w:t>emitentului</w:t>
-      </w:r>
-      <w:proofErr w:type="spellEnd"/>
-      <w:r>
-        <w:t xml:space="preserve"> (Server) </w:t>
-      </w:r>
-      <w:proofErr w:type="gramStart"/>
-      <w:r>
-        <w:t>{ "</w:t>
-      </w:r>
-      <w:proofErr w:type="gramEnd"/>
-      <w:r>
-        <w:t>status": "committed", "</w:t>
-      </w:r>
-      <w:proofErr w:type="spellStart"/>
-      <w:r>
-        <w:t>challenge_c</w:t>
-      </w:r>
-      <w:proofErr w:type="spellEnd"/>
-      <w:r>
-        <w:t xml:space="preserve">": "number" } </w:t>
-      </w:r>
-    </w:p>
-    <w:p>
-      <w:pPr>
-        <w:shd w:val="clear" w:color="auto" w:fill="FFFFFF"/>
-      </w:pPr>
-      <w:r>
-        <w:t xml:space="preserve">Etapa de </w:t>
-      </w:r>
-      <w:proofErr w:type="spellStart"/>
-      <w:r>
-        <w:t>Verificare</w:t>
-      </w:r>
-      <w:proofErr w:type="spellEnd"/>
-      <w:r>
-        <w:t xml:space="preserve"> (Verify) In </w:t>
-      </w:r>
-      <w:proofErr w:type="spellStart"/>
-      <w:r>
-        <w:t>aceasta</w:t>
-      </w:r>
-      <w:proofErr w:type="spellEnd"/>
-      <w:r>
-        <w:t xml:space="preserve"> </w:t>
-      </w:r>
-      <w:proofErr w:type="spellStart"/>
-      <w:r>
-        <w:t>faza</w:t>
-      </w:r>
-      <w:proofErr w:type="spellEnd"/>
-      <w:r>
-        <w:t xml:space="preserve">, </w:t>
-      </w:r>
-      <w:proofErr w:type="spellStart"/>
-      <w:r>
-        <w:t>solicitantul</w:t>
-      </w:r>
-      <w:proofErr w:type="spellEnd"/>
-      <w:r>
-        <w:t xml:space="preserve"> </w:t>
-      </w:r>
-      <w:proofErr w:type="spellStart"/>
-      <w:r>
-        <w:t>raspunde</w:t>
-      </w:r>
-      <w:proofErr w:type="spellEnd"/>
-      <w:r>
-        <w:t xml:space="preserve"> </w:t>
-      </w:r>
-      <w:proofErr w:type="spellStart"/>
-      <w:r>
-        <w:t>provocarii</w:t>
-      </w:r>
-      <w:proofErr w:type="spellEnd"/>
-      <w:r>
-        <w:t xml:space="preserve"> </w:t>
-      </w:r>
-      <w:proofErr w:type="spellStart"/>
-      <w:r>
-        <w:t>primite</w:t>
-      </w:r>
-      <w:proofErr w:type="spellEnd"/>
-      <w:r>
-        <w:t xml:space="preserve"> de la </w:t>
-      </w:r>
-      <w:proofErr w:type="spellStart"/>
-      <w:r>
-        <w:t>emitent</w:t>
-      </w:r>
-      <w:proofErr w:type="spellEnd"/>
-      <w:r>
-        <w:t xml:space="preserve">, </w:t>
-      </w:r>
-      <w:proofErr w:type="spellStart"/>
-      <w:r>
-        <w:t>oferind</w:t>
-      </w:r>
-      <w:proofErr w:type="spellEnd"/>
-      <w:r>
-        <w:t xml:space="preserve"> o </w:t>
-      </w:r>
-      <w:proofErr w:type="spellStart"/>
-      <w:r>
-        <w:t>solutie</w:t>
-      </w:r>
-      <w:proofErr w:type="spellEnd"/>
-      <w:r>
-        <w:t xml:space="preserve"> </w:t>
-      </w:r>
-      <w:proofErr w:type="spellStart"/>
-      <w:r>
-        <w:t>matematica</w:t>
-      </w:r>
-      <w:proofErr w:type="spellEnd"/>
-      <w:r>
-        <w:t xml:space="preserve"> </w:t>
-      </w:r>
-      <w:proofErr w:type="spellStart"/>
-      <w:r>
-        <w:t>valabila</w:t>
-      </w:r>
-      <w:proofErr w:type="spellEnd"/>
-      <w:r>
-        <w:t xml:space="preserve">.  </w:t>
-      </w:r>
-    </w:p>
-    <w:p>
-      <w:pPr>
-        <w:shd w:val="clear" w:color="auto" w:fill="FFFFFF"/>
-      </w:pPr>
-      <w:r>
-        <w:t xml:space="preserve">Cerere POST </w:t>
-      </w:r>
-      <w:proofErr w:type="spellStart"/>
-      <w:r>
-        <w:t>catre</w:t>
-      </w:r>
-      <w:proofErr w:type="spellEnd"/>
-      <w:r>
-        <w:t xml:space="preserve"> </w:t>
-      </w:r>
-      <w:proofErr w:type="spellStart"/>
-      <w:r>
-        <w:t>punctul</w:t>
-      </w:r>
-      <w:proofErr w:type="spellEnd"/>
-      <w:r>
-        <w:t xml:space="preserve"> terminal /login/verify </w:t>
-      </w:r>
-      <w:proofErr w:type="gramStart"/>
-      <w:r>
-        <w:t>{ "</w:t>
-      </w:r>
-      <w:proofErr w:type="spellStart"/>
-      <w:proofErr w:type="gramEnd"/>
-      <w:r>
-        <w:t>client_id</w:t>
-      </w:r>
-      <w:proofErr w:type="spellEnd"/>
-      <w:r>
-        <w:t>": "string", "</w:t>
-      </w:r>
-      <w:proofErr w:type="spellStart"/>
-      <w:r>
-        <w:t>solution_s</w:t>
-      </w:r>
-      <w:proofErr w:type="spellEnd"/>
-      <w:r>
-        <w:t xml:space="preserve">": "number" }  </w:t>
-      </w:r>
-    </w:p>
-    <w:p>
-      <w:pPr>
-        <w:shd w:val="clear" w:color="auto" w:fill="FFFFFF"/>
-      </w:pPr>
-      <w:proofErr w:type="spellStart"/>
-      <w:r>
-        <w:t>Raspunsul</w:t>
-      </w:r>
-      <w:proofErr w:type="spellEnd"/>
-      <w:r>
-        <w:t xml:space="preserve"> </w:t>
-      </w:r>
-      <w:proofErr w:type="spellStart"/>
-      <w:r>
-        <w:t>emitentului</w:t>
-      </w:r>
-      <w:proofErr w:type="spellEnd"/>
-      <w:r>
-        <w:t xml:space="preserve"> in </w:t>
-      </w:r>
-      <w:proofErr w:type="spellStart"/>
-      <w:r>
-        <w:t>caz</w:t>
-      </w:r>
-      <w:proofErr w:type="spellEnd"/>
-      <w:r>
-        <w:t xml:space="preserve"> de </w:t>
-      </w:r>
-      <w:proofErr w:type="spellStart"/>
-      <w:r>
-        <w:t>succes</w:t>
-      </w:r>
-      <w:proofErr w:type="spellEnd"/>
-      <w:r>
-        <w:t xml:space="preserve"> </w:t>
-      </w:r>
-      <w:proofErr w:type="gramStart"/>
-      <w:r>
-        <w:t>{ "</w:t>
-      </w:r>
-      <w:proofErr w:type="gramEnd"/>
-      <w:r>
-        <w:t>status": "authenticated", "token": "string", "</w:t>
-      </w:r>
-      <w:proofErr w:type="spellStart"/>
-      <w:r>
-        <w:t>client_id</w:t>
-      </w:r>
-      <w:proofErr w:type="spellEnd"/>
-      <w:r>
-        <w:t xml:space="preserve">": "string" } </w:t>
-      </w:r>
-    </w:p>
-    <w:p>
-      <w:pPr>
-        <w:shd w:val="clear" w:color="auto" w:fill="FFFFFF"/>
-      </w:pPr>
-      <w:r>
-        <w:t xml:space="preserve">5.3. </w:t>
-      </w:r>
-      <w:proofErr w:type="spellStart"/>
-      <w:r>
-        <w:t>Gestionarea</w:t>
-      </w:r>
-      <w:proofErr w:type="spellEnd"/>
-      <w:r>
-        <w:t xml:space="preserve"> </w:t>
-      </w:r>
-      <w:proofErr w:type="spellStart"/>
-      <w:r>
-        <w:t>Starii</w:t>
-      </w:r>
-      <w:proofErr w:type="spellEnd"/>
-      <w:r>
-        <w:t xml:space="preserve"> </w:t>
-      </w:r>
-      <w:proofErr w:type="spellStart"/>
-      <w:r>
-        <w:t>si</w:t>
-      </w:r>
-      <w:proofErr w:type="spellEnd"/>
-      <w:r>
-        <w:t xml:space="preserve"> </w:t>
-      </w:r>
-      <w:proofErr w:type="spellStart"/>
-      <w:r>
-        <w:t>Securitatea</w:t>
-      </w:r>
-      <w:proofErr w:type="spellEnd"/>
-      <w:r>
-        <w:t xml:space="preserve"> la Nivel HTTP </w:t>
-      </w:r>
-    </w:p>
-    <w:p>
-      <w:pPr>
-        <w:shd w:val="clear" w:color="auto" w:fill="FFFFFF"/>
-      </w:pPr>
-      <w:proofErr w:type="spellStart"/>
-      <w:r>
-        <w:t>Mentinerea</w:t>
-      </w:r>
-      <w:proofErr w:type="spellEnd"/>
-      <w:r>
-        <w:t xml:space="preserve"> </w:t>
-      </w:r>
-      <w:proofErr w:type="spellStart"/>
-      <w:r>
-        <w:t>Starii</w:t>
-      </w:r>
-      <w:proofErr w:type="spellEnd"/>
-      <w:r>
-        <w:t xml:space="preserve"> (Stateful vs. Stateless) </w:t>
-      </w:r>
-      <w:proofErr w:type="spellStart"/>
-      <w:r>
-        <w:t>Protocolul</w:t>
-      </w:r>
-      <w:proofErr w:type="spellEnd"/>
-      <w:r>
-        <w:t xml:space="preserve"> Schnorr </w:t>
-      </w:r>
-      <w:proofErr w:type="spellStart"/>
-      <w:r>
-        <w:t>necesita</w:t>
-      </w:r>
-      <w:proofErr w:type="spellEnd"/>
-      <w:r>
-        <w:t xml:space="preserve"> </w:t>
-      </w:r>
-      <w:proofErr w:type="spellStart"/>
-      <w:r>
-        <w:t>retinerea</w:t>
-      </w:r>
-      <w:proofErr w:type="spellEnd"/>
-      <w:r>
-        <w:t xml:space="preserve"> </w:t>
-      </w:r>
-      <w:proofErr w:type="spellStart"/>
-      <w:r>
-        <w:t>unei</w:t>
-      </w:r>
-      <w:proofErr w:type="spellEnd"/>
-      <w:r>
-        <w:t xml:space="preserve"> </w:t>
-      </w:r>
-      <w:proofErr w:type="spellStart"/>
-      <w:r>
-        <w:t>stari</w:t>
-      </w:r>
-      <w:proofErr w:type="spellEnd"/>
-      <w:r>
-        <w:t xml:space="preserve"> </w:t>
-      </w:r>
-      <w:proofErr w:type="spellStart"/>
-      <w:r>
-        <w:t>temporare</w:t>
-      </w:r>
-      <w:proofErr w:type="spellEnd"/>
-      <w:r>
-        <w:t xml:space="preserve"> </w:t>
-      </w:r>
-      <w:proofErr w:type="spellStart"/>
-      <w:r>
-        <w:t>intre</w:t>
-      </w:r>
-      <w:proofErr w:type="spellEnd"/>
-      <w:r>
-        <w:t xml:space="preserve"> </w:t>
-      </w:r>
-      <w:proofErr w:type="spellStart"/>
-      <w:r>
-        <w:t>faza</w:t>
-      </w:r>
-      <w:proofErr w:type="spellEnd"/>
-      <w:r>
-        <w:t xml:space="preserve"> de </w:t>
-      </w:r>
-      <w:proofErr w:type="spellStart"/>
-      <w:r>
-        <w:t>angajament</w:t>
-      </w:r>
-      <w:proofErr w:type="spellEnd"/>
-      <w:r>
-        <w:t xml:space="preserve"> </w:t>
-      </w:r>
-      <w:proofErr w:type="spellStart"/>
-      <w:r>
-        <w:t>si</w:t>
-      </w:r>
-      <w:proofErr w:type="spellEnd"/>
-      <w:r>
-        <w:t xml:space="preserve"> </w:t>
-      </w:r>
-      <w:proofErr w:type="spellStart"/>
-      <w:r>
-        <w:t>cea</w:t>
-      </w:r>
-      <w:proofErr w:type="spellEnd"/>
-      <w:r>
-        <w:t xml:space="preserve"> de </w:t>
-      </w:r>
-      <w:proofErr w:type="spellStart"/>
-      <w:r>
-        <w:t>verificare</w:t>
-      </w:r>
-      <w:proofErr w:type="spellEnd"/>
-      <w:r>
-        <w:t xml:space="preserve">. In </w:t>
-      </w:r>
-      <w:proofErr w:type="spellStart"/>
-      <w:r>
-        <w:t>implementarile</w:t>
-      </w:r>
-      <w:proofErr w:type="spellEnd"/>
-      <w:r>
-        <w:t xml:space="preserve"> de </w:t>
-      </w:r>
-      <w:proofErr w:type="spellStart"/>
-      <w:r>
-        <w:t>referinta</w:t>
-      </w:r>
-      <w:proofErr w:type="spellEnd"/>
-      <w:r>
-        <w:t xml:space="preserve"> </w:t>
-      </w:r>
-      <w:proofErr w:type="spellStart"/>
-      <w:r>
-        <w:t>singulare</w:t>
-      </w:r>
-      <w:proofErr w:type="spellEnd"/>
-      <w:r>
-        <w:t xml:space="preserve">, </w:t>
-      </w:r>
-      <w:proofErr w:type="spellStart"/>
-      <w:r>
-        <w:t>serverul</w:t>
-      </w:r>
-      <w:proofErr w:type="spellEnd"/>
-      <w:r>
-        <w:t xml:space="preserve"> </w:t>
-      </w:r>
-      <w:proofErr w:type="spellStart"/>
-      <w:r>
-        <w:t>poate</w:t>
-      </w:r>
-      <w:proofErr w:type="spellEnd"/>
-      <w:r>
-        <w:t xml:space="preserve"> </w:t>
-      </w:r>
-      <w:proofErr w:type="spellStart"/>
-      <w:r>
-        <w:t>stoca</w:t>
-      </w:r>
-      <w:proofErr w:type="spellEnd"/>
-      <w:r>
-        <w:t xml:space="preserve"> </w:t>
-      </w:r>
-      <w:proofErr w:type="spellStart"/>
-      <w:r>
-        <w:t>valorile</w:t>
-      </w:r>
-      <w:proofErr w:type="spellEnd"/>
-      <w:r>
-        <w:t xml:space="preserve"> </w:t>
-      </w:r>
-      <w:proofErr w:type="spellStart"/>
-      <w:r>
-        <w:t>asociate</w:t>
-      </w:r>
-      <w:proofErr w:type="spellEnd"/>
-      <w:r>
-        <w:t xml:space="preserve"> </w:t>
-      </w:r>
-      <w:proofErr w:type="spellStart"/>
-      <w:r>
-        <w:t>angajamentului</w:t>
-      </w:r>
-      <w:proofErr w:type="spellEnd"/>
-      <w:r>
-        <w:t xml:space="preserve"> </w:t>
-      </w:r>
-      <w:proofErr w:type="spellStart"/>
-      <w:r>
-        <w:t>si</w:t>
-      </w:r>
-      <w:proofErr w:type="spellEnd"/>
-      <w:r>
-        <w:t xml:space="preserve"> </w:t>
-      </w:r>
-      <w:proofErr w:type="spellStart"/>
-      <w:r>
-        <w:t>provocarii</w:t>
-      </w:r>
-      <w:proofErr w:type="spellEnd"/>
-      <w:r>
-        <w:t xml:space="preserve"> in </w:t>
-      </w:r>
-      <w:proofErr w:type="spellStart"/>
-      <w:r>
-        <w:t>memoria</w:t>
-      </w:r>
-      <w:proofErr w:type="spellEnd"/>
-      <w:r>
-        <w:t xml:space="preserve"> </w:t>
-      </w:r>
-      <w:proofErr w:type="spellStart"/>
-      <w:r>
-        <w:t>volatila</w:t>
-      </w:r>
-      <w:proofErr w:type="spellEnd"/>
-      <w:r>
-        <w:t xml:space="preserve">. </w:t>
-      </w:r>
-      <w:proofErr w:type="spellStart"/>
-      <w:r>
-        <w:t>Pentru</w:t>
-      </w:r>
-      <w:proofErr w:type="spellEnd"/>
-      <w:r>
-        <w:t xml:space="preserve"> </w:t>
-      </w:r>
-      <w:proofErr w:type="spellStart"/>
-      <w:r>
-        <w:t>implementari</w:t>
-      </w:r>
-      <w:proofErr w:type="spellEnd"/>
-      <w:r>
-        <w:t xml:space="preserve"> in </w:t>
-      </w:r>
-      <w:proofErr w:type="spellStart"/>
-      <w:r>
-        <w:t>sisteme</w:t>
-      </w:r>
-      <w:proofErr w:type="spellEnd"/>
-      <w:r>
-        <w:t xml:space="preserve"> </w:t>
-      </w:r>
-      <w:proofErr w:type="spellStart"/>
-      <w:r>
-        <w:t>distribuite</w:t>
-      </w:r>
-      <w:proofErr w:type="spellEnd"/>
-      <w:r>
-        <w:t xml:space="preserve"> </w:t>
-      </w:r>
-      <w:proofErr w:type="spellStart"/>
-      <w:r>
-        <w:t>si</w:t>
-      </w:r>
-      <w:proofErr w:type="spellEnd"/>
-      <w:r>
-        <w:t xml:space="preserve"> </w:t>
-      </w:r>
-      <w:proofErr w:type="spellStart"/>
-      <w:r>
-        <w:t>scalabile</w:t>
-      </w:r>
-      <w:proofErr w:type="spellEnd"/>
-      <w:r>
-        <w:t xml:space="preserve">, se </w:t>
-      </w:r>
-      <w:proofErr w:type="spellStart"/>
-      <w:r>
-        <w:t>impune</w:t>
-      </w:r>
-      <w:proofErr w:type="spellEnd"/>
-      <w:r>
-        <w:t xml:space="preserve"> </w:t>
-      </w:r>
-      <w:proofErr w:type="spellStart"/>
-      <w:r>
-        <w:t>externalizarea</w:t>
-      </w:r>
-      <w:proofErr w:type="spellEnd"/>
-      <w:r>
-        <w:t xml:space="preserve"> </w:t>
-      </w:r>
-      <w:proofErr w:type="spellStart"/>
-      <w:r>
-        <w:t>acestei</w:t>
-      </w:r>
-      <w:proofErr w:type="spellEnd"/>
-      <w:r>
-        <w:t xml:space="preserve"> </w:t>
-      </w:r>
-      <w:proofErr w:type="spellStart"/>
-      <w:r>
-        <w:t>stari</w:t>
-      </w:r>
-      <w:proofErr w:type="spellEnd"/>
-      <w:r>
-        <w:t xml:space="preserve"> </w:t>
-      </w:r>
-      <w:proofErr w:type="spellStart"/>
-      <w:r>
-        <w:t>catre</w:t>
-      </w:r>
-      <w:proofErr w:type="spellEnd"/>
-      <w:r>
-        <w:t xml:space="preserve"> </w:t>
-      </w:r>
-      <w:proofErr w:type="spellStart"/>
-      <w:r>
-        <w:t>baze</w:t>
-      </w:r>
-      <w:proofErr w:type="spellEnd"/>
-      <w:r>
-        <w:t xml:space="preserve"> de date in </w:t>
-      </w:r>
-      <w:proofErr w:type="spellStart"/>
-      <w:r>
-        <w:t>memorie</w:t>
-      </w:r>
-      <w:proofErr w:type="spellEnd"/>
-      <w:r>
-        <w:t xml:space="preserve">, cu </w:t>
-      </w:r>
-      <w:proofErr w:type="spellStart"/>
-      <w:r>
-        <w:t>timp</w:t>
-      </w:r>
-      <w:proofErr w:type="spellEnd"/>
-      <w:r>
-        <w:t xml:space="preserve"> </w:t>
-      </w:r>
-      <w:proofErr w:type="spellStart"/>
-      <w:r>
-        <w:t>scurt</w:t>
-      </w:r>
-      <w:proofErr w:type="spellEnd"/>
-      <w:r>
-        <w:t xml:space="preserve"> de </w:t>
-      </w:r>
-      <w:proofErr w:type="spellStart"/>
-      <w:r>
-        <w:t>retinere</w:t>
-      </w:r>
-      <w:proofErr w:type="spellEnd"/>
-      <w:r>
-        <w:t xml:space="preserve">, </w:t>
-      </w:r>
-      <w:proofErr w:type="spellStart"/>
-      <w:r>
-        <w:t>sau</w:t>
-      </w:r>
-      <w:proofErr w:type="spellEnd"/>
-      <w:r>
-        <w:t xml:space="preserve"> </w:t>
-      </w:r>
-      <w:proofErr w:type="spellStart"/>
-      <w:r>
-        <w:t>utilizarea</w:t>
-      </w:r>
-      <w:proofErr w:type="spellEnd"/>
-      <w:r>
-        <w:t xml:space="preserve"> </w:t>
-      </w:r>
-      <w:proofErr w:type="spellStart"/>
-      <w:r>
-        <w:t>unor</w:t>
-      </w:r>
-      <w:proofErr w:type="spellEnd"/>
-      <w:r>
-        <w:t xml:space="preserve"> </w:t>
-      </w:r>
-      <w:proofErr w:type="spellStart"/>
-      <w:r>
-        <w:t>mecanisme</w:t>
-      </w:r>
-      <w:proofErr w:type="spellEnd"/>
-      <w:r>
-        <w:t xml:space="preserve"> de </w:t>
-      </w:r>
-      <w:proofErr w:type="spellStart"/>
-      <w:r>
-        <w:t>directionare</w:t>
-      </w:r>
-      <w:proofErr w:type="spellEnd"/>
-      <w:r>
-        <w:t xml:space="preserve"> </w:t>
-      </w:r>
-      <w:proofErr w:type="spellStart"/>
-      <w:r>
-        <w:t>persistenta</w:t>
-      </w:r>
-      <w:proofErr w:type="spellEnd"/>
-      <w:r>
-        <w:t xml:space="preserve"> a </w:t>
-      </w:r>
-      <w:proofErr w:type="spellStart"/>
-      <w:r>
-        <w:t>sesiunilor</w:t>
-      </w:r>
-      <w:proofErr w:type="spellEnd"/>
-      <w:r>
-        <w:t xml:space="preserve"> </w:t>
-      </w:r>
-      <w:proofErr w:type="spellStart"/>
-      <w:r>
-        <w:t>catre</w:t>
-      </w:r>
-      <w:proofErr w:type="spellEnd"/>
-      <w:r>
-        <w:t xml:space="preserve"> </w:t>
-      </w:r>
-      <w:proofErr w:type="spellStart"/>
-      <w:r>
-        <w:t>acelasi</w:t>
-      </w:r>
-      <w:proofErr w:type="spellEnd"/>
-      <w:r>
-        <w:t xml:space="preserve"> nod. </w:t>
-      </w:r>
-    </w:p>
-    <w:p>
-      <w:pPr>
-        <w:shd w:val="clear" w:color="auto" w:fill="FFFFFF"/>
-      </w:pPr>
-      <w:proofErr w:type="spellStart"/>
-      <w:r>
-        <w:t>Politici</w:t>
-      </w:r>
-      <w:proofErr w:type="spellEnd"/>
-      <w:r>
-        <w:t xml:space="preserve"> de </w:t>
-      </w:r>
-      <w:proofErr w:type="spellStart"/>
-      <w:r>
-        <w:t>Partajare</w:t>
-      </w:r>
-      <w:proofErr w:type="spellEnd"/>
-      <w:r>
-        <w:t xml:space="preserve"> a </w:t>
-      </w:r>
-      <w:proofErr w:type="spellStart"/>
-      <w:r>
-        <w:t>Resurselor</w:t>
-      </w:r>
-      <w:proofErr w:type="spellEnd"/>
-      <w:r>
-        <w:t xml:space="preserve"> (CORS) In </w:t>
-      </w:r>
-      <w:proofErr w:type="spellStart"/>
-      <w:r>
-        <w:t>scenariile</w:t>
-      </w:r>
-      <w:proofErr w:type="spellEnd"/>
-      <w:r>
-        <w:t xml:space="preserve"> </w:t>
-      </w:r>
-      <w:proofErr w:type="spellStart"/>
-      <w:r>
-        <w:t>arhitecturale</w:t>
-      </w:r>
-      <w:proofErr w:type="spellEnd"/>
-      <w:r>
-        <w:t xml:space="preserve"> in care </w:t>
-      </w:r>
-      <w:proofErr w:type="spellStart"/>
-      <w:r>
-        <w:t>aplicatia</w:t>
-      </w:r>
-      <w:proofErr w:type="spellEnd"/>
-      <w:r>
-        <w:t xml:space="preserve"> client </w:t>
-      </w:r>
-      <w:proofErr w:type="spellStart"/>
-      <w:r>
-        <w:t>si</w:t>
-      </w:r>
-      <w:proofErr w:type="spellEnd"/>
-      <w:r>
-        <w:t xml:space="preserve"> </w:t>
-      </w:r>
-      <w:proofErr w:type="spellStart"/>
-      <w:r>
-        <w:t>componenta</w:t>
-      </w:r>
-      <w:proofErr w:type="spellEnd"/>
-      <w:r>
-        <w:t xml:space="preserve"> server sunt </w:t>
-      </w:r>
-      <w:proofErr w:type="spellStart"/>
-      <w:r>
-        <w:t>gazduite</w:t>
-      </w:r>
-      <w:proofErr w:type="spellEnd"/>
-      <w:r>
-        <w:t xml:space="preserve"> pe </w:t>
-      </w:r>
-      <w:proofErr w:type="spellStart"/>
-      <w:r>
-        <w:t>origini</w:t>
-      </w:r>
-      <w:proofErr w:type="spellEnd"/>
-      <w:r>
-        <w:t xml:space="preserve"> </w:t>
-      </w:r>
-      <w:proofErr w:type="spellStart"/>
-      <w:r>
-        <w:t>diferite</w:t>
-      </w:r>
-      <w:proofErr w:type="spellEnd"/>
-      <w:r>
-        <w:t xml:space="preserve">, </w:t>
-      </w:r>
-      <w:proofErr w:type="spellStart"/>
-      <w:r>
-        <w:t>serverul</w:t>
-      </w:r>
-      <w:proofErr w:type="spellEnd"/>
-      <w:r>
-        <w:t xml:space="preserve"> </w:t>
-      </w:r>
-      <w:proofErr w:type="spellStart"/>
-      <w:r>
-        <w:t>trebuie</w:t>
-      </w:r>
-      <w:proofErr w:type="spellEnd"/>
-      <w:r>
-        <w:t xml:space="preserve"> </w:t>
-      </w:r>
-      <w:proofErr w:type="spellStart"/>
-      <w:r>
-        <w:t>sa</w:t>
-      </w:r>
-      <w:proofErr w:type="spellEnd"/>
-      <w:r>
-        <w:t xml:space="preserve"> </w:t>
-      </w:r>
-      <w:proofErr w:type="spellStart"/>
-      <w:r>
-        <w:t>implementeze</w:t>
-      </w:r>
-      <w:proofErr w:type="spellEnd"/>
-      <w:r>
-        <w:t xml:space="preserve"> </w:t>
-      </w:r>
-      <w:proofErr w:type="spellStart"/>
-      <w:r>
-        <w:t>restrictii</w:t>
-      </w:r>
-      <w:proofErr w:type="spellEnd"/>
-      <w:r>
-        <w:t xml:space="preserve"> </w:t>
-      </w:r>
-      <w:proofErr w:type="spellStart"/>
-      <w:r>
-        <w:t>si</w:t>
-      </w:r>
-      <w:proofErr w:type="spellEnd"/>
-      <w:r>
-        <w:t xml:space="preserve"> </w:t>
-      </w:r>
-      <w:proofErr w:type="spellStart"/>
-      <w:r>
-        <w:t>permisiuni</w:t>
-      </w:r>
-      <w:proofErr w:type="spellEnd"/>
-      <w:r>
-        <w:t xml:space="preserve"> Cross-Origin Resource Sharing (CORS) </w:t>
-      </w:r>
-      <w:proofErr w:type="spellStart"/>
-      <w:r>
-        <w:t>explicite</w:t>
-      </w:r>
-      <w:proofErr w:type="spellEnd"/>
-      <w:r>
-        <w:t xml:space="preserve">. </w:t>
-      </w:r>
-      <w:proofErr w:type="spellStart"/>
-      <w:r>
-        <w:t>Acestea</w:t>
-      </w:r>
-      <w:proofErr w:type="spellEnd"/>
-      <w:r>
-        <w:t xml:space="preserve"> </w:t>
-      </w:r>
-      <w:proofErr w:type="spellStart"/>
-      <w:r>
-        <w:t>asigura</w:t>
-      </w:r>
-      <w:proofErr w:type="spellEnd"/>
-      <w:r>
-        <w:t xml:space="preserve"> </w:t>
-      </w:r>
-      <w:proofErr w:type="spellStart"/>
-      <w:r>
-        <w:t>functionalitatea</w:t>
-      </w:r>
-      <w:proofErr w:type="spellEnd"/>
-      <w:r>
-        <w:t xml:space="preserve"> </w:t>
-      </w:r>
-      <w:proofErr w:type="spellStart"/>
-      <w:r>
-        <w:t>cererilor</w:t>
-      </w:r>
-      <w:proofErr w:type="spellEnd"/>
-      <w:r>
-        <w:t xml:space="preserve"> preflight </w:t>
-      </w:r>
-      <w:proofErr w:type="spellStart"/>
-      <w:r>
-        <w:t>si</w:t>
-      </w:r>
-      <w:proofErr w:type="spellEnd"/>
-      <w:r>
-        <w:t xml:space="preserve"> permit </w:t>
-      </w:r>
-      <w:proofErr w:type="spellStart"/>
-      <w:r>
-        <w:t>clientilor</w:t>
-      </w:r>
-      <w:proofErr w:type="spellEnd"/>
-      <w:r>
-        <w:t xml:space="preserve"> </w:t>
-      </w:r>
-      <w:proofErr w:type="spellStart"/>
-      <w:r>
-        <w:t>sa</w:t>
-      </w:r>
-      <w:proofErr w:type="spellEnd"/>
-      <w:r>
-        <w:t xml:space="preserve"> </w:t>
-      </w:r>
-      <w:proofErr w:type="spellStart"/>
-      <w:r>
-        <w:t>interactioneze</w:t>
-      </w:r>
-      <w:proofErr w:type="spellEnd"/>
-      <w:r>
-        <w:t xml:space="preserve"> </w:t>
-      </w:r>
-      <w:proofErr w:type="spellStart"/>
-      <w:r>
-        <w:t>programatic</w:t>
-      </w:r>
-      <w:proofErr w:type="spellEnd"/>
-      <w:r>
-        <w:t xml:space="preserve"> cu </w:t>
-      </w:r>
-      <w:proofErr w:type="spellStart"/>
-      <w:r>
-        <w:t>punctele</w:t>
-      </w:r>
-      <w:proofErr w:type="spellEnd"/>
-      <w:r>
-        <w:t xml:space="preserve"> </w:t>
-      </w:r>
-      <w:proofErr w:type="spellStart"/>
-      <w:r>
-        <w:t>terminale</w:t>
-      </w:r>
-      <w:proofErr w:type="spellEnd"/>
-      <w:r>
-        <w:t xml:space="preserve"> de </w:t>
-      </w:r>
-      <w:proofErr w:type="spellStart"/>
-      <w:r>
-        <w:t>autentificare</w:t>
-      </w:r>
-      <w:proofErr w:type="spellEnd"/>
-      <w:r>
-        <w:t xml:space="preserve">. </w:t>
-      </w:r>
-    </w:p>
-    <w:p>
-      <w:pPr>
-        <w:shd w:val="clear" w:color="auto" w:fill="FFFFFF"/>
-      </w:pPr>
-      <w:proofErr w:type="spellStart"/>
-      <w:r>
-        <w:t>Gestionarea</w:t>
-      </w:r>
-      <w:proofErr w:type="spellEnd"/>
-      <w:r>
-        <w:t xml:space="preserve"> token-</w:t>
-      </w:r>
-      <w:proofErr w:type="spellStart"/>
-      <w:r>
-        <w:t>urilor</w:t>
-      </w:r>
-      <w:proofErr w:type="spellEnd"/>
-      <w:r>
-        <w:t xml:space="preserve"> la </w:t>
-      </w:r>
-      <w:proofErr w:type="spellStart"/>
-      <w:r>
-        <w:t>Nivelul</w:t>
-      </w:r>
-      <w:proofErr w:type="spellEnd"/>
-      <w:r>
-        <w:t xml:space="preserve"> </w:t>
-      </w:r>
-      <w:proofErr w:type="spellStart"/>
-      <w:r>
-        <w:t>Clientului</w:t>
-      </w:r>
-      <w:proofErr w:type="spellEnd"/>
-      <w:r>
-        <w:t xml:space="preserve"> se </w:t>
-      </w:r>
-      <w:proofErr w:type="spellStart"/>
-      <w:r>
-        <w:t>recomanda</w:t>
-      </w:r>
-      <w:proofErr w:type="spellEnd"/>
-      <w:r>
-        <w:t xml:space="preserve"> </w:t>
-      </w:r>
-      <w:proofErr w:type="spellStart"/>
-      <w:r>
-        <w:t>evitarea</w:t>
-      </w:r>
-      <w:proofErr w:type="spellEnd"/>
-      <w:r>
-        <w:t xml:space="preserve"> </w:t>
-      </w:r>
-      <w:proofErr w:type="spellStart"/>
-      <w:r>
-        <w:t>stocarii</w:t>
-      </w:r>
-      <w:proofErr w:type="spellEnd"/>
-      <w:r>
-        <w:t xml:space="preserve"> </w:t>
-      </w:r>
-      <w:proofErr w:type="spellStart"/>
-      <w:r>
-        <w:t>jetonului</w:t>
-      </w:r>
-      <w:proofErr w:type="spellEnd"/>
-      <w:r>
-        <w:t xml:space="preserve"> de </w:t>
-      </w:r>
-      <w:proofErr w:type="spellStart"/>
-      <w:r>
-        <w:t>acces</w:t>
-      </w:r>
-      <w:proofErr w:type="spellEnd"/>
-      <w:r>
-        <w:t xml:space="preserve"> in </w:t>
-      </w:r>
-      <w:proofErr w:type="spellStart"/>
-      <w:r>
-        <w:t>mecanisme</w:t>
-      </w:r>
-      <w:proofErr w:type="spellEnd"/>
-      <w:r>
-        <w:t xml:space="preserve"> de </w:t>
-      </w:r>
-      <w:proofErr w:type="spellStart"/>
-      <w:r>
-        <w:t>stocare</w:t>
-      </w:r>
-      <w:proofErr w:type="spellEnd"/>
-      <w:r>
-        <w:t xml:space="preserve"> </w:t>
-      </w:r>
-      <w:proofErr w:type="spellStart"/>
-      <w:r>
-        <w:t>persistenta</w:t>
-      </w:r>
-      <w:proofErr w:type="spellEnd"/>
-      <w:r>
-        <w:t xml:space="preserve"> </w:t>
-      </w:r>
-      <w:proofErr w:type="spellStart"/>
-      <w:r>
-        <w:t>accesibile</w:t>
-      </w:r>
-      <w:proofErr w:type="spellEnd"/>
-      <w:r>
-        <w:t xml:space="preserve"> </w:t>
-      </w:r>
-      <w:proofErr w:type="spellStart"/>
-      <w:r>
-        <w:t>prin</w:t>
-      </w:r>
-      <w:proofErr w:type="spellEnd"/>
-      <w:r>
-        <w:t xml:space="preserve"> </w:t>
-      </w:r>
-      <w:proofErr w:type="spellStart"/>
-      <w:r>
-        <w:t>scripturi</w:t>
-      </w:r>
-      <w:proofErr w:type="spellEnd"/>
-      <w:r>
-        <w:t xml:space="preserve">, cum </w:t>
-      </w:r>
-      <w:proofErr w:type="spellStart"/>
-      <w:r>
-        <w:t>ar</w:t>
-      </w:r>
-      <w:proofErr w:type="spellEnd"/>
-      <w:r>
-        <w:t xml:space="preserve"> fi </w:t>
-      </w:r>
-      <w:proofErr w:type="spellStart"/>
-      <w:r>
-        <w:t>localStorage</w:t>
-      </w:r>
-      <w:proofErr w:type="spellEnd"/>
-      <w:r>
-        <w:t xml:space="preserve">, </w:t>
-      </w:r>
-      <w:proofErr w:type="spellStart"/>
-      <w:r>
-        <w:t>pentru</w:t>
-      </w:r>
-      <w:proofErr w:type="spellEnd"/>
-      <w:r>
-        <w:t xml:space="preserve"> a </w:t>
-      </w:r>
-      <w:proofErr w:type="spellStart"/>
-      <w:r>
-        <w:t>diminua</w:t>
-      </w:r>
-      <w:proofErr w:type="spellEnd"/>
-      <w:r>
-        <w:t xml:space="preserve"> </w:t>
-      </w:r>
-      <w:proofErr w:type="spellStart"/>
-      <w:r>
-        <w:t>suprafata</w:t>
-      </w:r>
-      <w:proofErr w:type="spellEnd"/>
-      <w:r>
-        <w:t xml:space="preserve"> de </w:t>
-      </w:r>
-      <w:proofErr w:type="spellStart"/>
-      <w:r>
-        <w:t>atac</w:t>
-      </w:r>
-      <w:proofErr w:type="spellEnd"/>
-      <w:r>
-        <w:t xml:space="preserve"> in </w:t>
-      </w:r>
-      <w:proofErr w:type="spellStart"/>
-      <w:r>
-        <w:t>cazul</w:t>
-      </w:r>
-      <w:proofErr w:type="spellEnd"/>
-      <w:r>
-        <w:t xml:space="preserve"> </w:t>
-      </w:r>
-      <w:proofErr w:type="spellStart"/>
-      <w:r>
-        <w:t>vulnerabilitatilor</w:t>
-      </w:r>
-      <w:proofErr w:type="spellEnd"/>
-      <w:r>
-        <w:t xml:space="preserve"> Cross-Site Scripting (XSS). O </w:t>
-      </w:r>
-      <w:proofErr w:type="spellStart"/>
-      <w:r>
-        <w:t>abordare</w:t>
-      </w:r>
-      <w:proofErr w:type="spellEnd"/>
-      <w:r>
-        <w:t xml:space="preserve"> </w:t>
-      </w:r>
-      <w:proofErr w:type="spellStart"/>
-      <w:r>
-        <w:t>superioara</w:t>
-      </w:r>
-      <w:proofErr w:type="spellEnd"/>
-      <w:r>
-        <w:t xml:space="preserve"> din </w:t>
-      </w:r>
-      <w:proofErr w:type="spellStart"/>
-      <w:r>
-        <w:t>punct</w:t>
-      </w:r>
-      <w:proofErr w:type="spellEnd"/>
-      <w:r>
-        <w:t xml:space="preserve"> de </w:t>
-      </w:r>
-      <w:proofErr w:type="spellStart"/>
-      <w:r>
-        <w:t>vedere</w:t>
-      </w:r>
-      <w:proofErr w:type="spellEnd"/>
-      <w:r>
-        <w:t xml:space="preserve"> al </w:t>
-      </w:r>
-      <w:proofErr w:type="spellStart"/>
-      <w:r>
-        <w:t>securitatii</w:t>
-      </w:r>
-      <w:proofErr w:type="spellEnd"/>
-      <w:r>
-        <w:t xml:space="preserve"> </w:t>
-      </w:r>
-      <w:proofErr w:type="spellStart"/>
-      <w:r>
-        <w:t>este</w:t>
-      </w:r>
-      <w:proofErr w:type="spellEnd"/>
-      <w:r>
-        <w:t xml:space="preserve"> </w:t>
-      </w:r>
-      <w:proofErr w:type="spellStart"/>
-      <w:r>
-        <w:t>incapsularea</w:t>
-      </w:r>
-      <w:proofErr w:type="spellEnd"/>
-      <w:r>
-        <w:t xml:space="preserve"> </w:t>
-      </w:r>
-      <w:proofErr w:type="spellStart"/>
-      <w:r>
-        <w:t>jetonului</w:t>
-      </w:r>
-      <w:proofErr w:type="spellEnd"/>
-      <w:r>
-        <w:t xml:space="preserve"> in cookie-</w:t>
-      </w:r>
-      <w:proofErr w:type="spellStart"/>
-      <w:r>
-        <w:t>uri</w:t>
-      </w:r>
-      <w:proofErr w:type="spellEnd"/>
-      <w:r>
-        <w:t xml:space="preserve"> </w:t>
-      </w:r>
-      <w:proofErr w:type="spellStart"/>
-      <w:r>
-        <w:t>gestionate</w:t>
-      </w:r>
-      <w:proofErr w:type="spellEnd"/>
-      <w:r>
-        <w:t xml:space="preserve"> </w:t>
-      </w:r>
-      <w:proofErr w:type="spellStart"/>
-      <w:r>
-        <w:t>exclusiv</w:t>
-      </w:r>
-      <w:proofErr w:type="spellEnd"/>
-      <w:r>
-        <w:t xml:space="preserve"> de browser, configurate strict cu </w:t>
-      </w:r>
-      <w:proofErr w:type="spellStart"/>
-      <w:r>
-        <w:t>atributele</w:t>
-      </w:r>
-      <w:proofErr w:type="spellEnd"/>
-      <w:r>
-        <w:t xml:space="preserve"> </w:t>
-      </w:r>
-      <w:proofErr w:type="spellStart"/>
-      <w:r>
-        <w:t>HttpOnly</w:t>
-      </w:r>
-      <w:proofErr w:type="spellEnd"/>
-      <w:r>
-        <w:t xml:space="preserve">, Secure </w:t>
-      </w:r>
-      <w:proofErr w:type="spellStart"/>
-      <w:r>
-        <w:t>si</w:t>
-      </w:r>
-      <w:proofErr w:type="spellEnd"/>
-      <w:r>
-        <w:t xml:space="preserve"> o </w:t>
-      </w:r>
-      <w:proofErr w:type="spellStart"/>
-      <w:r>
-        <w:t>politica</w:t>
-      </w:r>
-      <w:proofErr w:type="spellEnd"/>
-      <w:r>
-        <w:t xml:space="preserve"> </w:t>
-      </w:r>
-      <w:proofErr w:type="spellStart"/>
-      <w:r>
-        <w:t>SameSite</w:t>
-      </w:r>
-      <w:proofErr w:type="spellEnd"/>
-      <w:r>
-        <w:t xml:space="preserve"> </w:t>
-      </w:r>
-      <w:proofErr w:type="spellStart"/>
-      <w:r>
-        <w:t>limitativa</w:t>
-      </w:r>
-      <w:proofErr w:type="spellEnd"/>
-      <w:r>
-        <w:t xml:space="preserve">. </w:t>
-      </w:r>
-    </w:p>
-    <w:p>
-      <w:pPr>
-        <w:shd w:val="clear" w:color="auto" w:fill="FFFFFF"/>
-      </w:pPr>
-      <w:r>
-        <w:t xml:space="preserve"> </w:t>
-      </w:r>
-    </w:p>
-    <w:p>
-      <w:pPr>
-        <w:shd w:val="clear" w:color="auto" w:fill="FFFFFF"/>
-      </w:pPr>
-      <w:r>
-        <w:t xml:space="preserve">  </w:t>
-      </w:r>
-    </w:p>
-    <w:p>
-      <w:pPr>
-        <w:shd w:val="clear" w:color="auto" w:fill="FFFFFF"/>
-      </w:pPr>
-      <w:r>
-        <w:t xml:space="preserve">5.4. </w:t>
-      </w:r>
-      <w:proofErr w:type="spellStart"/>
-      <w:r>
-        <w:t>Definirea</w:t>
-      </w:r>
-      <w:proofErr w:type="spellEnd"/>
-      <w:r>
-        <w:t xml:space="preserve"> </w:t>
-      </w:r>
-      <w:proofErr w:type="spellStart"/>
-      <w:r>
-        <w:t>Protocolului</w:t>
-      </w:r>
-      <w:proofErr w:type="spellEnd"/>
-      <w:r>
-        <w:t xml:space="preserve"> </w:t>
-      </w:r>
-      <w:proofErr w:type="spellStart"/>
-      <w:r>
-        <w:t>în</w:t>
-      </w:r>
-      <w:proofErr w:type="spellEnd"/>
-      <w:r>
-        <w:t xml:space="preserve"> </w:t>
-      </w:r>
-      <w:proofErr w:type="spellStart"/>
-      <w:r>
-        <w:t>Notație</w:t>
-      </w:r>
-      <w:proofErr w:type="spellEnd"/>
-      <w:r>
-        <w:t xml:space="preserve"> ABNF </w:t>
-      </w:r>
-    </w:p>
-    <w:p>
-      <w:pPr>
-        <w:shd w:val="clear" w:color="auto" w:fill="FFFFFF"/>
-      </w:pPr>
-      <w:proofErr w:type="spellStart"/>
-      <w:r>
-        <w:t>Pentru</w:t>
-      </w:r>
-      <w:proofErr w:type="spellEnd"/>
-      <w:r>
-        <w:t xml:space="preserve"> a </w:t>
-      </w:r>
-      <w:proofErr w:type="spellStart"/>
-      <w:r>
-        <w:t>asigura</w:t>
-      </w:r>
-      <w:proofErr w:type="spellEnd"/>
-      <w:r>
-        <w:t xml:space="preserve"> </w:t>
-      </w:r>
-      <w:proofErr w:type="spellStart"/>
-      <w:r>
-        <w:t>interoperabilitatea</w:t>
-      </w:r>
-      <w:proofErr w:type="spellEnd"/>
-      <w:r>
-        <w:t xml:space="preserve">, </w:t>
-      </w:r>
-      <w:proofErr w:type="spellStart"/>
-      <w:r>
-        <w:t>mesajele</w:t>
-      </w:r>
-      <w:proofErr w:type="spellEnd"/>
-      <w:r>
-        <w:t xml:space="preserve"> </w:t>
-      </w:r>
-      <w:proofErr w:type="spellStart"/>
-      <w:r>
-        <w:t>schimbate</w:t>
-      </w:r>
-      <w:proofErr w:type="spellEnd"/>
-      <w:r>
-        <w:t xml:space="preserve"> </w:t>
-      </w:r>
-      <w:proofErr w:type="spellStart"/>
-      <w:r>
-        <w:t>între</w:t>
-      </w:r>
-      <w:proofErr w:type="spellEnd"/>
-      <w:r>
-        <w:t xml:space="preserve"> Client (Prover) </w:t>
-      </w:r>
-      <w:proofErr w:type="spellStart"/>
-      <w:r>
-        <w:t>și</w:t>
-      </w:r>
-      <w:proofErr w:type="spellEnd"/>
-      <w:r>
-        <w:t xml:space="preserve"> Server (Verifier) </w:t>
-      </w:r>
-      <w:proofErr w:type="spellStart"/>
-      <w:r>
-        <w:t>trebuie</w:t>
-      </w:r>
-      <w:proofErr w:type="spellEnd"/>
-      <w:r>
-        <w:t xml:space="preserve"> </w:t>
-      </w:r>
-      <w:proofErr w:type="spellStart"/>
-      <w:r>
-        <w:t>să</w:t>
-      </w:r>
-      <w:proofErr w:type="spellEnd"/>
-      <w:r>
-        <w:t xml:space="preserve"> </w:t>
-      </w:r>
-      <w:proofErr w:type="spellStart"/>
-      <w:r>
-        <w:t>respecte</w:t>
-      </w:r>
-      <w:proofErr w:type="spellEnd"/>
-      <w:r>
-        <w:t xml:space="preserve"> </w:t>
-      </w:r>
-      <w:proofErr w:type="spellStart"/>
-      <w:r>
-        <w:t>următoarea</w:t>
-      </w:r>
-      <w:proofErr w:type="spellEnd"/>
-      <w:r>
-        <w:t xml:space="preserve"> </w:t>
-      </w:r>
-      <w:proofErr w:type="spellStart"/>
-      <w:r>
-        <w:t>structură</w:t>
-      </w:r>
-      <w:proofErr w:type="spellEnd"/>
-      <w:r>
-        <w:t xml:space="preserve"> de </w:t>
-      </w:r>
-      <w:proofErr w:type="spellStart"/>
-      <w:r>
-        <w:t>date.A</w:t>
-      </w:r>
-      <w:proofErr w:type="spellEnd"/>
-      <w:r>
-        <w:t xml:space="preserve">. </w:t>
-      </w:r>
-      <w:proofErr w:type="spellStart"/>
-      <w:r>
-        <w:t>Parametrii</w:t>
-      </w:r>
-      <w:proofErr w:type="spellEnd"/>
-      <w:r>
-        <w:t xml:space="preserve"> de </w:t>
-      </w:r>
-      <w:proofErr w:type="spellStart"/>
-      <w:r>
-        <w:t>Identitate</w:t>
-      </w:r>
-      <w:proofErr w:type="spellEnd"/>
-      <w:r>
-        <w:t xml:space="preserve"> </w:t>
-      </w:r>
-      <w:proofErr w:type="spellStart"/>
-      <w:r>
-        <w:t>și</w:t>
-      </w:r>
-      <w:proofErr w:type="spellEnd"/>
-      <w:r>
-        <w:t xml:space="preserve"> </w:t>
-      </w:r>
-      <w:proofErr w:type="spellStart"/>
-      <w:r>
-        <w:t>ZKPValorile</w:t>
-      </w:r>
-      <w:proofErr w:type="spellEnd"/>
-      <w:r>
-        <w:t xml:space="preserve"> </w:t>
-      </w:r>
-      <w:proofErr w:type="spellStart"/>
-      <w:r>
-        <w:t>numerice</w:t>
-      </w:r>
-      <w:proofErr w:type="spellEnd"/>
-      <w:r>
-        <w:t xml:space="preserve"> </w:t>
-      </w:r>
-      <w:proofErr w:type="spellStart"/>
-      <w:r>
-        <w:t>rezultate</w:t>
-      </w:r>
-      <w:proofErr w:type="spellEnd"/>
-      <w:r>
-        <w:t xml:space="preserve"> din </w:t>
-      </w:r>
-      <w:proofErr w:type="spellStart"/>
-      <w:r>
-        <w:t>calculele</w:t>
-      </w:r>
-      <w:proofErr w:type="spellEnd"/>
-      <w:r>
-        <w:t xml:space="preserve"> Schnorr (</w:t>
-      </w:r>
-      <w:proofErr w:type="spellStart"/>
-      <w:r>
-        <w:t>peste</w:t>
-      </w:r>
-      <w:proofErr w:type="spellEnd"/>
-      <w:r>
-        <w:t xml:space="preserve"> </w:t>
-      </w:r>
-      <w:proofErr w:type="spellStart"/>
-      <w:r>
-        <w:t>grupul</w:t>
-      </w:r>
-      <w:proofErr w:type="spellEnd"/>
-      <w:r>
-        <w:t xml:space="preserve"> </w:t>
-      </w:r>
-      <w:proofErr w:type="spellStart"/>
-      <w:r>
-        <w:t>Zp</w:t>
-      </w:r>
-      <w:proofErr w:type="spellEnd"/>
-      <w:r>
-        <w:t xml:space="preserve">) sunt </w:t>
-      </w:r>
-      <w:proofErr w:type="spellStart"/>
-      <w:r>
-        <w:t>reprezentate</w:t>
-      </w:r>
-      <w:proofErr w:type="spellEnd"/>
-      <w:r>
-        <w:t xml:space="preserve"> ca </w:t>
-      </w:r>
-      <w:proofErr w:type="spellStart"/>
-      <w:r>
-        <w:t>șiruri</w:t>
-      </w:r>
-      <w:proofErr w:type="spellEnd"/>
-      <w:r>
-        <w:t xml:space="preserve"> de </w:t>
-      </w:r>
-      <w:proofErr w:type="spellStart"/>
-      <w:r>
-        <w:t>caractere</w:t>
-      </w:r>
-      <w:proofErr w:type="spellEnd"/>
-      <w:r>
-        <w:t xml:space="preserve"> </w:t>
-      </w:r>
-      <w:proofErr w:type="spellStart"/>
-      <w:r>
-        <w:t>hexazecimale</w:t>
-      </w:r>
-      <w:proofErr w:type="spellEnd"/>
-      <w:r>
-        <w:t xml:space="preserve"> </w:t>
-      </w:r>
-      <w:proofErr w:type="spellStart"/>
-      <w:r>
-        <w:t>sau</w:t>
-      </w:r>
-      <w:proofErr w:type="spellEnd"/>
-      <w:r>
-        <w:t xml:space="preserve"> </w:t>
-      </w:r>
-      <w:proofErr w:type="spellStart"/>
-      <w:r>
-        <w:t>întregi</w:t>
-      </w:r>
-      <w:proofErr w:type="spellEnd"/>
-      <w:r>
-        <w:t xml:space="preserve"> </w:t>
-      </w:r>
-      <w:proofErr w:type="spellStart"/>
-      <w:r>
-        <w:t>mari</w:t>
-      </w:r>
-      <w:proofErr w:type="spellEnd"/>
-      <w:r>
-        <w:t xml:space="preserve"> </w:t>
-      </w:r>
-      <w:proofErr w:type="spellStart"/>
-      <w:r>
-        <w:t>în</w:t>
-      </w:r>
-      <w:proofErr w:type="spellEnd"/>
-      <w:r>
-        <w:t xml:space="preserve"> format JSON. </w:t>
-      </w:r>
-    </w:p>
-    <w:p>
-      <w:pPr>
-        <w:shd w:val="clear" w:color="auto" w:fill="FFFFFF"/>
-      </w:pPr>
-      <w:r>
-        <w:t xml:space="preserve"> </w:t>
-      </w:r>
-    </w:p>
-    <w:p>
-      <w:pPr>
-        <w:shd w:val="clear" w:color="auto" w:fill="FFFFFF"/>
-      </w:pPr>
-      <w:proofErr w:type="spellStart"/>
-      <w:r>
-        <w:t>Definiții</w:t>
-      </w:r>
-      <w:proofErr w:type="spellEnd"/>
-      <w:r>
-        <w:t xml:space="preserve"> de </w:t>
-      </w:r>
-      <w:proofErr w:type="spellStart"/>
-      <w:r>
-        <w:t>bază</w:t>
-      </w:r>
-      <w:proofErr w:type="spellEnd"/>
-      <w:r>
-        <w:t xml:space="preserve"> </w:t>
-      </w:r>
-    </w:p>
-    <w:p>
-      <w:pPr>
-        <w:shd w:val="clear" w:color="auto" w:fill="FFFFFF"/>
-      </w:pPr>
-      <w:r>
-        <w:t>client-</w:t>
-      </w:r>
-      <w:proofErr w:type="gramStart"/>
-      <w:r>
-        <w:t xml:space="preserve">id  </w:t>
-      </w:r>
-      <w:r>
-        <w:tab/>
-      </w:r>
-      <w:proofErr w:type="gramEnd"/>
-      <w:r>
-        <w:t xml:space="preserve">= 1*( ALPHA / DIGIT / "-" / "_" ) </w:t>
-      </w:r>
-    </w:p>
-    <w:p>
-      <w:pPr>
-        <w:shd w:val="clear" w:color="auto" w:fill="FFFFFF"/>
-      </w:pPr>
+        <w:t xml:space="preserve">" ":" </w:t>
+      </w:r>
       <w:proofErr w:type="spellStart"/>
       <w:r>
         <w:t>schnorr</w:t>
       </w:r>
       <w:proofErr w:type="spellEnd"/>
       <w:r>
-        <w:t>-</w:t>
-      </w:r>
-      <w:proofErr w:type="gramStart"/>
-      <w:r>
-        <w:t>value  =</w:t>
-      </w:r>
-      <w:proofErr w:type="gramEnd"/>
-      <w:r>
-        <w:t xml:space="preserve"> 1*DIGIT ; </w:t>
-      </w:r>
-      <w:proofErr w:type="spellStart"/>
-      <w:r>
-        <w:t>Reprezentarea</w:t>
-      </w:r>
-      <w:proofErr w:type="spellEnd"/>
-      <w:r>
-        <w:t xml:space="preserve"> </w:t>
-      </w:r>
-      <w:proofErr w:type="spellStart"/>
-      <w:r>
-        <w:t>întreagă</w:t>
-      </w:r>
-      <w:proofErr w:type="spellEnd"/>
-      <w:r>
-        <w:t xml:space="preserve"> a </w:t>
-      </w:r>
-      <w:proofErr w:type="spellStart"/>
-      <w:r>
-        <w:t>valorilor</w:t>
-      </w:r>
-      <w:proofErr w:type="spellEnd"/>
-      <w:r>
-        <w:t xml:space="preserve"> (</w:t>
-      </w:r>
-      <w:proofErr w:type="spellStart"/>
-      <w:r>
-        <w:t>g^x</w:t>
-      </w:r>
-      <w:proofErr w:type="spellEnd"/>
-      <w:r>
-        <w:t xml:space="preserve">, </w:t>
-      </w:r>
-      <w:proofErr w:type="spellStart"/>
-      <w:r>
-        <w:t>g^r</w:t>
-      </w:r>
-      <w:proofErr w:type="spellEnd"/>
-      <w:r>
-        <w:t xml:space="preserve">, etc.) </w:t>
-      </w:r>
-    </w:p>
-    <w:p>
-      <w:pPr>
-        <w:shd w:val="clear" w:color="auto" w:fill="FFFFFF"/>
-      </w:pPr>
-      <w:proofErr w:type="spellStart"/>
-      <w:r>
-        <w:t>jwt</w:t>
-      </w:r>
-      <w:proofErr w:type="spellEnd"/>
-      <w:r>
-        <w:t>-</w:t>
-      </w:r>
-      <w:proofErr w:type="gramStart"/>
-      <w:r>
-        <w:t xml:space="preserve">token  </w:t>
-      </w:r>
-      <w:r>
-        <w:tab/>
-      </w:r>
-      <w:proofErr w:type="gramEnd"/>
-      <w:r>
-        <w:t xml:space="preserve">= 1*( ALPHA / DIGIT / "." / "-" / "_" ) </w:t>
-      </w:r>
-    </w:p>
-    <w:p>
-      <w:pPr>
-        <w:shd w:val="clear" w:color="auto" w:fill="FFFFFF"/>
-      </w:pPr>
-      <w:r>
-        <w:t xml:space="preserve">  </w:t>
-      </w:r>
-    </w:p>
-    <w:p>
-      <w:pPr>
-        <w:shd w:val="clear" w:color="auto" w:fill="FFFFFF"/>
-      </w:pPr>
-      <w:proofErr w:type="spellStart"/>
-      <w:r>
-        <w:t>Structura</w:t>
-      </w:r>
-      <w:proofErr w:type="spellEnd"/>
-      <w:r>
-        <w:t xml:space="preserve"> </w:t>
-      </w:r>
-      <w:proofErr w:type="spellStart"/>
-      <w:r>
-        <w:t>mesajelor</w:t>
-      </w:r>
-      <w:proofErr w:type="spellEnd"/>
-      <w:r>
-        <w:t xml:space="preserve"> JSON </w:t>
-      </w:r>
-    </w:p>
-    <w:p>
-      <w:pPr>
-        <w:shd w:val="clear" w:color="auto" w:fill="FFFFFF"/>
-      </w:pPr>
-      <w:r>
-        <w:t>registration-payload = "{" "</w:t>
-      </w:r>
-      <w:proofErr w:type="spellStart"/>
-      <w:r>
-        <w:t>client_id</w:t>
-      </w:r>
-      <w:proofErr w:type="spellEnd"/>
-      <w:r>
-        <w:t>" ":" q-string "," "</w:t>
-      </w:r>
-      <w:proofErr w:type="spellStart"/>
-      <w:r>
-        <w:t>secret_y</w:t>
-      </w:r>
-      <w:proofErr w:type="spellEnd"/>
-      <w:r>
-        <w:t xml:space="preserve">" ":" </w:t>
-      </w:r>
-      <w:proofErr w:type="spellStart"/>
-      <w:r>
-        <w:t>schnorr</w:t>
-      </w:r>
-      <w:proofErr w:type="spellEnd"/>
-      <w:r>
         <w:t xml:space="preserve">-value "}" </w:t>
       </w:r>
     </w:p>
@@ -11491,39 +9948,6 @@
         <w:shd w:val="clear" w:color="auto" w:fill="FFFFFF"/>
       </w:pPr>
       <w:r>
-        <w:t>commitment-payload   = "{" "</w:t>
-      </w:r>
-      <w:proofErr w:type="spellStart"/>
-      <w:r>
-        <w:t>client_id</w:t>
-      </w:r>
-      <w:proofErr w:type="spellEnd"/>
-      <w:r>
-        <w:t>" ":" q-string "," "</w:t>
-      </w:r>
-      <w:proofErr w:type="spellStart"/>
-      <w:r>
-        <w:t>commitment_t</w:t>
-      </w:r>
-      <w:proofErr w:type="spellEnd"/>
-      <w:r>
-        <w:t xml:space="preserve">" ":" </w:t>
-      </w:r>
-      <w:proofErr w:type="spellStart"/>
-      <w:r>
-        <w:t>schnorr</w:t>
-      </w:r>
-      <w:proofErr w:type="spellEnd"/>
-      <w:r>
-        <w:t xml:space="preserve">-value "}" </w:t>
-      </w:r>
-    </w:p>
-    <w:p>
-      <w:pPr>
-        <w:shd w:val="clear" w:color="auto" w:fill="FFFFFF"/>
-      </w:pPr>
-      <w:r>
-        <w:lastRenderedPageBreak/>
         <w:t>challenge-payload</w:t>
       </w:r>
       <w:r>
@@ -13974,6 +12398,7 @@
       </w:r>
       <w:proofErr w:type="spellStart"/>
       <w:r>
+        <w:lastRenderedPageBreak/>
         <w:t>finalizare</w:t>
       </w:r>
       <w:proofErr w:type="spellEnd"/>
@@ -14087,113 +12512,1633 @@
         <w:rPr>
           <w:u w:val="single"/>
         </w:rPr>
+        <w:t>Eliminarea</w:t>
+      </w:r>
+      <w:proofErr w:type="spellEnd"/>
+      <w:r>
+        <w:rPr>
+          <w:u w:val="single"/>
+        </w:rPr>
+        <w:t xml:space="preserve"> </w:t>
+      </w:r>
+      <w:proofErr w:type="spellStart"/>
+      <w:r>
+        <w:rPr>
+          <w:u w:val="single"/>
+        </w:rPr>
+        <w:t>Intermediarilor</w:t>
+      </w:r>
+      <w:proofErr w:type="spellEnd"/>
+      <w:r>
+        <w:rPr>
+          <w:u w:val="single"/>
+        </w:rPr>
+        <w:t xml:space="preserve"> (Self-Sovereign Identity)</w:t>
+      </w:r>
+      <w:r>
+        <w:t xml:space="preserve"> </w:t>
+      </w:r>
+    </w:p>
+    <w:p>
+      <w:pPr>
+        <w:shd w:val="clear" w:color="auto" w:fill="FFFFFF"/>
+      </w:pPr>
+      <w:proofErr w:type="spellStart"/>
+      <w:r>
+        <w:t>Arhitectura</w:t>
+      </w:r>
+      <w:proofErr w:type="spellEnd"/>
+      <w:r>
+        <w:t xml:space="preserve"> </w:t>
+      </w:r>
+      <w:proofErr w:type="spellStart"/>
+      <w:r>
+        <w:t>funcționează</w:t>
+      </w:r>
+      <w:proofErr w:type="spellEnd"/>
+      <w:r>
+        <w:t xml:space="preserve"> </w:t>
+      </w:r>
+      <w:proofErr w:type="spellStart"/>
+      <w:r>
+        <w:t>într</w:t>
+      </w:r>
+      <w:proofErr w:type="spellEnd"/>
+      <w:r>
+        <w:t xml:space="preserve">-un mod </w:t>
+      </w:r>
+      <w:proofErr w:type="spellStart"/>
+      <w:r>
+        <w:t>descentralizat</w:t>
+      </w:r>
+      <w:proofErr w:type="spellEnd"/>
+      <w:r>
+        <w:t xml:space="preserve"> din </w:t>
+      </w:r>
+      <w:proofErr w:type="spellStart"/>
+      <w:r>
+        <w:t>perspectiva</w:t>
+      </w:r>
+      <w:proofErr w:type="spellEnd"/>
+      <w:r>
+        <w:t xml:space="preserve"> </w:t>
+      </w:r>
+      <w:proofErr w:type="spellStart"/>
+      <w:r>
+        <w:t>validării</w:t>
+      </w:r>
+      <w:proofErr w:type="spellEnd"/>
+      <w:r>
+        <w:t xml:space="preserve">: </w:t>
+      </w:r>
+      <w:proofErr w:type="spellStart"/>
+      <w:r>
+        <w:t>serverul</w:t>
+      </w:r>
+      <w:proofErr w:type="spellEnd"/>
+      <w:r>
+        <w:t xml:space="preserve"> </w:t>
+      </w:r>
+      <w:proofErr w:type="spellStart"/>
+      <w:r>
+        <w:t>tău</w:t>
+      </w:r>
+      <w:proofErr w:type="spellEnd"/>
+      <w:r>
+        <w:t xml:space="preserve"> </w:t>
+      </w:r>
+      <w:proofErr w:type="spellStart"/>
+      <w:r>
+        <w:t>devine</w:t>
+      </w:r>
+      <w:proofErr w:type="spellEnd"/>
+      <w:r>
+        <w:t xml:space="preserve"> propria </w:t>
+      </w:r>
+      <w:proofErr w:type="spellStart"/>
+      <w:r>
+        <w:t>Autoritate</w:t>
+      </w:r>
+      <w:proofErr w:type="spellEnd"/>
+      <w:r>
+        <w:t xml:space="preserve"> de </w:t>
+      </w:r>
+      <w:proofErr w:type="spellStart"/>
+      <w:r>
+        <w:t>Certificare</w:t>
+      </w:r>
+      <w:proofErr w:type="spellEnd"/>
+      <w:r>
+        <w:t xml:space="preserve"> </w:t>
+      </w:r>
+      <w:proofErr w:type="spellStart"/>
+      <w:r>
+        <w:t>pentru</w:t>
+      </w:r>
+      <w:proofErr w:type="spellEnd"/>
+      <w:r>
+        <w:t xml:space="preserve"> </w:t>
+      </w:r>
+      <w:proofErr w:type="spellStart"/>
+      <w:r>
+        <w:t>sesiunea</w:t>
+      </w:r>
+      <w:proofErr w:type="spellEnd"/>
+      <w:r>
+        <w:t xml:space="preserve"> </w:t>
+      </w:r>
+      <w:proofErr w:type="spellStart"/>
+      <w:r>
+        <w:t>curentă</w:t>
+      </w:r>
+      <w:proofErr w:type="spellEnd"/>
+      <w:r>
+        <w:t xml:space="preserve">. </w:t>
+      </w:r>
+      <w:proofErr w:type="spellStart"/>
+      <w:r>
+        <w:t>Sistemul</w:t>
+      </w:r>
+      <w:proofErr w:type="spellEnd"/>
+      <w:r>
+        <w:t xml:space="preserve"> nu </w:t>
+      </w:r>
+      <w:proofErr w:type="spellStart"/>
+      <w:r>
+        <w:t>depinde</w:t>
+      </w:r>
+      <w:proofErr w:type="spellEnd"/>
+      <w:r>
+        <w:t xml:space="preserve"> de </w:t>
+      </w:r>
+      <w:proofErr w:type="spellStart"/>
+      <w:r>
+        <w:t>entități</w:t>
+      </w:r>
+      <w:proofErr w:type="spellEnd"/>
+      <w:r>
+        <w:t xml:space="preserve"> </w:t>
+      </w:r>
+      <w:proofErr w:type="spellStart"/>
+      <w:r>
+        <w:t>terțe</w:t>
+      </w:r>
+      <w:proofErr w:type="spellEnd"/>
+      <w:r>
+        <w:t xml:space="preserve"> (ex: </w:t>
+      </w:r>
+      <w:proofErr w:type="spellStart"/>
+      <w:r>
+        <w:t>validări</w:t>
+      </w:r>
+      <w:proofErr w:type="spellEnd"/>
+      <w:r>
+        <w:t xml:space="preserve"> de tip Google Sign-In </w:t>
+      </w:r>
+      <w:proofErr w:type="spellStart"/>
+      <w:r>
+        <w:t>sau</w:t>
+      </w:r>
+      <w:proofErr w:type="spellEnd"/>
+      <w:r>
+        <w:t xml:space="preserve"> Facebook) </w:t>
+      </w:r>
+      <w:proofErr w:type="spellStart"/>
+      <w:r>
+        <w:t>pentru</w:t>
+      </w:r>
+      <w:proofErr w:type="spellEnd"/>
+      <w:r>
+        <w:t xml:space="preserve"> a </w:t>
+      </w:r>
+      <w:proofErr w:type="spellStart"/>
+      <w:r>
+        <w:t>dovedi</w:t>
+      </w:r>
+      <w:proofErr w:type="spellEnd"/>
+      <w:r>
+        <w:t xml:space="preserve"> </w:t>
+      </w:r>
+      <w:proofErr w:type="spellStart"/>
+      <w:r>
+        <w:t>identitatea</w:t>
+      </w:r>
+      <w:proofErr w:type="spellEnd"/>
+      <w:r>
+        <w:t xml:space="preserve">; </w:t>
+      </w:r>
+      <w:proofErr w:type="spellStart"/>
+      <w:r>
+        <w:t>clientul</w:t>
+      </w:r>
+      <w:proofErr w:type="spellEnd"/>
+      <w:r>
+        <w:t xml:space="preserve"> </w:t>
+      </w:r>
+      <w:proofErr w:type="spellStart"/>
+      <w:r>
+        <w:t>demonstrează</w:t>
+      </w:r>
+      <w:proofErr w:type="spellEnd"/>
+      <w:r>
+        <w:t xml:space="preserve"> </w:t>
+      </w:r>
+      <w:proofErr w:type="spellStart"/>
+      <w:r>
+        <w:t>identitatea</w:t>
+      </w:r>
+      <w:proofErr w:type="spellEnd"/>
+      <w:r>
+        <w:t xml:space="preserve"> </w:t>
+      </w:r>
+      <w:proofErr w:type="spellStart"/>
+      <w:r>
+        <w:t>sa</w:t>
+      </w:r>
+      <w:proofErr w:type="spellEnd"/>
+      <w:r>
+        <w:t xml:space="preserve"> </w:t>
+      </w:r>
+      <w:proofErr w:type="spellStart"/>
+      <w:r>
+        <w:t>matematic</w:t>
+      </w:r>
+      <w:proofErr w:type="spellEnd"/>
+      <w:r>
+        <w:t xml:space="preserve"> </w:t>
+      </w:r>
+      <w:proofErr w:type="spellStart"/>
+      <w:r>
+        <w:t>și</w:t>
+      </w:r>
+      <w:proofErr w:type="spellEnd"/>
+      <w:r>
+        <w:t xml:space="preserve"> direct </w:t>
+      </w:r>
+      <w:proofErr w:type="spellStart"/>
+      <w:r>
+        <w:t>către</w:t>
+      </w:r>
+      <w:proofErr w:type="spellEnd"/>
+      <w:r>
+        <w:t xml:space="preserve"> </w:t>
+      </w:r>
+      <w:proofErr w:type="spellStart"/>
+      <w:r>
+        <w:t>serverul</w:t>
+      </w:r>
+      <w:proofErr w:type="spellEnd"/>
+      <w:r>
+        <w:t xml:space="preserve"> cu care </w:t>
+      </w:r>
+      <w:proofErr w:type="spellStart"/>
+      <w:r>
+        <w:t>dorește</w:t>
+      </w:r>
+      <w:proofErr w:type="spellEnd"/>
+      <w:r>
+        <w:t xml:space="preserve"> </w:t>
+      </w:r>
+      <w:proofErr w:type="spellStart"/>
+      <w:r>
+        <w:t>să</w:t>
+      </w:r>
+      <w:proofErr w:type="spellEnd"/>
+      <w:r>
+        <w:t xml:space="preserve"> </w:t>
+      </w:r>
+      <w:proofErr w:type="spellStart"/>
+      <w:r>
+        <w:t>comunice</w:t>
+      </w:r>
+      <w:proofErr w:type="spellEnd"/>
+      <w:r>
+        <w:t xml:space="preserve">. </w:t>
+      </w:r>
+    </w:p>
+    <w:p>
+      <w:pPr>
+        <w:shd w:val="clear" w:color="auto" w:fill="FFFFFF"/>
+        <w:ind w:left="-720" w:right="-720"/>
+      </w:pPr>
+    </w:p>
+    <w:p>
+      <w:pPr>
+        <w:ind w:left="-720" w:right="-720"/>
+        <w:rPr>
+          <w:b/>
+          <w:bCs/>
+        </w:rPr>
+      </w:pPr>
+      <w:r>
+        <w:br/>
+      </w:r>
+      <w:r>
+        <w:br/>
+      </w:r>
+      <w:r>
+        <w:br/>
+      </w:r>
+      <w:r>
+        <w:br/>
+      </w:r>
+      <w:r>
+        <w:br/>
+      </w:r>
+      <w:r>
+        <w:br/>
+      </w:r>
+      <w:r>
+        <w:br/>
+      </w:r>
+      <w:r>
+        <w:br/>
+      </w:r>
+      <w:r>
+        <w:br/>
+      </w:r>
+      <w:r>
+        <w:br/>
+      </w:r>
+      <w:r>
+        <w:br/>
+      </w:r>
+      <w:r>
+        <w:br/>
+      </w:r>
+      <w:r>
+        <w:br/>
+      </w:r>
+      <w:r>
+        <w:br/>
+      </w:r>
+      <w:r>
+        <w:br/>
+      </w:r>
+      <w:r>
+        <w:br/>
+      </w:r>
+      <w:r>
+        <w:br/>
+      </w:r>
+      <w:r>
+        <w:br/>
+      </w:r>
+      <w:r>
+        <w:br/>
+      </w:r>
+      <w:r>
+        <w:br/>
+      </w:r>
+      <w:r>
+        <w:br/>
+      </w:r>
+      <w:r>
+        <w:br/>
+      </w:r>
+      <w:r>
+        <w:br/>
+      </w:r>
+      <w:r>
+        <w:br/>
+      </w:r>
+      <w:r>
+        <w:br/>
+      </w:r>
+      <w:proofErr w:type="spellStart"/>
+      <w:r>
+        <w:t>bibliografie</w:t>
+      </w:r>
+      <w:proofErr w:type="spellEnd"/>
+      <w:r>
+        <w:br/>
+      </w:r>
+      <w:r>
+        <w:br/>
+      </w:r>
+      <w:r>
+        <w:br/>
+      </w:r>
+      <w:r>
+        <w:rPr>
+          <w:b/>
+          <w:bCs/>
+        </w:rPr>
+        <w:t xml:space="preserve">Protocol de </w:t>
+      </w:r>
+      <w:proofErr w:type="spellStart"/>
+      <w:r>
+        <w:rPr>
+          <w:b/>
+          <w:bCs/>
+        </w:rPr>
+        <w:t>autentificare</w:t>
+      </w:r>
+      <w:proofErr w:type="spellEnd"/>
+      <w:r>
+        <w:rPr>
+          <w:b/>
+          <w:bCs/>
+        </w:rPr>
+        <w:t xml:space="preserve"> OAuth cu Schnorr ZKP: Securitate </w:t>
+      </w:r>
+      <w:proofErr w:type="spellStart"/>
+      <w:r>
+        <w:rPr>
+          <w:b/>
+          <w:bCs/>
+        </w:rPr>
+        <w:t>fără</w:t>
+      </w:r>
+      <w:proofErr w:type="spellEnd"/>
+      <w:r>
+        <w:rPr>
+          <w:b/>
+          <w:bCs/>
+        </w:rPr>
+        <w:t xml:space="preserve"> </w:t>
+      </w:r>
+      <w:proofErr w:type="spellStart"/>
+      <w:r>
+        <w:rPr>
+          <w:b/>
+          <w:bCs/>
+        </w:rPr>
+        <w:t>partajare</w:t>
+      </w:r>
+      <w:proofErr w:type="spellEnd"/>
+      <w:r>
+        <w:rPr>
+          <w:b/>
+          <w:bCs/>
+        </w:rPr>
+        <w:t xml:space="preserve"> de secrete</w:t>
+      </w:r>
+    </w:p>
+    <w:p>
+      <w:pPr>
+        <w:ind w:left="-720" w:right="-720"/>
+      </w:pPr>
+    </w:p>
+    <w:p>
+      <w:pPr>
+        <w:ind w:left="-720" w:right="-720"/>
+      </w:pPr>
+      <w:proofErr w:type="spellStart"/>
+      <w:r>
+        <w:t>oauth</w:t>
+      </w:r>
+      <w:proofErr w:type="spellEnd"/>
+      <w:r>
+        <w:t xml:space="preserve"> </w:t>
+      </w:r>
+    </w:p>
+    <w:p>
+      <w:pPr>
+        <w:ind w:left="-720" w:right="-720"/>
+      </w:pPr>
+      <w:hyperlink r:id="rId12">
+        <w:r>
+          <w:rPr>
+            <w:color w:val="1155CC"/>
+            <w:u w:val="single"/>
+          </w:rPr>
+          <w:t>https://oauth.net/2/</w:t>
+        </w:r>
+      </w:hyperlink>
+      <w:r>
+        <w:t xml:space="preserve"> </w:t>
+      </w:r>
+    </w:p>
+    <w:p>
+      <w:pPr>
+        <w:ind w:left="-720" w:right="-720"/>
+      </w:pPr>
+      <w:hyperlink r:id="rId13">
+        <w:r>
+          <w:rPr>
+            <w:color w:val="1155CC"/>
+            <w:u w:val="single"/>
+          </w:rPr>
+          <w:t>https://datatracker.ietf.org/doc/html/rfc6749</w:t>
+        </w:r>
+      </w:hyperlink>
+      <w:r>
+        <w:t xml:space="preserve"> </w:t>
+      </w:r>
+      <w:proofErr w:type="spellStart"/>
+      <w:r>
+        <w:t>oauth</w:t>
+      </w:r>
+      <w:proofErr w:type="spellEnd"/>
+      <w:r>
+        <w:t xml:space="preserve"> </w:t>
+      </w:r>
+      <w:proofErr w:type="spellStart"/>
+      <w:r>
+        <w:t>rfc</w:t>
+      </w:r>
+      <w:proofErr w:type="spellEnd"/>
+    </w:p>
+    <w:p>
+      <w:pPr>
+        <w:ind w:left="-720" w:right="-720"/>
+      </w:pPr>
+      <w:hyperlink r:id="rId14">
+        <w:r>
+          <w:rPr>
+            <w:color w:val="1155CC"/>
+            <w:u w:val="single"/>
+          </w:rPr>
+          <w:t>https://ieeexplore.ieee.org/abstract/document/6625487</w:t>
+        </w:r>
+      </w:hyperlink>
+      <w:r>
+        <w:t xml:space="preserve"> shows how token leakage, traffic sniffing, and replay attacks can compromise OAuth systems</w:t>
+      </w:r>
+    </w:p>
+    <w:p>
+      <w:pPr>
+        <w:ind w:left="-720" w:right="-720"/>
+      </w:pPr>
+      <w:hyperlink r:id="rId15">
+        <w:r>
+          <w:rPr>
+            <w:color w:val="1155CC"/>
+            <w:u w:val="single"/>
+          </w:rPr>
+          <w:t>https://ieeexplore.ieee.org/abstract/document/6123701</w:t>
+        </w:r>
+      </w:hyperlink>
+      <w:r>
+        <w:t xml:space="preserve">  - more on what </w:t>
+      </w:r>
+      <w:proofErr w:type="spellStart"/>
+      <w:r>
+        <w:t>oauth</w:t>
+      </w:r>
+      <w:proofErr w:type="spellEnd"/>
+      <w:r>
+        <w:t xml:space="preserve"> is used for</w:t>
+      </w:r>
+    </w:p>
+    <w:p>
+      <w:pPr>
+        <w:ind w:left="-720" w:right="-720"/>
+      </w:pPr>
+      <w:hyperlink r:id="rId16">
+        <w:r>
+          <w:rPr>
+            <w:color w:val="1155CC"/>
+            <w:u w:val="single"/>
+          </w:rPr>
+          <w:t>https://oauth.net/</w:t>
+        </w:r>
+      </w:hyperlink>
+      <w:r>
+        <w:t xml:space="preserve"> - official site</w:t>
+      </w:r>
+    </w:p>
+    <w:p>
+      <w:pPr>
+        <w:ind w:left="-720" w:right="-720"/>
+      </w:pPr>
+      <w:hyperlink r:id="rId17">
+        <w:r>
+          <w:rPr>
+            <w:color w:val="1155CC"/>
+            <w:u w:val="single"/>
+          </w:rPr>
+          <w:t>https://datatracker.ietf.org/doc/html/draft-ietf-oauth-v2-1</w:t>
+        </w:r>
+      </w:hyperlink>
+      <w:r>
+        <w:t xml:space="preserve"> - last draft for v2.1</w:t>
+      </w:r>
+    </w:p>
+    <w:p>
+      <w:pPr>
+        <w:ind w:left="-720" w:right="-720"/>
+      </w:pPr>
+    </w:p>
+    <w:p>
+      <w:pPr>
+        <w:ind w:left="-720" w:right="-720"/>
+      </w:pPr>
+      <w:r>
+        <w:t>Schnorr</w:t>
+      </w:r>
+    </w:p>
+    <w:p>
+      <w:pPr>
+        <w:ind w:left="-720" w:right="-720"/>
+      </w:pPr>
+      <w:hyperlink r:id="rId18">
+        <w:r>
+          <w:rPr>
+            <w:color w:val="1155CC"/>
+            <w:u w:val="single"/>
+          </w:rPr>
+          <w:t>https://link.springer.com/article/10.1007/bf00196725</w:t>
+        </w:r>
+      </w:hyperlink>
+      <w:r>
+        <w:t xml:space="preserve"> - first publication about </w:t>
+      </w:r>
+      <w:proofErr w:type="spellStart"/>
+      <w:r>
+        <w:t>schnorr</w:t>
+      </w:r>
+      <w:proofErr w:type="spellEnd"/>
+      <w:r>
+        <w:t xml:space="preserve"> signature algorithm</w:t>
+      </w:r>
+    </w:p>
+    <w:p>
+      <w:pPr>
+        <w:ind w:left="-720" w:right="-720"/>
+      </w:pPr>
+      <w:hyperlink r:id="rId19">
+        <w:r>
+          <w:rPr>
+            <w:color w:val="1155CC"/>
+            <w:u w:val="single"/>
+          </w:rPr>
+          <w:t>https://github.com/zk-Call/zkp-hmac-communication-js?tab=readme-ov-file</w:t>
+        </w:r>
+      </w:hyperlink>
+      <w:r>
+        <w:t xml:space="preserve"> - JavaScript implementation of a Schnorr-style zero-knowledge proof protocol combined with HMAC communication that lets a prover demonstrate knowledge of a secret (without revealing it) and authenticate messages securely between a client and server.</w:t>
+      </w:r>
+    </w:p>
+    <w:p>
+      <w:pPr>
+        <w:ind w:left="-720" w:right="-720"/>
+      </w:pPr>
+    </w:p>
+    <w:p>
+      <w:pPr>
+        <w:ind w:left="-720" w:right="-720"/>
+      </w:pPr>
+      <w:r>
+        <w:t xml:space="preserve">Books that consider </w:t>
+      </w:r>
+      <w:proofErr w:type="spellStart"/>
+      <w:r>
+        <w:t>schnorr</w:t>
+      </w:r>
+      <w:proofErr w:type="spellEnd"/>
+      <w:r>
+        <w:t xml:space="preserve"> for </w:t>
+      </w:r>
+      <w:proofErr w:type="spellStart"/>
+      <w:r>
+        <w:t>zkp</w:t>
+      </w:r>
+      <w:proofErr w:type="spellEnd"/>
+      <w:r>
+        <w:t xml:space="preserve"> authentication and comparison with other algorithms</w:t>
+      </w:r>
+    </w:p>
+    <w:p>
+      <w:pPr>
+        <w:ind w:left="-720" w:right="-720"/>
+      </w:pPr>
+      <w:hyperlink r:id="rId20">
+        <w:r>
+          <w:rPr>
+            <w:color w:val="1155CC"/>
+            <w:u w:val="single"/>
+          </w:rPr>
+          <w:t>https://theswissbay.ch/pdf/Gentoomen%20Library/Cryptography/Handbook%20of%20Applied%20Cryptography%20-%20Alfred%20J.%20Menezes.pdf</w:t>
+        </w:r>
+      </w:hyperlink>
+      <w:r>
+        <w:t xml:space="preserve"> </w:t>
+      </w:r>
+    </w:p>
+    <w:p>
+      <w:pPr>
+        <w:ind w:left="-720" w:right="-720"/>
+      </w:pPr>
+      <w:hyperlink r:id="rId21">
+        <w:r>
+          <w:rPr>
+            <w:color w:val="1155CC"/>
+            <w:u w:val="single"/>
+          </w:rPr>
+          <w:t>https://eclass.uniwa.gr/modules/document/file.php/CSCYB105/Reading%20Material/%5BJonathan_Katz%2C_Yehuda_Lindell%5D_Introduction_to_Mo%282nd%29.pdf</w:t>
+        </w:r>
+      </w:hyperlink>
+      <w:r>
+        <w:t xml:space="preserve"> </w:t>
+      </w:r>
+    </w:p>
+    <w:p>
+      <w:pPr>
+        <w:ind w:left="-720" w:right="-720"/>
+      </w:pPr>
+    </w:p>
+    <w:p>
+      <w:pPr>
+        <w:ind w:left="-720" w:right="-720"/>
+      </w:pPr>
+      <w:r>
+        <w:t xml:space="preserve">Miscellaneous about </w:t>
+      </w:r>
+      <w:proofErr w:type="spellStart"/>
+      <w:r>
+        <w:t>schnorr</w:t>
+      </w:r>
+      <w:proofErr w:type="spellEnd"/>
+    </w:p>
+    <w:p>
+      <w:pPr>
+        <w:ind w:left="-720" w:right="-720"/>
+      </w:pPr>
+      <w:hyperlink r:id="rId22">
+        <w:r>
+          <w:rPr>
+            <w:color w:val="1155CC"/>
+            <w:u w:val="single"/>
+          </w:rPr>
+          <w:t>https://en.wikipedia.org/wiki/Schnorr_signature</w:t>
+        </w:r>
+      </w:hyperlink>
+      <w:r>
+        <w:t xml:space="preserve"> </w:t>
+      </w:r>
+    </w:p>
+    <w:p>
+      <w:pPr>
+        <w:ind w:left="-720" w:right="-720"/>
+      </w:pPr>
+      <w:hyperlink r:id="rId23">
+        <w:r>
+          <w:rPr>
+            <w:color w:val="1155CC"/>
+            <w:u w:val="single"/>
+          </w:rPr>
+          <w:t>https://www.geeksforgeeks.org/computer-networks/schnorr-digital-signature/</w:t>
+        </w:r>
+      </w:hyperlink>
+      <w:r>
+        <w:t xml:space="preserve"> </w:t>
+      </w:r>
+    </w:p>
+    <w:p>
+      <w:pPr>
+        <w:ind w:left="-720" w:right="-720"/>
+      </w:pPr>
+      <w:hyperlink r:id="rId24">
+        <w:r>
+          <w:rPr>
+            <w:color w:val="1155CC"/>
+            <w:u w:val="single"/>
+          </w:rPr>
+          <w:t>https://www.geeksforgeeks.org/software-engineering/schnorr-identification-scheme/</w:t>
+        </w:r>
+      </w:hyperlink>
+      <w:r>
+        <w:t xml:space="preserve"> </w:t>
+      </w:r>
+    </w:p>
+    <w:p>
+      <w:pPr>
+        <w:ind w:left="-720" w:right="-720"/>
+      </w:pPr>
+      <w:hyperlink r:id="rId25">
+        <w:r>
+          <w:rPr>
+            <w:color w:val="1155CC"/>
+            <w:u w:val="single"/>
+          </w:rPr>
+          <w:t>https://www.rfc-editor.org/rfc/rfc8235.html</w:t>
+        </w:r>
+      </w:hyperlink>
+      <w:r>
+        <w:t xml:space="preserve"> - Schnorr Non‑interactive Zero‑Knowledge (NIZK) Proof, describing how to prove knowledge of a discrete logarithm (e.g., a secret key) without revealing it</w:t>
+      </w:r>
+    </w:p>
+    <w:p>
+      <w:pPr>
+        <w:ind w:left="-720" w:right="-720"/>
+      </w:pPr>
+      <w:hyperlink r:id="rId26">
+        <w:r>
+          <w:rPr>
+            <w:color w:val="1155CC"/>
+            <w:u w:val="single"/>
+          </w:rPr>
+          <w:t>https://www.zkdocs.com/docs/zkdocs/zero-knowledge-protocols/schnorr/</w:t>
+        </w:r>
+      </w:hyperlink>
+      <w:r>
+        <w:t xml:space="preserve"> - diagram and explanations of </w:t>
+      </w:r>
+      <w:proofErr w:type="gramStart"/>
+      <w:r>
+        <w:t>a</w:t>
+      </w:r>
+      <w:proofErr w:type="gramEnd"/>
+      <w:r>
+        <w:t xml:space="preserve"> identification way using </w:t>
+      </w:r>
+      <w:proofErr w:type="spellStart"/>
+      <w:r>
+        <w:t>schnorr</w:t>
+      </w:r>
+      <w:proofErr w:type="spellEnd"/>
+      <w:r>
+        <w:t xml:space="preserve"> (continued here also </w:t>
+      </w:r>
+      <w:hyperlink r:id="rId27">
+        <w:r>
+          <w:rPr>
+            <w:color w:val="1155CC"/>
+            <w:u w:val="single"/>
+          </w:rPr>
+          <w:t>https://crypto.stanford.edu/cs355/19sp/lec5.pdf</w:t>
+        </w:r>
+      </w:hyperlink>
+      <w:r>
+        <w:t xml:space="preserve"> )</w:t>
+      </w:r>
+    </w:p>
+    <w:p>
+      <w:pPr>
+        <w:ind w:left="-720" w:right="-720"/>
+      </w:pPr>
+    </w:p>
+    <w:p>
+      <w:pPr>
+        <w:ind w:left="-720" w:right="-720"/>
+      </w:pPr>
+      <w:proofErr w:type="spellStart"/>
+      <w:r>
+        <w:t>Zkp</w:t>
+      </w:r>
+      <w:proofErr w:type="spellEnd"/>
+    </w:p>
+    <w:p>
+      <w:pPr>
+        <w:ind w:left="-720" w:right="-720"/>
+      </w:pPr>
+      <w:hyperlink r:id="rId28">
+        <w:r>
+          <w:rPr>
+            <w:color w:val="1155CC"/>
+            <w:u w:val="single"/>
+          </w:rPr>
+          <w:t>https://people.csail.mit.edu/silvio/Selected%20Scientific%20Papers/Proof%20Systems/The_Knowledge_Complexity_Of_Interactive_Proof_Systems.pdf</w:t>
+        </w:r>
+      </w:hyperlink>
+      <w:r>
+        <w:t xml:space="preserve"> definitions of </w:t>
+      </w:r>
+      <w:proofErr w:type="spellStart"/>
+      <w:r>
+        <w:t>zkp</w:t>
+      </w:r>
+      <w:proofErr w:type="spellEnd"/>
+    </w:p>
+    <w:p>
+      <w:pPr>
+        <w:ind w:left="-720" w:right="-720"/>
+      </w:pPr>
+      <w:hyperlink r:id="rId29">
+        <w:r>
+          <w:rPr>
+            <w:color w:val="1155CC"/>
+            <w:u w:val="single"/>
+          </w:rPr>
+          <w:t>https://www.academia.edu/43094897/Overview_and_Applications_of_Zero_Knowledge_Proof_ZKP</w:t>
+        </w:r>
+      </w:hyperlink>
+      <w:r>
+        <w:t xml:space="preserve"> -applications of </w:t>
+      </w:r>
+      <w:proofErr w:type="spellStart"/>
+      <w:r>
+        <w:t>zkp</w:t>
+      </w:r>
+      <w:proofErr w:type="spellEnd"/>
+    </w:p>
+    <w:p>
+      <w:pPr>
+        <w:ind w:left="-720" w:right="-720"/>
+      </w:pPr>
+      <w:hyperlink r:id="rId30">
+        <w:r>
+          <w:rPr>
+            <w:color w:val="1155CC"/>
+            <w:u w:val="single"/>
+          </w:rPr>
+          <w:t>https://eprint.iacr.org/2018/46</w:t>
+        </w:r>
+      </w:hyperlink>
+      <w:r>
+        <w:t xml:space="preserve">  first practical implementation of transparent, post‑quantum secure zero‑knowledge proofs (ZK‑STARKs) that can be verified extremely efficiently (sublinear in data size) without relying on trusted setup</w:t>
+      </w:r>
+    </w:p>
+    <w:p>
+      <w:pPr>
+        <w:ind w:left="-720" w:right="-720"/>
+      </w:pPr>
+      <w:hyperlink r:id="rId31">
+        <w:r>
+          <w:rPr>
+            <w:color w:val="1155CC"/>
+            <w:u w:val="single"/>
+          </w:rPr>
+          <w:t>https://eprint.iacr.org/2025/921</w:t>
+        </w:r>
+      </w:hyperlink>
+      <w:r>
+        <w:t xml:space="preserve"> - introduces </w:t>
+      </w:r>
+      <w:proofErr w:type="spellStart"/>
+      <w:r>
+        <w:t>zkAt</w:t>
+      </w:r>
+      <w:proofErr w:type="spellEnd"/>
+      <w:r>
+        <w:t>, zero-knowledge authentication primitive that enables users to prove they satisfy authentication policies (such as signing requirements) without revealing those policies or sensitive details</w:t>
+      </w:r>
+    </w:p>
+    <w:p>
+      <w:pPr>
+        <w:ind w:left="-720" w:right="-720"/>
+      </w:pPr>
+      <w:hyperlink r:id="rId32">
+        <w:r>
+          <w:rPr>
+            <w:color w:val="1155CC"/>
+            <w:u w:val="single"/>
+          </w:rPr>
+          <w:t>https://www.mdpi.com/2079-9292/13/14/2730</w:t>
+        </w:r>
+      </w:hyperlink>
+      <w:r>
+        <w:t xml:space="preserve"> - blockchain authentication scheme using </w:t>
+      </w:r>
+      <w:proofErr w:type="spellStart"/>
+      <w:r>
+        <w:t>zk</w:t>
+      </w:r>
+      <w:proofErr w:type="spellEnd"/>
+      <w:r>
+        <w:t>-SNARK zero-knowledge proofs that enables privacy-preserving, anonymous user authentication while also allowing proactive revocation of credentials</w:t>
+      </w:r>
+    </w:p>
+    <w:p>
+      <w:pPr>
+        <w:ind w:left="-720" w:right="-720"/>
+      </w:pPr>
+      <w:hyperlink r:id="rId33">
+        <w:r>
+          <w:rPr>
+            <w:color w:val="1155CC"/>
+            <w:u w:val="single"/>
+          </w:rPr>
+          <w:t>https://www.e3s-conferences.org/articles/e3sconf/abs/2023/106/e3sconf_icegc2023_00085/e3sconf_icegc2023_00085.html</w:t>
+        </w:r>
+      </w:hyperlink>
+      <w:r>
+        <w:t xml:space="preserve">  investigates how Zero-Knowledge Proofs (ZKP) can be integrated with OAuth 2.0 to improve anonymity and security in multi-agent distributed systems, exploring ways to verify claims without exposing sensitive </w:t>
+      </w:r>
+      <w:proofErr w:type="gramStart"/>
+      <w:r>
+        <w:t>data(</w:t>
+      </w:r>
+      <w:proofErr w:type="spellStart"/>
+      <w:proofErr w:type="gramEnd"/>
+      <w:r>
+        <w:t>schnorr</w:t>
+      </w:r>
+      <w:proofErr w:type="spellEnd"/>
+      <w:r>
+        <w:t xml:space="preserve"> is not included)</w:t>
+      </w:r>
+    </w:p>
+    <w:p>
+      <w:pPr>
+        <w:ind w:left="-720" w:right="-720"/>
+      </w:pPr>
+    </w:p>
+    <w:p>
+      <w:pPr>
+        <w:ind w:left="-720" w:right="-720"/>
+      </w:pPr>
+      <w:hyperlink r:id="rId34">
+        <w:r>
+          <w:rPr>
+            <w:color w:val="1155CC"/>
+            <w:u w:val="single"/>
+          </w:rPr>
+          <w:t>https://scholar.dsu.edu/theses/425/</w:t>
+        </w:r>
+      </w:hyperlink>
+      <w:r>
+        <w:t xml:space="preserve"> token‑based authentication and authorization method using zero‑knowledge proofs to enhance web API security and privacy, demonstrating improved performance and resilience compared to traditional API authentication techniques</w:t>
+      </w:r>
+    </w:p>
+    <w:p>
+      <w:pPr>
+        <w:ind w:left="-720" w:right="-720"/>
+      </w:pPr>
+    </w:p>
+    <w:p>
+      <w:pPr>
+        <w:ind w:left="-720" w:right="-720"/>
+      </w:pPr>
+      <w:r>
+        <w:t xml:space="preserve">TLS </w:t>
+      </w:r>
+    </w:p>
+    <w:p>
+      <w:pPr>
+        <w:ind w:left="-720" w:right="-720"/>
+      </w:pPr>
+      <w:hyperlink r:id="rId35">
+        <w:r>
+          <w:rPr>
+            <w:color w:val="1155CC"/>
+            <w:u w:val="single"/>
+          </w:rPr>
+          <w:t>https://www.rfc-editor.org/rfc/rfc8446</w:t>
+        </w:r>
+      </w:hyperlink>
+      <w:r>
+        <w:t xml:space="preserve"> - latest </w:t>
+      </w:r>
+      <w:proofErr w:type="spellStart"/>
+      <w:r>
+        <w:t>rfc</w:t>
+      </w:r>
+      <w:proofErr w:type="spellEnd"/>
+      <w:r>
+        <w:t xml:space="preserve"> on TLS (former SSL), talks about the standard, improvements on the protocol and notes the known attacks (like 0‑RTT replay attacks, side channels, and traffic </w:t>
+      </w:r>
+      <w:proofErr w:type="gramStart"/>
+      <w:r>
+        <w:t>analysis )</w:t>
+      </w:r>
+      <w:proofErr w:type="gramEnd"/>
+    </w:p>
+    <w:p>
+      <w:pPr>
+        <w:ind w:left="-720" w:right="-720"/>
+      </w:pPr>
+      <w:hyperlink r:id="rId36">
+        <w:r>
+          <w:rPr>
+            <w:color w:val="1155CC"/>
+            <w:u w:val="single"/>
+          </w:rPr>
+          <w:t>https://www.mdpi.com/2410-387X/9/4/73</w:t>
+        </w:r>
+      </w:hyperlink>
+      <w:r>
+        <w:t xml:space="preserve"> - discusses a future threat to TLS posed by quantum computers. It emphasizes that if post‑quantum cryptography (PQC) is not implemented, the current key exchange mechanisms would become insecure, leaving all </w:t>
+      </w:r>
+      <w:proofErr w:type="gramStart"/>
+      <w:r>
+        <w:t>previously</w:t>
+      </w:r>
+      <w:proofErr w:type="gramEnd"/>
+      <w:r>
+        <w:t xml:space="preserve"> and future transmitted data vulnerable to compromise</w:t>
+      </w:r>
+    </w:p>
+    <w:p>
+      <w:pPr>
+        <w:ind w:left="-720" w:right="-720"/>
+      </w:pPr>
+      <w:hyperlink r:id="rId37">
+        <w:r>
+          <w:rPr>
+            <w:color w:val="1155CC"/>
+            <w:u w:val="single"/>
+          </w:rPr>
+          <w:t>https://www.mdpi.com/2079-9292/13/20/4000</w:t>
+        </w:r>
+      </w:hyperlink>
+      <w:r>
+        <w:t xml:space="preserve"> - TLS 1.3 strengthens privacy so much that analyzing traffic becomes technically challenging, and current methods are often insufficient.</w:t>
+      </w:r>
+    </w:p>
+    <w:p>
+      <w:pPr>
+        <w:ind w:left="-720" w:right="-720"/>
+      </w:pPr>
+      <w:hyperlink r:id="rId38">
+        <w:r>
+          <w:rPr>
+            <w:color w:val="1155CC"/>
+            <w:u w:val="single"/>
+          </w:rPr>
+          <w:t>https://www.techradar.com/pro/what-the-post-quantum-shift-means-for-your-security-strategy</w:t>
+        </w:r>
+      </w:hyperlink>
+      <w:r>
+        <w:t xml:space="preserve"> </w:t>
+      </w:r>
+      <w:r>
+        <w:br/>
+      </w:r>
+      <w:hyperlink r:id="rId39">
+        <w:r>
+          <w:rPr>
+            <w:color w:val="1155CC"/>
+            <w:u w:val="single"/>
+          </w:rPr>
+          <w:t>https://engineering.fb.com/2024/05/22/security/post-quantum-readiness-tls-pqr-meta/</w:t>
+        </w:r>
+      </w:hyperlink>
+      <w:r>
+        <w:t xml:space="preserve"> - meta tries to add PQC</w:t>
+      </w:r>
+    </w:p>
+    <w:p>
+      <w:pPr>
+        <w:ind w:left="-720" w:right="-720"/>
+      </w:pPr>
+    </w:p>
+    <w:p>
+      <w:pPr>
+        <w:ind w:left="-720" w:right="-720"/>
+      </w:pPr>
+      <w:hyperlink r:id="rId40">
+        <w:r>
+          <w:rPr>
+            <w:color w:val="1155CC"/>
+            <w:u w:val="single"/>
+          </w:rPr>
+          <w:t>https://www.sciencedirect.com/science/article/abs/pii/S1574013725000140</w:t>
+        </w:r>
+      </w:hyperlink>
+      <w:r>
+        <w:t xml:space="preserve"> - notes real-world implementation weaknesses and potential attack risks (misuses that could bring side‑channel, network attacks, zero‑day exploits</w:t>
+      </w:r>
+      <w:proofErr w:type="gramStart"/>
+      <w:r>
+        <w:t>), and</w:t>
+      </w:r>
+      <w:proofErr w:type="gramEnd"/>
+      <w:r>
+        <w:t xml:space="preserve"> emphasizes the need for future countermeasures and improved security practices.</w:t>
+      </w:r>
+    </w:p>
+    <w:p>
+      <w:pPr>
+        <w:ind w:left="-720" w:right="-720"/>
+      </w:pPr>
+      <w:hyperlink r:id="rId41">
+        <w:r>
+          <w:rPr>
+            <w:color w:val="1155CC"/>
+            <w:u w:val="single"/>
+          </w:rPr>
+          <w:t>https://www.diva-portal.org/smash/get/diva2%3A1742628/FULLTEXT01.pdf</w:t>
+        </w:r>
+      </w:hyperlink>
+      <w:r>
+        <w:t xml:space="preserve"> - studies the side‑channel vulnerabilities of post‑quantum cryptographic algorithms (Saber, CRYSTALS‑Kyber) and shows that even quantum‑safe schemes can be compromised in practice if implementations leak information through physical channels, highlighting the need for stronger resistance in future PQC designs</w:t>
+      </w:r>
+    </w:p>
+    <w:p>
+      <w:pPr>
+        <w:ind w:left="-720" w:right="-720"/>
+      </w:pPr>
+    </w:p>
+    <w:p>
+      <w:pPr>
+        <w:ind w:left="-720" w:right="-720"/>
+      </w:pPr>
+    </w:p>
+    <w:p>
+      <w:pPr>
+        <w:ind w:left="-720" w:right="-720"/>
+      </w:pPr>
+      <w:r>
+        <w:t>Other similar projects/</w:t>
+      </w:r>
+      <w:proofErr w:type="gramStart"/>
+      <w:r>
+        <w:t>researches</w:t>
+      </w:r>
+      <w:proofErr w:type="gramEnd"/>
+    </w:p>
+    <w:p>
+      <w:pPr>
+        <w:ind w:left="-720" w:right="-720"/>
+      </w:pPr>
+      <w:hyperlink r:id="rId42">
+        <w:r>
+          <w:rPr>
+            <w:color w:val="1155CC"/>
+            <w:u w:val="single"/>
+          </w:rPr>
+          <w:t>https://nostrcg.github.io/http-schnorr-auth</w:t>
+        </w:r>
+      </w:hyperlink>
+      <w:r>
+        <w:t xml:space="preserve"> - draft implementation of auth through </w:t>
+      </w:r>
+      <w:proofErr w:type="spellStart"/>
+      <w:r>
+        <w:t>schnorr</w:t>
+      </w:r>
+      <w:proofErr w:type="spellEnd"/>
+    </w:p>
+    <w:p>
+      <w:pPr>
+        <w:ind w:left="-720" w:right="-720"/>
+      </w:pPr>
+      <w:hyperlink r:id="rId43">
+        <w:r>
+          <w:rPr>
+            <w:color w:val="1155CC"/>
+            <w:u w:val="single"/>
+          </w:rPr>
+          <w:t>https://medium.com/%40prathyusha756/efficacy-of-schnorr-signature-for-stateless-authentication-5ae5d65ec5d3</w:t>
+        </w:r>
+      </w:hyperlink>
+      <w:r>
+        <w:t xml:space="preserve"> - discussing efficiency of </w:t>
+      </w:r>
+      <w:proofErr w:type="gramStart"/>
+      <w:r>
+        <w:t>a</w:t>
+      </w:r>
+      <w:proofErr w:type="gramEnd"/>
+      <w:r>
+        <w:t xml:space="preserve"> authentication system with </w:t>
+      </w:r>
+      <w:proofErr w:type="spellStart"/>
+      <w:r>
+        <w:t>schnorr</w:t>
+      </w:r>
+      <w:proofErr w:type="spellEnd"/>
+    </w:p>
+    <w:p>
+      <w:pPr>
+        <w:ind w:left="-720" w:right="-720"/>
+      </w:pPr>
+    </w:p>
+    <w:p>
+      <w:pPr>
+        <w:ind w:left="-720" w:right="-720"/>
+      </w:pPr>
+    </w:p>
+    <w:p>
+      <w:pPr>
+        <w:ind w:left="-720" w:right="-720"/>
+      </w:pPr>
+      <w:r>
+        <w:t xml:space="preserve">Quantum </w:t>
+      </w:r>
+    </w:p>
+    <w:p>
+      <w:pPr>
+        <w:ind w:left="-720" w:right="-720"/>
+      </w:pPr>
+      <w:hyperlink r:id="rId44">
+        <w:r>
+          <w:rPr>
+            <w:color w:val="1155CC"/>
+            <w:u w:val="single"/>
+          </w:rPr>
+          <w:t>https://eprint.iacr.org/2015/1075.pdf</w:t>
+        </w:r>
+      </w:hyperlink>
+      <w:r>
+        <w:t xml:space="preserve"> - analyzes the impending threat that large‑scale quantum computers pose to current public‑key cryptography</w:t>
+      </w:r>
+    </w:p>
+    <w:p>
+      <w:pPr>
+        <w:ind w:left="-720" w:right="-720"/>
+      </w:pPr>
+    </w:p>
+    <w:p>
+      <w:pPr>
+        <w:ind w:left="-720" w:right="-720"/>
+      </w:pPr>
+      <w:r>
+        <w:t xml:space="preserve">Algorithm </w:t>
+      </w:r>
+      <w:proofErr w:type="gramStart"/>
+      <w:r>
+        <w:t>similar to</w:t>
+      </w:r>
+      <w:proofErr w:type="gramEnd"/>
+      <w:r>
+        <w:t xml:space="preserve"> Schnorr</w:t>
+      </w:r>
+    </w:p>
+    <w:p>
+      <w:pPr>
+        <w:ind w:left="-720" w:right="-720"/>
+      </w:pPr>
+      <w:hyperlink r:id="rId45">
+        <w:r>
+          <w:rPr>
+            <w:color w:val="1155CC"/>
+            <w:u w:val="single"/>
+          </w:rPr>
+          <w:t>https://datatracker.ietf.org/doc/html/rfc5054</w:t>
+        </w:r>
+      </w:hyperlink>
+      <w:r>
+        <w:t xml:space="preserve"> </w:t>
+      </w:r>
+    </w:p>
+    <w:p>
+      <w:pPr>
+        <w:ind w:left="-720" w:right="-720"/>
+      </w:pPr>
+    </w:p>
+    <w:p>
+      <w:pPr>
+        <w:ind w:left="-720" w:right="-720"/>
+      </w:pPr>
+      <w:r>
+        <w:t>ZKP Authentication Protocols</w:t>
+      </w:r>
+    </w:p>
+    <w:p>
+      <w:pPr>
+        <w:ind w:left="-720" w:right="-720"/>
+      </w:pPr>
+      <w:hyperlink r:id="rId46">
+        <w:r>
+          <w:rPr>
+            <w:color w:val="1155CC"/>
+            <w:u w:val="single"/>
+          </w:rPr>
+          <w:t>https://asecuritysite.com/pake</w:t>
+        </w:r>
+      </w:hyperlink>
+      <w:r>
+        <w:t xml:space="preserve"> </w:t>
+      </w:r>
+    </w:p>
+    <w:p>
+      <w:pPr>
+        <w:ind w:left="-720" w:right="-720"/>
+      </w:pPr>
+      <w:hyperlink r:id="rId47">
+        <w:r>
+          <w:rPr>
+            <w:color w:val="1155CC"/>
+            <w:u w:val="single"/>
+          </w:rPr>
+          <w:t>https://en.wikipedia.org/wiki/Password_Authenticated_Key_Exchange_by_Juggling</w:t>
+        </w:r>
+      </w:hyperlink>
+      <w:r>
+        <w:t xml:space="preserve"> </w:t>
+      </w:r>
+    </w:p>
+    <w:p>
+      <w:pPr>
+        <w:ind w:left="-720" w:right="-720"/>
+      </w:pPr>
+      <w:hyperlink r:id="rId48">
+        <w:r>
+          <w:rPr>
+            <w:color w:val="1155CC"/>
+            <w:u w:val="single"/>
+          </w:rPr>
+          <w:t>https://medium.com/@mainnetready/srp-a-zero-knowledge-protocol-for-password-authentication-1e19582aab29</w:t>
+        </w:r>
+      </w:hyperlink>
+      <w:r>
+        <w:t xml:space="preserve"> </w:t>
+      </w:r>
+    </w:p>
+    <w:p>
+      <w:pPr>
+        <w:ind w:left="-720" w:right="-720"/>
+      </w:pPr>
+      <w:hyperlink r:id="rId49">
+        <w:r>
+          <w:rPr>
+            <w:color w:val="1155CC"/>
+            <w:u w:val="single"/>
+          </w:rPr>
+          <w:t>https://arxiv.org/abs/2401.11735</w:t>
+        </w:r>
+      </w:hyperlink>
+      <w:r>
+        <w:t xml:space="preserve"> </w:t>
+      </w:r>
+    </w:p>
+    <w:p>
+      <w:pPr>
+        <w:ind w:left="-720" w:right="-720"/>
+      </w:pPr>
+      <w:hyperlink r:id="rId50">
+        <w:r>
+          <w:rPr>
+            <w:color w:val="1155CC"/>
+            <w:u w:val="single"/>
+          </w:rPr>
+          <w:t>https://sedicii.com/news/zero-knowledge-authentication/</w:t>
+        </w:r>
+      </w:hyperlink>
+      <w:r>
+        <w:t xml:space="preserve"> </w:t>
+      </w:r>
+    </w:p>
+    <w:p>
+      <w:pPr>
+        <w:ind w:left="-720" w:right="-720"/>
+      </w:pPr>
+    </w:p>
+    <w:p>
+      <w:pPr>
+        <w:ind w:left="-720" w:right="-720"/>
+      </w:pPr>
+    </w:p>
+    <w:p>
+      <w:pPr>
+        <w:ind w:left="-720" w:right="-720"/>
+      </w:pPr>
+    </w:p>
+    <w:p>
+      <w:pPr>
+        <w:ind w:left="-720" w:right="-720"/>
+      </w:pPr>
+      <w:r>
+        <w:t>—-------------------------------------------------------------------</w:t>
+      </w:r>
+    </w:p>
+    <w:p>
+      <w:pPr>
+        <w:ind w:left="-720" w:right="-720"/>
+      </w:pPr>
+    </w:p>
+    <w:p>
+      <w:pPr>
+        <w:ind w:left="-720" w:right="-720"/>
+      </w:pPr>
+    </w:p>
+    <w:p>
+      <w:pPr>
+        <w:ind w:left="-720" w:right="-720"/>
+        <w:rPr>
+          <w:b/>
+          <w:bCs/>
+        </w:rPr>
+      </w:pPr>
+      <w:hyperlink r:id="rId51">
+        <w:r>
+          <w:rPr>
+            <w:color w:val="1155CC"/>
+            <w:u w:val="single"/>
+          </w:rPr>
+          <w:t>https://blog.cloudflare.com/lattice-crypto-primer/</w:t>
+        </w:r>
+      </w:hyperlink>
+      <w:r>
+        <w:t xml:space="preserve"> - </w:t>
+      </w:r>
+      <w:proofErr w:type="spellStart"/>
+      <w:r>
+        <w:t>protejarea</w:t>
+      </w:r>
+      <w:proofErr w:type="spellEnd"/>
+      <w:r>
+        <w:t xml:space="preserve"> </w:t>
+      </w:r>
+      <w:proofErr w:type="spellStart"/>
+      <w:r>
+        <w:t>unui</w:t>
+      </w:r>
+      <w:proofErr w:type="spellEnd"/>
+      <w:r>
+        <w:t xml:space="preserve"> secret </w:t>
+      </w:r>
+      <w:proofErr w:type="spellStart"/>
+      <w:r>
+        <w:t>impotriva</w:t>
+      </w:r>
+      <w:proofErr w:type="spellEnd"/>
+      <w:r>
+        <w:t xml:space="preserve"> quantum computing </w:t>
+      </w:r>
+    </w:p>
+    <w:p>
+      <w:pPr>
+        <w:ind w:left="-720" w:right="-720"/>
+      </w:pPr>
+    </w:p>
+    <w:p>
+      <w:pPr>
+        <w:ind w:left="-720" w:right="-720"/>
+      </w:pPr>
+      <w:proofErr w:type="spellStart"/>
+      <w:r>
+        <w:t>Protectie</w:t>
+      </w:r>
+      <w:proofErr w:type="spellEnd"/>
+      <w:r>
+        <w:t xml:space="preserve"> extra: </w:t>
+      </w:r>
+      <w:proofErr w:type="spellStart"/>
+      <w:r>
+        <w:t>folosirea</w:t>
+      </w:r>
+      <w:proofErr w:type="spellEnd"/>
+      <w:r>
+        <w:t xml:space="preserve"> </w:t>
+      </w:r>
+      <w:proofErr w:type="spellStart"/>
+      <w:r>
+        <w:t>unui</w:t>
+      </w:r>
+      <w:proofErr w:type="spellEnd"/>
+      <w:r>
+        <w:t xml:space="preserve"> canal cu PQC (lattice based </w:t>
+      </w:r>
+      <w:proofErr w:type="spellStart"/>
+      <w:r>
+        <w:t>criptography</w:t>
+      </w:r>
+      <w:proofErr w:type="spellEnd"/>
+      <w:r>
+        <w:t xml:space="preserve">) </w:t>
+      </w:r>
+    </w:p>
+    <w:p>
+      <w:pPr>
+        <w:ind w:left="-720" w:right="-720"/>
+      </w:pPr>
+      <w:r>
+        <w:rPr>
+          <w:b/>
+          <w:bCs/>
+        </w:rPr>
         <w:lastRenderedPageBreak/>
-        <w:t>Eliminarea</w:t>
-      </w:r>
-      <w:proofErr w:type="spellEnd"/>
-      <w:r>
-        <w:rPr>
-          <w:u w:val="single"/>
-        </w:rPr>
-        <w:t xml:space="preserve"> </w:t>
-      </w:r>
-      <w:proofErr w:type="spellStart"/>
-      <w:r>
-        <w:rPr>
-          <w:u w:val="single"/>
-        </w:rPr>
-        <w:t>Intermediarilor</w:t>
-      </w:r>
-      <w:proofErr w:type="spellEnd"/>
-      <w:r>
-        <w:rPr>
-          <w:u w:val="single"/>
-        </w:rPr>
-        <w:t xml:space="preserve"> (Self-Sovereign Identity)</w:t>
-      </w:r>
-      <w:r>
-        <w:t xml:space="preserve"> </w:t>
-      </w:r>
-    </w:p>
-    <w:p>
-      <w:pPr>
-        <w:shd w:val="clear" w:color="auto" w:fill="FFFFFF"/>
-      </w:pPr>
-      <w:proofErr w:type="spellStart"/>
-      <w:r>
-        <w:t>Arhitectura</w:t>
-      </w:r>
-      <w:proofErr w:type="spellEnd"/>
-      <w:r>
-        <w:t xml:space="preserve"> </w:t>
-      </w:r>
-      <w:proofErr w:type="spellStart"/>
-      <w:r>
-        <w:t>funcționează</w:t>
-      </w:r>
-      <w:proofErr w:type="spellEnd"/>
-      <w:r>
-        <w:t xml:space="preserve"> </w:t>
-      </w:r>
-      <w:proofErr w:type="spellStart"/>
-      <w:r>
-        <w:t>într</w:t>
-      </w:r>
-      <w:proofErr w:type="spellEnd"/>
-      <w:r>
-        <w:t xml:space="preserve">-un mod </w:t>
-      </w:r>
-      <w:proofErr w:type="spellStart"/>
-      <w:r>
-        <w:t>descentralizat</w:t>
-      </w:r>
-      <w:proofErr w:type="spellEnd"/>
-      <w:r>
-        <w:t xml:space="preserve"> din </w:t>
-      </w:r>
-      <w:proofErr w:type="spellStart"/>
-      <w:r>
-        <w:t>perspectiva</w:t>
-      </w:r>
-      <w:proofErr w:type="spellEnd"/>
-      <w:r>
-        <w:t xml:space="preserve"> </w:t>
-      </w:r>
-      <w:proofErr w:type="spellStart"/>
-      <w:r>
-        <w:t>validării</w:t>
-      </w:r>
-      <w:proofErr w:type="spellEnd"/>
-      <w:r>
-        <w:t xml:space="preserve">: </w:t>
-      </w:r>
-      <w:proofErr w:type="spellStart"/>
-      <w:r>
-        <w:t>serverul</w:t>
-      </w:r>
-      <w:proofErr w:type="spellEnd"/>
-      <w:r>
-        <w:t xml:space="preserve"> </w:t>
-      </w:r>
-      <w:proofErr w:type="spellStart"/>
-      <w:r>
-        <w:t>tău</w:t>
-      </w:r>
-      <w:proofErr w:type="spellEnd"/>
-      <w:r>
-        <w:t xml:space="preserve"> </w:t>
-      </w:r>
-      <w:proofErr w:type="spellStart"/>
-      <w:r>
-        <w:t>devine</w:t>
-      </w:r>
-      <w:proofErr w:type="spellEnd"/>
-      <w:r>
-        <w:t xml:space="preserve"> propria </w:t>
-      </w:r>
-      <w:proofErr w:type="spellStart"/>
-      <w:r>
-        <w:t>Autoritate</w:t>
+        <w:t>Hybrid Auth:</w:t>
+      </w:r>
+      <w:r>
+        <w:t xml:space="preserve"> Folosirea Schnorr </w:t>
+      </w:r>
+      <w:proofErr w:type="spellStart"/>
+      <w:r>
+        <w:t>peste</w:t>
+      </w:r>
+      <w:proofErr w:type="spellEnd"/>
+      <w:r>
+        <w:t xml:space="preserve"> un canal </w:t>
+      </w:r>
+      <w:proofErr w:type="spellStart"/>
+      <w:r>
+        <w:t>deja</w:t>
+      </w:r>
+      <w:proofErr w:type="spellEnd"/>
+      <w:r>
+        <w:t xml:space="preserve"> </w:t>
+      </w:r>
+      <w:proofErr w:type="spellStart"/>
+      <w:r>
+        <w:t>securizat</w:t>
+      </w:r>
+      <w:proofErr w:type="spellEnd"/>
+      <w:r>
+        <w:t xml:space="preserve"> cu un </w:t>
+      </w:r>
+      <w:proofErr w:type="spellStart"/>
+      <w:r>
+        <w:t>algoritm</w:t>
+      </w:r>
+      <w:proofErr w:type="spellEnd"/>
+      <w:r>
+        <w:t xml:space="preserve"> post-</w:t>
+      </w:r>
+      <w:proofErr w:type="spellStart"/>
+      <w:r>
+        <w:t>cuantic</w:t>
+      </w:r>
+      <w:proofErr w:type="spellEnd"/>
+      <w:r>
+        <w:t xml:space="preserve"> </w:t>
+      </w:r>
+      <w:proofErr w:type="spellStart"/>
+      <w:r>
+        <w:t>pentru</w:t>
+      </w:r>
+      <w:proofErr w:type="spellEnd"/>
+      <w:r>
+        <w:t xml:space="preserve"> </w:t>
+      </w:r>
+      <w:proofErr w:type="spellStart"/>
+      <w:r>
+        <w:t>schimbul</w:t>
       </w:r>
       <w:proofErr w:type="spellEnd"/>
       <w:r>
@@ -14201,202 +14146,12 @@
       </w:r>
       <w:proofErr w:type="spellStart"/>
       <w:r>
-        <w:t>Certificare</w:t>
-      </w:r>
-      <w:proofErr w:type="spellEnd"/>
-      <w:r>
-        <w:t xml:space="preserve"> </w:t>
-      </w:r>
-      <w:proofErr w:type="spellStart"/>
-      <w:r>
-        <w:t>pentru</w:t>
-      </w:r>
-      <w:proofErr w:type="spellEnd"/>
-      <w:r>
-        <w:t xml:space="preserve"> </w:t>
-      </w:r>
-      <w:proofErr w:type="spellStart"/>
-      <w:r>
-        <w:t>sesiunea</w:t>
-      </w:r>
-      <w:proofErr w:type="spellEnd"/>
-      <w:r>
-        <w:t xml:space="preserve"> </w:t>
-      </w:r>
-      <w:proofErr w:type="spellStart"/>
-      <w:r>
-        <w:t>curentă</w:t>
-      </w:r>
-      <w:proofErr w:type="spellEnd"/>
-      <w:r>
-        <w:t xml:space="preserve">. </w:t>
-      </w:r>
-      <w:proofErr w:type="spellStart"/>
-      <w:r>
-        <w:t>Sistemul</w:t>
-      </w:r>
-      <w:proofErr w:type="spellEnd"/>
-      <w:r>
-        <w:t xml:space="preserve"> nu </w:t>
-      </w:r>
-      <w:proofErr w:type="spellStart"/>
-      <w:r>
-        <w:t>depinde</w:t>
-      </w:r>
-      <w:proofErr w:type="spellEnd"/>
-      <w:r>
-        <w:t xml:space="preserve"> de </w:t>
-      </w:r>
-      <w:proofErr w:type="spellStart"/>
-      <w:r>
-        <w:t>entități</w:t>
-      </w:r>
-      <w:proofErr w:type="spellEnd"/>
-      <w:r>
-        <w:t xml:space="preserve"> </w:t>
-      </w:r>
-      <w:proofErr w:type="spellStart"/>
-      <w:r>
-        <w:t>terțe</w:t>
-      </w:r>
-      <w:proofErr w:type="spellEnd"/>
-      <w:r>
-        <w:t xml:space="preserve"> (ex: </w:t>
-      </w:r>
-      <w:proofErr w:type="spellStart"/>
-      <w:r>
-        <w:t>validări</w:t>
-      </w:r>
-      <w:proofErr w:type="spellEnd"/>
-      <w:r>
-        <w:t xml:space="preserve"> de tip Google Sign-In </w:t>
-      </w:r>
-      <w:proofErr w:type="spellStart"/>
-      <w:r>
-        <w:t>sau</w:t>
-      </w:r>
-      <w:proofErr w:type="spellEnd"/>
-      <w:r>
-        <w:t xml:space="preserve"> Facebook) </w:t>
-      </w:r>
-      <w:proofErr w:type="spellStart"/>
-      <w:r>
-        <w:t>pentru</w:t>
-      </w:r>
-      <w:proofErr w:type="spellEnd"/>
-      <w:r>
-        <w:t xml:space="preserve"> a </w:t>
-      </w:r>
-      <w:proofErr w:type="spellStart"/>
-      <w:r>
-        <w:t>dovedi</w:t>
-      </w:r>
-      <w:proofErr w:type="spellEnd"/>
-      <w:r>
-        <w:t xml:space="preserve"> </w:t>
-      </w:r>
-      <w:proofErr w:type="spellStart"/>
-      <w:r>
-        <w:t>identitatea</w:t>
-      </w:r>
-      <w:proofErr w:type="spellEnd"/>
-      <w:r>
-        <w:t xml:space="preserve">; </w:t>
-      </w:r>
-      <w:proofErr w:type="spellStart"/>
-      <w:r>
-        <w:t>clientul</w:t>
-      </w:r>
-      <w:proofErr w:type="spellEnd"/>
-      <w:r>
-        <w:t xml:space="preserve"> </w:t>
-      </w:r>
-      <w:proofErr w:type="spellStart"/>
-      <w:r>
-        <w:t>demonstrează</w:t>
-      </w:r>
-      <w:proofErr w:type="spellEnd"/>
-      <w:r>
-        <w:t xml:space="preserve"> </w:t>
-      </w:r>
-      <w:proofErr w:type="spellStart"/>
-      <w:r>
-        <w:t>identitatea</w:t>
-      </w:r>
-      <w:proofErr w:type="spellEnd"/>
-      <w:r>
-        <w:t xml:space="preserve"> </w:t>
-      </w:r>
-      <w:proofErr w:type="spellStart"/>
-      <w:r>
-        <w:t>sa</w:t>
-      </w:r>
-      <w:proofErr w:type="spellEnd"/>
-      <w:r>
-        <w:t xml:space="preserve"> </w:t>
-      </w:r>
-      <w:proofErr w:type="spellStart"/>
-      <w:r>
-        <w:t>matematic</w:t>
-      </w:r>
-      <w:proofErr w:type="spellEnd"/>
-      <w:r>
-        <w:t xml:space="preserve"> </w:t>
-      </w:r>
-      <w:proofErr w:type="spellStart"/>
-      <w:r>
-        <w:t>și</w:t>
-      </w:r>
-      <w:proofErr w:type="spellEnd"/>
-      <w:r>
-        <w:t xml:space="preserve"> direct </w:t>
-      </w:r>
-      <w:proofErr w:type="spellStart"/>
-      <w:r>
-        <w:t>către</w:t>
-      </w:r>
-      <w:proofErr w:type="spellEnd"/>
-      <w:r>
-        <w:t xml:space="preserve"> </w:t>
-      </w:r>
-      <w:proofErr w:type="spellStart"/>
-      <w:r>
-        <w:t>serverul</w:t>
-      </w:r>
-      <w:proofErr w:type="spellEnd"/>
-      <w:r>
-        <w:t xml:space="preserve"> cu care </w:t>
-      </w:r>
-      <w:proofErr w:type="spellStart"/>
-      <w:r>
-        <w:t>dorește</w:t>
-      </w:r>
-      <w:proofErr w:type="spellEnd"/>
-      <w:r>
-        <w:t xml:space="preserve"> </w:t>
-      </w:r>
-      <w:proofErr w:type="spellStart"/>
-      <w:r>
-        <w:t>să</w:t>
-      </w:r>
-      <w:proofErr w:type="spellEnd"/>
-      <w:r>
-        <w:t xml:space="preserve"> </w:t>
-      </w:r>
-      <w:proofErr w:type="spellStart"/>
-      <w:r>
-        <w:t>comunice</w:t>
-      </w:r>
-      <w:proofErr w:type="spellEnd"/>
-      <w:r>
-        <w:t xml:space="preserve">. </w:t>
-      </w:r>
-    </w:p>
-    <w:p>
-      <w:pPr>
-        <w:shd w:val="clear" w:color="auto" w:fill="FFFFFF"/>
-        <w:ind w:left="-720" w:right="-720"/>
-      </w:pPr>
+        <w:t>chei</w:t>
+      </w:r>
+      <w:proofErr w:type="spellEnd"/>
+      <w:r>
+        <w:t>.</w:t>
+      </w:r>
     </w:p>
     <w:p>
       <w:pPr>
